--- a/BCKH_Chủ đề 15.docx
+++ b/BCKH_Chủ đề 15.docx
@@ -422,8 +422,6 @@
         </w:rPr>
         <w:t>4</w:t>
       </w:r>
-      <w:bookmarkStart w:id="1" w:name="_GoBack"/>
-      <w:bookmarkEnd w:id="1"/>
     </w:p>
     <w:p>
       <w:pPr>
@@ -457,8 +455,8 @@
         </w:rPr>
         <w:t xml:space="preserve">Sinh viên thực hiện: </w:t>
       </w:r>
-      <w:bookmarkStart w:id="2" w:name="_Hlk212405633"/>
-      <w:bookmarkStart w:id="3" w:name="_Hlk212405012"/>
+      <w:bookmarkStart w:id="1" w:name="_Hlk212405633"/>
+      <w:bookmarkStart w:id="2" w:name="_Hlk212405012"/>
     </w:p>
     <w:p>
       <w:pPr>
@@ -535,7 +533,7 @@
         </w:rPr>
         <w:t xml:space="preserve">– MSSV: </w:t>
       </w:r>
-      <w:bookmarkEnd w:id="2"/>
+      <w:bookmarkEnd w:id="1"/>
       <w:r>
         <w:rPr>
           <w:rFonts w:asciiTheme="majorHAnsi" w:hAnsiTheme="majorHAnsi" w:cstheme="majorHAnsi"/>
@@ -701,7 +699,7 @@
         </w:rPr>
       </w:pPr>
     </w:p>
-    <w:bookmarkEnd w:id="3"/>
+    <w:bookmarkEnd w:id="2"/>
     <w:p>
       <w:pPr>
         <w:spacing w:line="276" w:lineRule="auto"/>
@@ -810,6 +808,8 @@
               <w:rFonts w:ascii="Times New Roman" w:hAnsi="Times New Roman" w:cs="Times New Roman"/>
               <w:b/>
               <w:color w:val="auto"/>
+              <w:sz w:val="24"/>
+              <w:szCs w:val="24"/>
             </w:rPr>
           </w:pPr>
           <w:r>
@@ -817,6 +817,8 @@
               <w:rFonts w:ascii="Times New Roman" w:hAnsi="Times New Roman" w:cs="Times New Roman"/>
               <w:b/>
               <w:color w:val="auto"/>
+              <w:sz w:val="24"/>
+              <w:szCs w:val="24"/>
             </w:rPr>
             <w:t>MỤC LỤC</w:t>
           </w:r>
@@ -831,8 +833,6 @@
               <w:rFonts w:ascii="Times New Roman" w:hAnsi="Times New Roman" w:cs="Times New Roman"/>
               <w:noProof/>
               <w:kern w:val="0"/>
-              <w:sz w:val="32"/>
-              <w:szCs w:val="32"/>
               <w:lang w:val="en-US" w:eastAsia="en-US"/>
               <w14:ligatures w14:val="none"/>
             </w:rPr>
@@ -840,47 +840,38 @@
           <w:r>
             <w:rPr>
               <w:rFonts w:ascii="Times New Roman" w:hAnsi="Times New Roman" w:cs="Times New Roman"/>
-              <w:sz w:val="32"/>
-              <w:szCs w:val="32"/>
             </w:rPr>
             <w:fldChar w:fldCharType="begin"/>
           </w:r>
           <w:r>
             <w:rPr>
               <w:rFonts w:ascii="Times New Roman" w:hAnsi="Times New Roman" w:cs="Times New Roman"/>
-              <w:sz w:val="32"/>
-              <w:szCs w:val="32"/>
             </w:rPr>
             <w:instrText xml:space="preserve"> TOC \o "1-3" \h \z \u </w:instrText>
           </w:r>
           <w:r>
             <w:rPr>
               <w:rFonts w:ascii="Times New Roman" w:hAnsi="Times New Roman" w:cs="Times New Roman"/>
-              <w:sz w:val="32"/>
-              <w:szCs w:val="32"/>
             </w:rPr>
             <w:fldChar w:fldCharType="separate"/>
           </w:r>
-          <w:hyperlink w:anchor="_Toc242397498" w:history="1">
+          <w:hyperlink w:anchor="_Toc242397499" w:history="1">
             <w:r>
               <w:rPr>
                 <w:rStyle w:val="Hyperlink"/>
-                <w:rFonts w:ascii="Times New Roman" w:hAnsi="Times New Roman" w:cs="Times New Roman"/>
+                <w:rFonts w:ascii="Times New Roman" w:eastAsia="Times New Roman" w:hAnsi="Times New Roman" w:cs="Times New Roman"/>
                 <w:b/>
                 <w:bCs/>
                 <w:noProof/>
-                <w:sz w:val="32"/>
-                <w:szCs w:val="32"/>
-              </w:rPr>
-              <w:t>ĐỀ TÀI 14. DỰ ĐOÁN THỜI TIẾT</w:t>
+                <w:lang w:val="en-US"/>
+              </w:rPr>
+              <w:t>LỜI MỞ ĐẦU</w:t>
             </w:r>
             <w:r>
               <w:rPr>
                 <w:rFonts w:ascii="Times New Roman" w:hAnsi="Times New Roman" w:cs="Times New Roman"/>
                 <w:noProof/>
                 <w:webHidden/>
-                <w:sz w:val="32"/>
-                <w:szCs w:val="32"/>
               </w:rPr>
               <w:tab/>
             </w:r>
@@ -889,8 +880,6 @@
                 <w:rFonts w:ascii="Times New Roman" w:hAnsi="Times New Roman" w:cs="Times New Roman"/>
                 <w:noProof/>
                 <w:webHidden/>
-                <w:sz w:val="32"/>
-                <w:szCs w:val="32"/>
               </w:rPr>
               <w:fldChar w:fldCharType="begin"/>
             </w:r>
@@ -899,18 +888,14 @@
                 <w:rFonts w:ascii="Times New Roman" w:hAnsi="Times New Roman" w:cs="Times New Roman"/>
                 <w:noProof/>
                 <w:webHidden/>
-                <w:sz w:val="32"/>
-                <w:szCs w:val="32"/>
-              </w:rPr>
-              <w:instrText xml:space="preserve"> PAGEREF _Toc242397498 \h </w:instrText>
+              </w:rPr>
+              <w:instrText xml:space="preserve"> PAGEREF _Toc242397499 \h </w:instrText>
             </w:r>
             <w:r>
               <w:rPr>
                 <w:rFonts w:ascii="Times New Roman" w:hAnsi="Times New Roman" w:cs="Times New Roman"/>
                 <w:noProof/>
                 <w:webHidden/>
-                <w:sz w:val="32"/>
-                <w:szCs w:val="32"/>
               </w:rPr>
             </w:r>
             <w:r>
@@ -918,8 +903,6 @@
                 <w:rFonts w:ascii="Times New Roman" w:hAnsi="Times New Roman" w:cs="Times New Roman"/>
                 <w:noProof/>
                 <w:webHidden/>
-                <w:sz w:val="32"/>
-                <w:szCs w:val="32"/>
               </w:rPr>
               <w:fldChar w:fldCharType="separate"/>
             </w:r>
@@ -928,18 +911,14 @@
                 <w:rFonts w:ascii="Times New Roman" w:hAnsi="Times New Roman" w:cs="Times New Roman"/>
                 <w:noProof/>
                 <w:webHidden/>
-                <w:sz w:val="32"/>
-                <w:szCs w:val="32"/>
-              </w:rPr>
-              <w:t>1</w:t>
+              </w:rPr>
+              <w:t>3</w:t>
             </w:r>
             <w:r>
               <w:rPr>
                 <w:rFonts w:ascii="Times New Roman" w:hAnsi="Times New Roman" w:cs="Times New Roman"/>
                 <w:noProof/>
                 <w:webHidden/>
-                <w:sz w:val="32"/>
-                <w:szCs w:val="32"/>
               </w:rPr>
               <w:fldChar w:fldCharType="end"/>
             </w:r>
@@ -955,13 +934,11 @@
               <w:rFonts w:ascii="Times New Roman" w:hAnsi="Times New Roman" w:cs="Times New Roman"/>
               <w:noProof/>
               <w:kern w:val="0"/>
-              <w:sz w:val="32"/>
-              <w:szCs w:val="32"/>
               <w:lang w:val="en-US" w:eastAsia="en-US"/>
               <w14:ligatures w14:val="none"/>
             </w:rPr>
           </w:pPr>
-          <w:hyperlink w:anchor="_Toc242397499" w:history="1">
+          <w:hyperlink w:anchor="_Toc242397500" w:history="1">
             <w:r>
               <w:rPr>
                 <w:rStyle w:val="Hyperlink"/>
@@ -969,19 +946,25 @@
                 <w:b/>
                 <w:bCs/>
                 <w:noProof/>
-                <w:sz w:val="32"/>
-                <w:szCs w:val="32"/>
                 <w:lang w:val="en-US"/>
               </w:rPr>
-              <w:t>LỜI MỞ ĐẦU</w:t>
+              <w:t xml:space="preserve">I. </w:t>
+            </w:r>
+            <w:r>
+              <w:rPr>
+                <w:rStyle w:val="Hyperlink"/>
+                <w:rFonts w:ascii="Times New Roman" w:eastAsia="Times New Roman" w:hAnsi="Times New Roman" w:cs="Times New Roman"/>
+                <w:b/>
+                <w:bCs/>
+                <w:noProof/>
+              </w:rPr>
+              <w:t>MỤC TIÊU</w:t>
             </w:r>
             <w:r>
               <w:rPr>
                 <w:rFonts w:ascii="Times New Roman" w:hAnsi="Times New Roman" w:cs="Times New Roman"/>
                 <w:noProof/>
                 <w:webHidden/>
-                <w:sz w:val="32"/>
-                <w:szCs w:val="32"/>
               </w:rPr>
               <w:tab/>
             </w:r>
@@ -990,8 +973,6 @@
                 <w:rFonts w:ascii="Times New Roman" w:hAnsi="Times New Roman" w:cs="Times New Roman"/>
                 <w:noProof/>
                 <w:webHidden/>
-                <w:sz w:val="32"/>
-                <w:szCs w:val="32"/>
               </w:rPr>
               <w:fldChar w:fldCharType="begin"/>
             </w:r>
@@ -1000,18 +981,14 @@
                 <w:rFonts w:ascii="Times New Roman" w:hAnsi="Times New Roman" w:cs="Times New Roman"/>
                 <w:noProof/>
                 <w:webHidden/>
-                <w:sz w:val="32"/>
-                <w:szCs w:val="32"/>
-              </w:rPr>
-              <w:instrText xml:space="preserve"> PAGEREF _Toc242397499 \h </w:instrText>
+              </w:rPr>
+              <w:instrText xml:space="preserve"> PAGEREF _Toc242397500 \h </w:instrText>
             </w:r>
             <w:r>
               <w:rPr>
                 <w:rFonts w:ascii="Times New Roman" w:hAnsi="Times New Roman" w:cs="Times New Roman"/>
                 <w:noProof/>
                 <w:webHidden/>
-                <w:sz w:val="32"/>
-                <w:szCs w:val="32"/>
               </w:rPr>
             </w:r>
             <w:r>
@@ -1019,8 +996,6 @@
                 <w:rFonts w:ascii="Times New Roman" w:hAnsi="Times New Roman" w:cs="Times New Roman"/>
                 <w:noProof/>
                 <w:webHidden/>
-                <w:sz w:val="32"/>
-                <w:szCs w:val="32"/>
               </w:rPr>
               <w:fldChar w:fldCharType="separate"/>
             </w:r>
@@ -1029,18 +1004,14 @@
                 <w:rFonts w:ascii="Times New Roman" w:hAnsi="Times New Roman" w:cs="Times New Roman"/>
                 <w:noProof/>
                 <w:webHidden/>
-                <w:sz w:val="32"/>
-                <w:szCs w:val="32"/>
-              </w:rPr>
-              <w:t>3</w:t>
+              </w:rPr>
+              <w:t>4</w:t>
             </w:r>
             <w:r>
               <w:rPr>
                 <w:rFonts w:ascii="Times New Roman" w:hAnsi="Times New Roman" w:cs="Times New Roman"/>
                 <w:noProof/>
                 <w:webHidden/>
-                <w:sz w:val="32"/>
-                <w:szCs w:val="32"/>
               </w:rPr>
               <w:fldChar w:fldCharType="end"/>
             </w:r>
@@ -1056,13 +1027,11 @@
               <w:rFonts w:ascii="Times New Roman" w:hAnsi="Times New Roman" w:cs="Times New Roman"/>
               <w:noProof/>
               <w:kern w:val="0"/>
-              <w:sz w:val="32"/>
-              <w:szCs w:val="32"/>
               <w:lang w:val="en-US" w:eastAsia="en-US"/>
               <w14:ligatures w14:val="none"/>
             </w:rPr>
           </w:pPr>
-          <w:hyperlink w:anchor="_Toc242397500" w:history="1">
+          <w:hyperlink w:anchor="_Toc242397509" w:history="1">
             <w:r>
               <w:rPr>
                 <w:rStyle w:val="Hyperlink"/>
@@ -1070,11 +1039,9 @@
                 <w:b/>
                 <w:bCs/>
                 <w:noProof/>
-                <w:sz w:val="32"/>
-                <w:szCs w:val="32"/>
                 <w:lang w:val="en-US"/>
               </w:rPr>
-              <w:t xml:space="preserve">I. </w:t>
+              <w:t xml:space="preserve">II. </w:t>
             </w:r>
             <w:r>
               <w:rPr>
@@ -1083,18 +1050,25 @@
                 <w:b/>
                 <w:bCs/>
                 <w:noProof/>
-                <w:sz w:val="32"/>
-                <w:szCs w:val="32"/>
-              </w:rPr>
-              <w:t>MỤC TIÊU</w:t>
+              </w:rPr>
+              <w:t xml:space="preserve">NỘI DUNG </w:t>
+            </w:r>
+            <w:r>
+              <w:rPr>
+                <w:rStyle w:val="Hyperlink"/>
+                <w:rFonts w:ascii="Times New Roman" w:eastAsia="Times New Roman" w:hAnsi="Times New Roman" w:cs="Times New Roman"/>
+                <w:b/>
+                <w:bCs/>
+                <w:noProof/>
+                <w:lang w:val="en-US"/>
+              </w:rPr>
+              <w:t>LÝ THUYẾT</w:t>
             </w:r>
             <w:r>
               <w:rPr>
                 <w:rFonts w:ascii="Times New Roman" w:hAnsi="Times New Roman" w:cs="Times New Roman"/>
                 <w:noProof/>
                 <w:webHidden/>
-                <w:sz w:val="32"/>
-                <w:szCs w:val="32"/>
               </w:rPr>
               <w:tab/>
             </w:r>
@@ -1103,8 +1077,6 @@
                 <w:rFonts w:ascii="Times New Roman" w:hAnsi="Times New Roman" w:cs="Times New Roman"/>
                 <w:noProof/>
                 <w:webHidden/>
-                <w:sz w:val="32"/>
-                <w:szCs w:val="32"/>
               </w:rPr>
               <w:fldChar w:fldCharType="begin"/>
             </w:r>
@@ -1113,18 +1085,14 @@
                 <w:rFonts w:ascii="Times New Roman" w:hAnsi="Times New Roman" w:cs="Times New Roman"/>
                 <w:noProof/>
                 <w:webHidden/>
-                <w:sz w:val="32"/>
-                <w:szCs w:val="32"/>
-              </w:rPr>
-              <w:instrText xml:space="preserve"> PAGEREF _Toc242397500 \h </w:instrText>
+              </w:rPr>
+              <w:instrText xml:space="preserve"> PAGEREF _Toc242397509 \h </w:instrText>
             </w:r>
             <w:r>
               <w:rPr>
                 <w:rFonts w:ascii="Times New Roman" w:hAnsi="Times New Roman" w:cs="Times New Roman"/>
                 <w:noProof/>
                 <w:webHidden/>
-                <w:sz w:val="32"/>
-                <w:szCs w:val="32"/>
               </w:rPr>
             </w:r>
             <w:r>
@@ -1132,8 +1100,6 @@
                 <w:rFonts w:ascii="Times New Roman" w:hAnsi="Times New Roman" w:cs="Times New Roman"/>
                 <w:noProof/>
                 <w:webHidden/>
-                <w:sz w:val="32"/>
-                <w:szCs w:val="32"/>
               </w:rPr>
               <w:fldChar w:fldCharType="separate"/>
             </w:r>
@@ -1142,8 +1108,6 @@
                 <w:rFonts w:ascii="Times New Roman" w:hAnsi="Times New Roman" w:cs="Times New Roman"/>
                 <w:noProof/>
                 <w:webHidden/>
-                <w:sz w:val="32"/>
-                <w:szCs w:val="32"/>
               </w:rPr>
               <w:t>4</w:t>
             </w:r>
@@ -1152,8 +1116,1452 @@
                 <w:rFonts w:ascii="Times New Roman" w:hAnsi="Times New Roman" w:cs="Times New Roman"/>
                 <w:noProof/>
                 <w:webHidden/>
-                <w:sz w:val="32"/>
-                <w:szCs w:val="32"/>
+              </w:rPr>
+              <w:fldChar w:fldCharType="end"/>
+            </w:r>
+          </w:hyperlink>
+        </w:p>
+        <w:p>
+          <w:pPr>
+            <w:pStyle w:val="TOC2"/>
+            <w:tabs>
+              <w:tab w:val="right" w:leader="dot" w:pos="9016"/>
+            </w:tabs>
+            <w:rPr>
+              <w:rFonts w:ascii="Times New Roman" w:hAnsi="Times New Roman" w:cs="Times New Roman"/>
+              <w:noProof/>
+              <w:kern w:val="0"/>
+              <w:lang w:val="en-US" w:eastAsia="en-US"/>
+              <w14:ligatures w14:val="none"/>
+            </w:rPr>
+          </w:pPr>
+          <w:hyperlink w:anchor="_Toc242397510" w:history="1">
+            <w:r>
+              <w:rPr>
+                <w:rStyle w:val="Hyperlink"/>
+                <w:rFonts w:ascii="Times New Roman" w:eastAsia="Times New Roman" w:hAnsi="Times New Roman" w:cs="Times New Roman"/>
+                <w:bCs/>
+                <w:noProof/>
+                <w:lang w:val="en-US"/>
+              </w:rPr>
+              <w:t>1. Lớp</w:t>
+            </w:r>
+            <w:r>
+              <w:rPr>
+                <w:rFonts w:ascii="Times New Roman" w:hAnsi="Times New Roman" w:cs="Times New Roman"/>
+                <w:noProof/>
+                <w:webHidden/>
+              </w:rPr>
+              <w:tab/>
+            </w:r>
+            <w:r>
+              <w:rPr>
+                <w:rFonts w:ascii="Times New Roman" w:hAnsi="Times New Roman" w:cs="Times New Roman"/>
+                <w:noProof/>
+                <w:webHidden/>
+              </w:rPr>
+              <w:fldChar w:fldCharType="begin"/>
+            </w:r>
+            <w:r>
+              <w:rPr>
+                <w:rFonts w:ascii="Times New Roman" w:hAnsi="Times New Roman" w:cs="Times New Roman"/>
+                <w:noProof/>
+                <w:webHidden/>
+              </w:rPr>
+              <w:instrText xml:space="preserve"> PAGEREF _Toc242397510 \h </w:instrText>
+            </w:r>
+            <w:r>
+              <w:rPr>
+                <w:rFonts w:ascii="Times New Roman" w:hAnsi="Times New Roman" w:cs="Times New Roman"/>
+                <w:noProof/>
+                <w:webHidden/>
+              </w:rPr>
+            </w:r>
+            <w:r>
+              <w:rPr>
+                <w:rFonts w:ascii="Times New Roman" w:hAnsi="Times New Roman" w:cs="Times New Roman"/>
+                <w:noProof/>
+                <w:webHidden/>
+              </w:rPr>
+              <w:fldChar w:fldCharType="separate"/>
+            </w:r>
+            <w:r>
+              <w:rPr>
+                <w:rFonts w:ascii="Times New Roman" w:hAnsi="Times New Roman" w:cs="Times New Roman"/>
+                <w:noProof/>
+                <w:webHidden/>
+              </w:rPr>
+              <w:t>4</w:t>
+            </w:r>
+            <w:r>
+              <w:rPr>
+                <w:rFonts w:ascii="Times New Roman" w:hAnsi="Times New Roman" w:cs="Times New Roman"/>
+                <w:noProof/>
+                <w:webHidden/>
+              </w:rPr>
+              <w:fldChar w:fldCharType="end"/>
+            </w:r>
+          </w:hyperlink>
+        </w:p>
+        <w:p>
+          <w:pPr>
+            <w:pStyle w:val="TOC3"/>
+            <w:rPr>
+              <w:kern w:val="0"/>
+              <w:sz w:val="24"/>
+              <w:szCs w:val="24"/>
+              <w:lang w:val="en-US" w:eastAsia="en-US"/>
+              <w14:ligatures w14:val="none"/>
+            </w:rPr>
+          </w:pPr>
+          <w:hyperlink w:anchor="_Toc242397511" w:history="1">
+            <w:r>
+              <w:rPr>
+                <w:rStyle w:val="Hyperlink"/>
+                <w:b w:val="0"/>
+                <w:sz w:val="24"/>
+                <w:szCs w:val="24"/>
+                <w:lang w:val="en-US"/>
+              </w:rPr>
+              <w:t>1.1. Khái niệm lớp</w:t>
+            </w:r>
+            <w:r>
+              <w:rPr>
+                <w:webHidden/>
+                <w:sz w:val="24"/>
+                <w:szCs w:val="24"/>
+              </w:rPr>
+              <w:tab/>
+            </w:r>
+            <w:r>
+              <w:rPr>
+                <w:webHidden/>
+                <w:sz w:val="24"/>
+                <w:szCs w:val="24"/>
+              </w:rPr>
+              <w:fldChar w:fldCharType="begin"/>
+            </w:r>
+            <w:r>
+              <w:rPr>
+                <w:webHidden/>
+                <w:sz w:val="24"/>
+                <w:szCs w:val="24"/>
+              </w:rPr>
+              <w:instrText xml:space="preserve"> PAGEREF _Toc242397511 \h </w:instrText>
+            </w:r>
+            <w:r>
+              <w:rPr>
+                <w:webHidden/>
+                <w:sz w:val="24"/>
+                <w:szCs w:val="24"/>
+              </w:rPr>
+            </w:r>
+            <w:r>
+              <w:rPr>
+                <w:webHidden/>
+                <w:sz w:val="24"/>
+                <w:szCs w:val="24"/>
+              </w:rPr>
+              <w:fldChar w:fldCharType="separate"/>
+            </w:r>
+            <w:r>
+              <w:rPr>
+                <w:webHidden/>
+                <w:sz w:val="24"/>
+                <w:szCs w:val="24"/>
+              </w:rPr>
+              <w:t>4</w:t>
+            </w:r>
+            <w:r>
+              <w:rPr>
+                <w:webHidden/>
+                <w:sz w:val="24"/>
+                <w:szCs w:val="24"/>
+              </w:rPr>
+              <w:fldChar w:fldCharType="end"/>
+            </w:r>
+          </w:hyperlink>
+        </w:p>
+        <w:p>
+          <w:pPr>
+            <w:pStyle w:val="TOC3"/>
+            <w:rPr>
+              <w:kern w:val="0"/>
+              <w:sz w:val="24"/>
+              <w:szCs w:val="24"/>
+              <w:lang w:val="en-US" w:eastAsia="en-US"/>
+              <w14:ligatures w14:val="none"/>
+            </w:rPr>
+          </w:pPr>
+          <w:hyperlink w:anchor="_Toc242397512" w:history="1">
+            <w:r>
+              <w:rPr>
+                <w:rStyle w:val="Hyperlink"/>
+                <w:b w:val="0"/>
+                <w:sz w:val="24"/>
+                <w:szCs w:val="24"/>
+                <w:lang w:val="en-US"/>
+              </w:rPr>
+              <w:t>1.2. Cấu trúc và thành phần của lớp</w:t>
+            </w:r>
+            <w:r>
+              <w:rPr>
+                <w:webHidden/>
+                <w:sz w:val="24"/>
+                <w:szCs w:val="24"/>
+              </w:rPr>
+              <w:tab/>
+            </w:r>
+            <w:r>
+              <w:rPr>
+                <w:webHidden/>
+                <w:sz w:val="24"/>
+                <w:szCs w:val="24"/>
+              </w:rPr>
+              <w:fldChar w:fldCharType="begin"/>
+            </w:r>
+            <w:r>
+              <w:rPr>
+                <w:webHidden/>
+                <w:sz w:val="24"/>
+                <w:szCs w:val="24"/>
+              </w:rPr>
+              <w:instrText xml:space="preserve"> PAGEREF _Toc242397512 \h </w:instrText>
+            </w:r>
+            <w:r>
+              <w:rPr>
+                <w:webHidden/>
+                <w:sz w:val="24"/>
+                <w:szCs w:val="24"/>
+              </w:rPr>
+            </w:r>
+            <w:r>
+              <w:rPr>
+                <w:webHidden/>
+                <w:sz w:val="24"/>
+                <w:szCs w:val="24"/>
+              </w:rPr>
+              <w:fldChar w:fldCharType="separate"/>
+            </w:r>
+            <w:r>
+              <w:rPr>
+                <w:webHidden/>
+                <w:sz w:val="24"/>
+                <w:szCs w:val="24"/>
+              </w:rPr>
+              <w:t>4</w:t>
+            </w:r>
+            <w:r>
+              <w:rPr>
+                <w:webHidden/>
+                <w:sz w:val="24"/>
+                <w:szCs w:val="24"/>
+              </w:rPr>
+              <w:fldChar w:fldCharType="end"/>
+            </w:r>
+          </w:hyperlink>
+        </w:p>
+        <w:p>
+          <w:pPr>
+            <w:pStyle w:val="TOC2"/>
+            <w:tabs>
+              <w:tab w:val="right" w:leader="dot" w:pos="9016"/>
+            </w:tabs>
+            <w:rPr>
+              <w:rFonts w:ascii="Times New Roman" w:hAnsi="Times New Roman" w:cs="Times New Roman"/>
+              <w:noProof/>
+              <w:kern w:val="0"/>
+              <w:lang w:val="en-US" w:eastAsia="en-US"/>
+              <w14:ligatures w14:val="none"/>
+            </w:rPr>
+          </w:pPr>
+          <w:hyperlink w:anchor="_Toc242397513" w:history="1">
+            <w:r>
+              <w:rPr>
+                <w:rStyle w:val="Hyperlink"/>
+                <w:rFonts w:ascii="Times New Roman" w:eastAsia="Times New Roman" w:hAnsi="Times New Roman" w:cs="Times New Roman"/>
+                <w:bCs/>
+                <w:noProof/>
+                <w:lang w:val="en-US"/>
+              </w:rPr>
+              <w:t>2. Đối tượng</w:t>
+            </w:r>
+            <w:r>
+              <w:rPr>
+                <w:rFonts w:ascii="Times New Roman" w:hAnsi="Times New Roman" w:cs="Times New Roman"/>
+                <w:noProof/>
+                <w:webHidden/>
+              </w:rPr>
+              <w:tab/>
+            </w:r>
+            <w:r>
+              <w:rPr>
+                <w:rFonts w:ascii="Times New Roman" w:hAnsi="Times New Roman" w:cs="Times New Roman"/>
+                <w:noProof/>
+                <w:webHidden/>
+              </w:rPr>
+              <w:fldChar w:fldCharType="begin"/>
+            </w:r>
+            <w:r>
+              <w:rPr>
+                <w:rFonts w:ascii="Times New Roman" w:hAnsi="Times New Roman" w:cs="Times New Roman"/>
+                <w:noProof/>
+                <w:webHidden/>
+              </w:rPr>
+              <w:instrText xml:space="preserve"> PAGEREF _Toc242397513 \h </w:instrText>
+            </w:r>
+            <w:r>
+              <w:rPr>
+                <w:rFonts w:ascii="Times New Roman" w:hAnsi="Times New Roman" w:cs="Times New Roman"/>
+                <w:noProof/>
+                <w:webHidden/>
+              </w:rPr>
+            </w:r>
+            <w:r>
+              <w:rPr>
+                <w:rFonts w:ascii="Times New Roman" w:hAnsi="Times New Roman" w:cs="Times New Roman"/>
+                <w:noProof/>
+                <w:webHidden/>
+              </w:rPr>
+              <w:fldChar w:fldCharType="separate"/>
+            </w:r>
+            <w:r>
+              <w:rPr>
+                <w:rFonts w:ascii="Times New Roman" w:hAnsi="Times New Roman" w:cs="Times New Roman"/>
+                <w:noProof/>
+                <w:webHidden/>
+              </w:rPr>
+              <w:t>5</w:t>
+            </w:r>
+            <w:r>
+              <w:rPr>
+                <w:rFonts w:ascii="Times New Roman" w:hAnsi="Times New Roman" w:cs="Times New Roman"/>
+                <w:noProof/>
+                <w:webHidden/>
+              </w:rPr>
+              <w:fldChar w:fldCharType="end"/>
+            </w:r>
+          </w:hyperlink>
+        </w:p>
+        <w:p>
+          <w:pPr>
+            <w:pStyle w:val="TOC3"/>
+            <w:rPr>
+              <w:kern w:val="0"/>
+              <w:sz w:val="24"/>
+              <w:szCs w:val="24"/>
+              <w:lang w:val="en-US" w:eastAsia="en-US"/>
+              <w14:ligatures w14:val="none"/>
+            </w:rPr>
+          </w:pPr>
+          <w:hyperlink w:anchor="_Toc242397514" w:history="1">
+            <w:r>
+              <w:rPr>
+                <w:rStyle w:val="Hyperlink"/>
+                <w:b w:val="0"/>
+                <w:sz w:val="24"/>
+                <w:szCs w:val="24"/>
+                <w:lang w:val="en-US"/>
+              </w:rPr>
+              <w:t>2.1. Đối tượng</w:t>
+            </w:r>
+            <w:r>
+              <w:rPr>
+                <w:webHidden/>
+                <w:sz w:val="24"/>
+                <w:szCs w:val="24"/>
+              </w:rPr>
+              <w:tab/>
+            </w:r>
+            <w:r>
+              <w:rPr>
+                <w:webHidden/>
+                <w:sz w:val="24"/>
+                <w:szCs w:val="24"/>
+              </w:rPr>
+              <w:fldChar w:fldCharType="begin"/>
+            </w:r>
+            <w:r>
+              <w:rPr>
+                <w:webHidden/>
+                <w:sz w:val="24"/>
+                <w:szCs w:val="24"/>
+              </w:rPr>
+              <w:instrText xml:space="preserve"> PAGEREF _Toc242397514 \h </w:instrText>
+            </w:r>
+            <w:r>
+              <w:rPr>
+                <w:webHidden/>
+                <w:sz w:val="24"/>
+                <w:szCs w:val="24"/>
+              </w:rPr>
+            </w:r>
+            <w:r>
+              <w:rPr>
+                <w:webHidden/>
+                <w:sz w:val="24"/>
+                <w:szCs w:val="24"/>
+              </w:rPr>
+              <w:fldChar w:fldCharType="separate"/>
+            </w:r>
+            <w:r>
+              <w:rPr>
+                <w:webHidden/>
+                <w:sz w:val="24"/>
+                <w:szCs w:val="24"/>
+              </w:rPr>
+              <w:t>5</w:t>
+            </w:r>
+            <w:r>
+              <w:rPr>
+                <w:webHidden/>
+                <w:sz w:val="24"/>
+                <w:szCs w:val="24"/>
+              </w:rPr>
+              <w:fldChar w:fldCharType="end"/>
+            </w:r>
+          </w:hyperlink>
+        </w:p>
+        <w:p>
+          <w:pPr>
+            <w:pStyle w:val="TOC3"/>
+            <w:rPr>
+              <w:kern w:val="0"/>
+              <w:sz w:val="24"/>
+              <w:szCs w:val="24"/>
+              <w:lang w:val="en-US" w:eastAsia="en-US"/>
+              <w14:ligatures w14:val="none"/>
+            </w:rPr>
+          </w:pPr>
+          <w:hyperlink w:anchor="_Toc242397515" w:history="1">
+            <w:r>
+              <w:rPr>
+                <w:rStyle w:val="Hyperlink"/>
+                <w:b w:val="0"/>
+                <w:sz w:val="24"/>
+                <w:szCs w:val="24"/>
+                <w:lang w:val="en-US"/>
+              </w:rPr>
+              <w:t>2.2. Lớp đối tượng</w:t>
+            </w:r>
+            <w:r>
+              <w:rPr>
+                <w:webHidden/>
+                <w:sz w:val="24"/>
+                <w:szCs w:val="24"/>
+              </w:rPr>
+              <w:tab/>
+            </w:r>
+            <w:r>
+              <w:rPr>
+                <w:webHidden/>
+                <w:sz w:val="24"/>
+                <w:szCs w:val="24"/>
+              </w:rPr>
+              <w:fldChar w:fldCharType="begin"/>
+            </w:r>
+            <w:r>
+              <w:rPr>
+                <w:webHidden/>
+                <w:sz w:val="24"/>
+                <w:szCs w:val="24"/>
+              </w:rPr>
+              <w:instrText xml:space="preserve"> PAGEREF _Toc242397515 \h </w:instrText>
+            </w:r>
+            <w:r>
+              <w:rPr>
+                <w:webHidden/>
+                <w:sz w:val="24"/>
+                <w:szCs w:val="24"/>
+              </w:rPr>
+            </w:r>
+            <w:r>
+              <w:rPr>
+                <w:webHidden/>
+                <w:sz w:val="24"/>
+                <w:szCs w:val="24"/>
+              </w:rPr>
+              <w:fldChar w:fldCharType="separate"/>
+            </w:r>
+            <w:r>
+              <w:rPr>
+                <w:webHidden/>
+                <w:sz w:val="24"/>
+                <w:szCs w:val="24"/>
+              </w:rPr>
+              <w:t>5</w:t>
+            </w:r>
+            <w:r>
+              <w:rPr>
+                <w:webHidden/>
+                <w:sz w:val="24"/>
+                <w:szCs w:val="24"/>
+              </w:rPr>
+              <w:fldChar w:fldCharType="end"/>
+            </w:r>
+          </w:hyperlink>
+        </w:p>
+        <w:p>
+          <w:pPr>
+            <w:pStyle w:val="TOC2"/>
+            <w:tabs>
+              <w:tab w:val="right" w:leader="dot" w:pos="9016"/>
+            </w:tabs>
+            <w:rPr>
+              <w:rFonts w:ascii="Times New Roman" w:hAnsi="Times New Roman" w:cs="Times New Roman"/>
+              <w:noProof/>
+              <w:kern w:val="0"/>
+              <w:lang w:val="en-US" w:eastAsia="en-US"/>
+              <w14:ligatures w14:val="none"/>
+            </w:rPr>
+          </w:pPr>
+          <w:hyperlink w:anchor="_Toc242397516" w:history="1">
+            <w:r>
+              <w:rPr>
+                <w:rStyle w:val="Hyperlink"/>
+                <w:rFonts w:ascii="Times New Roman" w:eastAsia="Times New Roman" w:hAnsi="Times New Roman" w:cs="Times New Roman"/>
+                <w:bCs/>
+                <w:noProof/>
+                <w:lang w:val="en-US"/>
+              </w:rPr>
+              <w:t>3. Thuộc tính</w:t>
+            </w:r>
+            <w:r>
+              <w:rPr>
+                <w:rFonts w:ascii="Times New Roman" w:hAnsi="Times New Roman" w:cs="Times New Roman"/>
+                <w:noProof/>
+                <w:webHidden/>
+              </w:rPr>
+              <w:tab/>
+            </w:r>
+            <w:r>
+              <w:rPr>
+                <w:rFonts w:ascii="Times New Roman" w:hAnsi="Times New Roman" w:cs="Times New Roman"/>
+                <w:noProof/>
+                <w:webHidden/>
+              </w:rPr>
+              <w:fldChar w:fldCharType="begin"/>
+            </w:r>
+            <w:r>
+              <w:rPr>
+                <w:rFonts w:ascii="Times New Roman" w:hAnsi="Times New Roman" w:cs="Times New Roman"/>
+                <w:noProof/>
+                <w:webHidden/>
+              </w:rPr>
+              <w:instrText xml:space="preserve"> PAGEREF _Toc242397516 \h </w:instrText>
+            </w:r>
+            <w:r>
+              <w:rPr>
+                <w:rFonts w:ascii="Times New Roman" w:hAnsi="Times New Roman" w:cs="Times New Roman"/>
+                <w:noProof/>
+                <w:webHidden/>
+              </w:rPr>
+            </w:r>
+            <w:r>
+              <w:rPr>
+                <w:rFonts w:ascii="Times New Roman" w:hAnsi="Times New Roman" w:cs="Times New Roman"/>
+                <w:noProof/>
+                <w:webHidden/>
+              </w:rPr>
+              <w:fldChar w:fldCharType="separate"/>
+            </w:r>
+            <w:r>
+              <w:rPr>
+                <w:rFonts w:ascii="Times New Roman" w:hAnsi="Times New Roman" w:cs="Times New Roman"/>
+                <w:noProof/>
+                <w:webHidden/>
+              </w:rPr>
+              <w:t>6</w:t>
+            </w:r>
+            <w:r>
+              <w:rPr>
+                <w:rFonts w:ascii="Times New Roman" w:hAnsi="Times New Roman" w:cs="Times New Roman"/>
+                <w:noProof/>
+                <w:webHidden/>
+              </w:rPr>
+              <w:fldChar w:fldCharType="end"/>
+            </w:r>
+          </w:hyperlink>
+        </w:p>
+        <w:p>
+          <w:pPr>
+            <w:pStyle w:val="TOC2"/>
+            <w:tabs>
+              <w:tab w:val="right" w:leader="dot" w:pos="9016"/>
+            </w:tabs>
+            <w:rPr>
+              <w:rFonts w:ascii="Times New Roman" w:hAnsi="Times New Roman" w:cs="Times New Roman"/>
+              <w:noProof/>
+              <w:kern w:val="0"/>
+              <w:lang w:val="en-US" w:eastAsia="en-US"/>
+              <w14:ligatures w14:val="none"/>
+            </w:rPr>
+          </w:pPr>
+          <w:hyperlink w:anchor="_Toc242397517" w:history="1">
+            <w:r>
+              <w:rPr>
+                <w:rStyle w:val="Hyperlink"/>
+                <w:rFonts w:ascii="Times New Roman" w:eastAsia="Times New Roman" w:hAnsi="Times New Roman" w:cs="Times New Roman"/>
+                <w:bCs/>
+                <w:noProof/>
+                <w:lang w:val="en-US"/>
+              </w:rPr>
+              <w:t>4. Phương thức</w:t>
+            </w:r>
+            <w:r>
+              <w:rPr>
+                <w:rFonts w:ascii="Times New Roman" w:hAnsi="Times New Roman" w:cs="Times New Roman"/>
+                <w:noProof/>
+                <w:webHidden/>
+              </w:rPr>
+              <w:tab/>
+            </w:r>
+            <w:r>
+              <w:rPr>
+                <w:rFonts w:ascii="Times New Roman" w:hAnsi="Times New Roman" w:cs="Times New Roman"/>
+                <w:noProof/>
+                <w:webHidden/>
+              </w:rPr>
+              <w:fldChar w:fldCharType="begin"/>
+            </w:r>
+            <w:r>
+              <w:rPr>
+                <w:rFonts w:ascii="Times New Roman" w:hAnsi="Times New Roman" w:cs="Times New Roman"/>
+                <w:noProof/>
+                <w:webHidden/>
+              </w:rPr>
+              <w:instrText xml:space="preserve"> PAGEREF _Toc242397517 \h </w:instrText>
+            </w:r>
+            <w:r>
+              <w:rPr>
+                <w:rFonts w:ascii="Times New Roman" w:hAnsi="Times New Roman" w:cs="Times New Roman"/>
+                <w:noProof/>
+                <w:webHidden/>
+              </w:rPr>
+            </w:r>
+            <w:r>
+              <w:rPr>
+                <w:rFonts w:ascii="Times New Roman" w:hAnsi="Times New Roman" w:cs="Times New Roman"/>
+                <w:noProof/>
+                <w:webHidden/>
+              </w:rPr>
+              <w:fldChar w:fldCharType="separate"/>
+            </w:r>
+            <w:r>
+              <w:rPr>
+                <w:rFonts w:ascii="Times New Roman" w:hAnsi="Times New Roman" w:cs="Times New Roman"/>
+                <w:noProof/>
+                <w:webHidden/>
+              </w:rPr>
+              <w:t>6</w:t>
+            </w:r>
+            <w:r>
+              <w:rPr>
+                <w:rFonts w:ascii="Times New Roman" w:hAnsi="Times New Roman" w:cs="Times New Roman"/>
+                <w:noProof/>
+                <w:webHidden/>
+              </w:rPr>
+              <w:fldChar w:fldCharType="end"/>
+            </w:r>
+          </w:hyperlink>
+        </w:p>
+        <w:p>
+          <w:pPr>
+            <w:pStyle w:val="TOC2"/>
+            <w:tabs>
+              <w:tab w:val="right" w:leader="dot" w:pos="9016"/>
+            </w:tabs>
+            <w:rPr>
+              <w:rFonts w:ascii="Times New Roman" w:hAnsi="Times New Roman" w:cs="Times New Roman"/>
+              <w:noProof/>
+              <w:kern w:val="0"/>
+              <w:lang w:val="en-US" w:eastAsia="en-US"/>
+              <w14:ligatures w14:val="none"/>
+            </w:rPr>
+          </w:pPr>
+          <w:hyperlink w:anchor="_Toc242397518" w:history="1">
+            <w:r>
+              <w:rPr>
+                <w:rStyle w:val="Hyperlink"/>
+                <w:rFonts w:ascii="Times New Roman" w:eastAsia="Times New Roman" w:hAnsi="Times New Roman" w:cs="Times New Roman"/>
+                <w:bCs/>
+                <w:noProof/>
+                <w:lang w:val="en-US"/>
+              </w:rPr>
+              <w:t>5. Sơ đồ tổng thể hệ thống</w:t>
+            </w:r>
+            <w:r>
+              <w:rPr>
+                <w:rFonts w:ascii="Times New Roman" w:hAnsi="Times New Roman" w:cs="Times New Roman"/>
+                <w:noProof/>
+                <w:webHidden/>
+              </w:rPr>
+              <w:tab/>
+            </w:r>
+            <w:r>
+              <w:rPr>
+                <w:rFonts w:ascii="Times New Roman" w:hAnsi="Times New Roman" w:cs="Times New Roman"/>
+                <w:noProof/>
+                <w:webHidden/>
+              </w:rPr>
+              <w:fldChar w:fldCharType="begin"/>
+            </w:r>
+            <w:r>
+              <w:rPr>
+                <w:rFonts w:ascii="Times New Roman" w:hAnsi="Times New Roman" w:cs="Times New Roman"/>
+                <w:noProof/>
+                <w:webHidden/>
+              </w:rPr>
+              <w:instrText xml:space="preserve"> PAGEREF _Toc242397518 \h </w:instrText>
+            </w:r>
+            <w:r>
+              <w:rPr>
+                <w:rFonts w:ascii="Times New Roman" w:hAnsi="Times New Roman" w:cs="Times New Roman"/>
+                <w:noProof/>
+                <w:webHidden/>
+              </w:rPr>
+            </w:r>
+            <w:r>
+              <w:rPr>
+                <w:rFonts w:ascii="Times New Roman" w:hAnsi="Times New Roman" w:cs="Times New Roman"/>
+                <w:noProof/>
+                <w:webHidden/>
+              </w:rPr>
+              <w:fldChar w:fldCharType="separate"/>
+            </w:r>
+            <w:r>
+              <w:rPr>
+                <w:rFonts w:ascii="Times New Roman" w:hAnsi="Times New Roman" w:cs="Times New Roman"/>
+                <w:noProof/>
+                <w:webHidden/>
+              </w:rPr>
+              <w:t>7</w:t>
+            </w:r>
+            <w:r>
+              <w:rPr>
+                <w:rFonts w:ascii="Times New Roman" w:hAnsi="Times New Roman" w:cs="Times New Roman"/>
+                <w:noProof/>
+                <w:webHidden/>
+              </w:rPr>
+              <w:fldChar w:fldCharType="end"/>
+            </w:r>
+          </w:hyperlink>
+        </w:p>
+        <w:p>
+          <w:pPr>
+            <w:pStyle w:val="TOC2"/>
+            <w:tabs>
+              <w:tab w:val="right" w:leader="dot" w:pos="9016"/>
+            </w:tabs>
+            <w:rPr>
+              <w:rFonts w:ascii="Times New Roman" w:hAnsi="Times New Roman" w:cs="Times New Roman"/>
+              <w:noProof/>
+              <w:kern w:val="0"/>
+              <w:lang w:val="en-US" w:eastAsia="en-US"/>
+              <w14:ligatures w14:val="none"/>
+            </w:rPr>
+          </w:pPr>
+          <w:hyperlink w:anchor="_Toc242397519" w:history="1">
+            <w:r>
+              <w:rPr>
+                <w:rStyle w:val="Hyperlink"/>
+                <w:rFonts w:ascii="Times New Roman" w:eastAsia="Times New Roman" w:hAnsi="Times New Roman" w:cs="Times New Roman"/>
+                <w:bCs/>
+                <w:noProof/>
+                <w:lang w:val="en-US"/>
+              </w:rPr>
+              <w:t>6. Thành phần private và public</w:t>
+            </w:r>
+            <w:r>
+              <w:rPr>
+                <w:rFonts w:ascii="Times New Roman" w:hAnsi="Times New Roman" w:cs="Times New Roman"/>
+                <w:noProof/>
+                <w:webHidden/>
+              </w:rPr>
+              <w:tab/>
+            </w:r>
+            <w:r>
+              <w:rPr>
+                <w:rFonts w:ascii="Times New Roman" w:hAnsi="Times New Roman" w:cs="Times New Roman"/>
+                <w:noProof/>
+                <w:webHidden/>
+              </w:rPr>
+              <w:fldChar w:fldCharType="begin"/>
+            </w:r>
+            <w:r>
+              <w:rPr>
+                <w:rFonts w:ascii="Times New Roman" w:hAnsi="Times New Roman" w:cs="Times New Roman"/>
+                <w:noProof/>
+                <w:webHidden/>
+              </w:rPr>
+              <w:instrText xml:space="preserve"> PAGEREF _Toc242397519 \h </w:instrText>
+            </w:r>
+            <w:r>
+              <w:rPr>
+                <w:rFonts w:ascii="Times New Roman" w:hAnsi="Times New Roman" w:cs="Times New Roman"/>
+                <w:noProof/>
+                <w:webHidden/>
+              </w:rPr>
+            </w:r>
+            <w:r>
+              <w:rPr>
+                <w:rFonts w:ascii="Times New Roman" w:hAnsi="Times New Roman" w:cs="Times New Roman"/>
+                <w:noProof/>
+                <w:webHidden/>
+              </w:rPr>
+              <w:fldChar w:fldCharType="separate"/>
+            </w:r>
+            <w:r>
+              <w:rPr>
+                <w:rFonts w:ascii="Times New Roman" w:hAnsi="Times New Roman" w:cs="Times New Roman"/>
+                <w:noProof/>
+                <w:webHidden/>
+              </w:rPr>
+              <w:t>7</w:t>
+            </w:r>
+            <w:r>
+              <w:rPr>
+                <w:rFonts w:ascii="Times New Roman" w:hAnsi="Times New Roman" w:cs="Times New Roman"/>
+                <w:noProof/>
+                <w:webHidden/>
+              </w:rPr>
+              <w:fldChar w:fldCharType="end"/>
+            </w:r>
+          </w:hyperlink>
+        </w:p>
+        <w:p>
+          <w:pPr>
+            <w:pStyle w:val="TOC3"/>
+            <w:rPr>
+              <w:kern w:val="0"/>
+              <w:sz w:val="24"/>
+              <w:szCs w:val="24"/>
+              <w:lang w:val="en-US" w:eastAsia="en-US"/>
+              <w14:ligatures w14:val="none"/>
+            </w:rPr>
+          </w:pPr>
+          <w:hyperlink w:anchor="_Toc242397520" w:history="1">
+            <w:r>
+              <w:rPr>
+                <w:rStyle w:val="Hyperlink"/>
+                <w:b w:val="0"/>
+                <w:sz w:val="24"/>
+                <w:szCs w:val="24"/>
+                <w:lang w:val="en-US"/>
+              </w:rPr>
+              <w:t>6.1. Thành phần private</w:t>
+            </w:r>
+            <w:r>
+              <w:rPr>
+                <w:webHidden/>
+                <w:sz w:val="24"/>
+                <w:szCs w:val="24"/>
+              </w:rPr>
+              <w:tab/>
+            </w:r>
+            <w:r>
+              <w:rPr>
+                <w:webHidden/>
+                <w:sz w:val="24"/>
+                <w:szCs w:val="24"/>
+              </w:rPr>
+              <w:fldChar w:fldCharType="begin"/>
+            </w:r>
+            <w:r>
+              <w:rPr>
+                <w:webHidden/>
+                <w:sz w:val="24"/>
+                <w:szCs w:val="24"/>
+              </w:rPr>
+              <w:instrText xml:space="preserve"> PAGEREF _Toc242397520 \h </w:instrText>
+            </w:r>
+            <w:r>
+              <w:rPr>
+                <w:webHidden/>
+                <w:sz w:val="24"/>
+                <w:szCs w:val="24"/>
+              </w:rPr>
+            </w:r>
+            <w:r>
+              <w:rPr>
+                <w:webHidden/>
+                <w:sz w:val="24"/>
+                <w:szCs w:val="24"/>
+              </w:rPr>
+              <w:fldChar w:fldCharType="separate"/>
+            </w:r>
+            <w:r>
+              <w:rPr>
+                <w:webHidden/>
+                <w:sz w:val="24"/>
+                <w:szCs w:val="24"/>
+              </w:rPr>
+              <w:t>7</w:t>
+            </w:r>
+            <w:r>
+              <w:rPr>
+                <w:webHidden/>
+                <w:sz w:val="24"/>
+                <w:szCs w:val="24"/>
+              </w:rPr>
+              <w:fldChar w:fldCharType="end"/>
+            </w:r>
+          </w:hyperlink>
+        </w:p>
+        <w:p>
+          <w:pPr>
+            <w:pStyle w:val="TOC3"/>
+            <w:rPr>
+              <w:kern w:val="0"/>
+              <w:sz w:val="24"/>
+              <w:szCs w:val="24"/>
+              <w:lang w:val="en-US" w:eastAsia="en-US"/>
+              <w14:ligatures w14:val="none"/>
+            </w:rPr>
+          </w:pPr>
+          <w:hyperlink w:anchor="_Toc242397521" w:history="1">
+            <w:r>
+              <w:rPr>
+                <w:rStyle w:val="Hyperlink"/>
+                <w:b w:val="0"/>
+                <w:sz w:val="24"/>
+                <w:szCs w:val="24"/>
+                <w:lang w:val="en-US"/>
+              </w:rPr>
+              <w:t>6.2. Thành phần public</w:t>
+            </w:r>
+            <w:r>
+              <w:rPr>
+                <w:webHidden/>
+                <w:sz w:val="24"/>
+                <w:szCs w:val="24"/>
+              </w:rPr>
+              <w:tab/>
+            </w:r>
+            <w:r>
+              <w:rPr>
+                <w:webHidden/>
+                <w:sz w:val="24"/>
+                <w:szCs w:val="24"/>
+              </w:rPr>
+              <w:fldChar w:fldCharType="begin"/>
+            </w:r>
+            <w:r>
+              <w:rPr>
+                <w:webHidden/>
+                <w:sz w:val="24"/>
+                <w:szCs w:val="24"/>
+              </w:rPr>
+              <w:instrText xml:space="preserve"> PAGEREF _Toc242397521 \h </w:instrText>
+            </w:r>
+            <w:r>
+              <w:rPr>
+                <w:webHidden/>
+                <w:sz w:val="24"/>
+                <w:szCs w:val="24"/>
+              </w:rPr>
+            </w:r>
+            <w:r>
+              <w:rPr>
+                <w:webHidden/>
+                <w:sz w:val="24"/>
+                <w:szCs w:val="24"/>
+              </w:rPr>
+              <w:fldChar w:fldCharType="separate"/>
+            </w:r>
+            <w:r>
+              <w:rPr>
+                <w:webHidden/>
+                <w:sz w:val="24"/>
+                <w:szCs w:val="24"/>
+              </w:rPr>
+              <w:t>7</w:t>
+            </w:r>
+            <w:r>
+              <w:rPr>
+                <w:webHidden/>
+                <w:sz w:val="24"/>
+                <w:szCs w:val="24"/>
+              </w:rPr>
+              <w:fldChar w:fldCharType="end"/>
+            </w:r>
+          </w:hyperlink>
+        </w:p>
+        <w:p>
+          <w:pPr>
+            <w:pStyle w:val="TOC2"/>
+            <w:tabs>
+              <w:tab w:val="right" w:leader="dot" w:pos="9016"/>
+            </w:tabs>
+            <w:rPr>
+              <w:rFonts w:ascii="Times New Roman" w:hAnsi="Times New Roman" w:cs="Times New Roman"/>
+              <w:noProof/>
+              <w:kern w:val="0"/>
+              <w:lang w:val="en-US" w:eastAsia="en-US"/>
+              <w14:ligatures w14:val="none"/>
+            </w:rPr>
+          </w:pPr>
+          <w:hyperlink w:anchor="_Toc242397522" w:history="1">
+            <w:r>
+              <w:rPr>
+                <w:rStyle w:val="Hyperlink"/>
+                <w:rFonts w:ascii="Times New Roman" w:eastAsia="Times New Roman" w:hAnsi="Times New Roman" w:cs="Times New Roman"/>
+                <w:bCs/>
+                <w:noProof/>
+              </w:rPr>
+              <w:t>7.Hàm tạo (Constructor)</w:t>
+            </w:r>
+            <w:r>
+              <w:rPr>
+                <w:rFonts w:ascii="Times New Roman" w:hAnsi="Times New Roman" w:cs="Times New Roman"/>
+                <w:noProof/>
+                <w:webHidden/>
+              </w:rPr>
+              <w:tab/>
+            </w:r>
+            <w:r>
+              <w:rPr>
+                <w:rFonts w:ascii="Times New Roman" w:hAnsi="Times New Roman" w:cs="Times New Roman"/>
+                <w:noProof/>
+                <w:webHidden/>
+              </w:rPr>
+              <w:fldChar w:fldCharType="begin"/>
+            </w:r>
+            <w:r>
+              <w:rPr>
+                <w:rFonts w:ascii="Times New Roman" w:hAnsi="Times New Roman" w:cs="Times New Roman"/>
+                <w:noProof/>
+                <w:webHidden/>
+              </w:rPr>
+              <w:instrText xml:space="preserve"> PAGEREF _Toc242397522 \h </w:instrText>
+            </w:r>
+            <w:r>
+              <w:rPr>
+                <w:rFonts w:ascii="Times New Roman" w:hAnsi="Times New Roman" w:cs="Times New Roman"/>
+                <w:noProof/>
+                <w:webHidden/>
+              </w:rPr>
+            </w:r>
+            <w:r>
+              <w:rPr>
+                <w:rFonts w:ascii="Times New Roman" w:hAnsi="Times New Roman" w:cs="Times New Roman"/>
+                <w:noProof/>
+                <w:webHidden/>
+              </w:rPr>
+              <w:fldChar w:fldCharType="separate"/>
+            </w:r>
+            <w:r>
+              <w:rPr>
+                <w:rFonts w:ascii="Times New Roman" w:hAnsi="Times New Roman" w:cs="Times New Roman"/>
+                <w:noProof/>
+                <w:webHidden/>
+              </w:rPr>
+              <w:t>8</w:t>
+            </w:r>
+            <w:r>
+              <w:rPr>
+                <w:rFonts w:ascii="Times New Roman" w:hAnsi="Times New Roman" w:cs="Times New Roman"/>
+                <w:noProof/>
+                <w:webHidden/>
+              </w:rPr>
+              <w:fldChar w:fldCharType="end"/>
+            </w:r>
+          </w:hyperlink>
+        </w:p>
+        <w:p>
+          <w:pPr>
+            <w:pStyle w:val="TOC2"/>
+            <w:tabs>
+              <w:tab w:val="right" w:leader="dot" w:pos="9016"/>
+            </w:tabs>
+            <w:rPr>
+              <w:rFonts w:ascii="Times New Roman" w:hAnsi="Times New Roman" w:cs="Times New Roman"/>
+              <w:noProof/>
+              <w:kern w:val="0"/>
+              <w:lang w:val="en-US" w:eastAsia="en-US"/>
+              <w14:ligatures w14:val="none"/>
+            </w:rPr>
+          </w:pPr>
+          <w:hyperlink w:anchor="_Toc242397523" w:history="1">
+            <w:r>
+              <w:rPr>
+                <w:rStyle w:val="Hyperlink"/>
+                <w:rFonts w:ascii="Times New Roman" w:eastAsia="Times New Roman" w:hAnsi="Times New Roman" w:cs="Times New Roman"/>
+                <w:bCs/>
+                <w:noProof/>
+              </w:rPr>
+              <w:t>8. Hàm bạn (friend function)</w:t>
+            </w:r>
+            <w:r>
+              <w:rPr>
+                <w:rFonts w:ascii="Times New Roman" w:hAnsi="Times New Roman" w:cs="Times New Roman"/>
+                <w:noProof/>
+                <w:webHidden/>
+              </w:rPr>
+              <w:tab/>
+            </w:r>
+            <w:r>
+              <w:rPr>
+                <w:rFonts w:ascii="Times New Roman" w:hAnsi="Times New Roman" w:cs="Times New Roman"/>
+                <w:noProof/>
+                <w:webHidden/>
+              </w:rPr>
+              <w:fldChar w:fldCharType="begin"/>
+            </w:r>
+            <w:r>
+              <w:rPr>
+                <w:rFonts w:ascii="Times New Roman" w:hAnsi="Times New Roman" w:cs="Times New Roman"/>
+                <w:noProof/>
+                <w:webHidden/>
+              </w:rPr>
+              <w:instrText xml:space="preserve"> PAGEREF _Toc242397523 \h </w:instrText>
+            </w:r>
+            <w:r>
+              <w:rPr>
+                <w:rFonts w:ascii="Times New Roman" w:hAnsi="Times New Roman" w:cs="Times New Roman"/>
+                <w:noProof/>
+                <w:webHidden/>
+              </w:rPr>
+            </w:r>
+            <w:r>
+              <w:rPr>
+                <w:rFonts w:ascii="Times New Roman" w:hAnsi="Times New Roman" w:cs="Times New Roman"/>
+                <w:noProof/>
+                <w:webHidden/>
+              </w:rPr>
+              <w:fldChar w:fldCharType="separate"/>
+            </w:r>
+            <w:r>
+              <w:rPr>
+                <w:rFonts w:ascii="Times New Roman" w:hAnsi="Times New Roman" w:cs="Times New Roman"/>
+                <w:noProof/>
+                <w:webHidden/>
+              </w:rPr>
+              <w:t>8</w:t>
+            </w:r>
+            <w:r>
+              <w:rPr>
+                <w:rFonts w:ascii="Times New Roman" w:hAnsi="Times New Roman" w:cs="Times New Roman"/>
+                <w:noProof/>
+                <w:webHidden/>
+              </w:rPr>
+              <w:fldChar w:fldCharType="end"/>
+            </w:r>
+          </w:hyperlink>
+        </w:p>
+        <w:p>
+          <w:pPr>
+            <w:pStyle w:val="TOC2"/>
+            <w:tabs>
+              <w:tab w:val="right" w:leader="dot" w:pos="9016"/>
+            </w:tabs>
+            <w:rPr>
+              <w:rFonts w:ascii="Times New Roman" w:hAnsi="Times New Roman" w:cs="Times New Roman"/>
+              <w:noProof/>
+              <w:kern w:val="0"/>
+              <w:lang w:val="en-US" w:eastAsia="en-US"/>
+              <w14:ligatures w14:val="none"/>
+            </w:rPr>
+          </w:pPr>
+          <w:hyperlink w:anchor="_Toc242397524" w:history="1">
+            <w:r>
+              <w:rPr>
+                <w:rStyle w:val="Hyperlink"/>
+                <w:rFonts w:ascii="Times New Roman" w:eastAsia="Times New Roman" w:hAnsi="Times New Roman" w:cs="Times New Roman"/>
+                <w:bCs/>
+                <w:noProof/>
+              </w:rPr>
+              <w:t>9. Mảng (array)</w:t>
+            </w:r>
+            <w:r>
+              <w:rPr>
+                <w:rFonts w:ascii="Times New Roman" w:hAnsi="Times New Roman" w:cs="Times New Roman"/>
+                <w:noProof/>
+                <w:webHidden/>
+              </w:rPr>
+              <w:tab/>
+            </w:r>
+            <w:r>
+              <w:rPr>
+                <w:rFonts w:ascii="Times New Roman" w:hAnsi="Times New Roman" w:cs="Times New Roman"/>
+                <w:noProof/>
+                <w:webHidden/>
+              </w:rPr>
+              <w:fldChar w:fldCharType="begin"/>
+            </w:r>
+            <w:r>
+              <w:rPr>
+                <w:rFonts w:ascii="Times New Roman" w:hAnsi="Times New Roman" w:cs="Times New Roman"/>
+                <w:noProof/>
+                <w:webHidden/>
+              </w:rPr>
+              <w:instrText xml:space="preserve"> PAGEREF _Toc242397524 \h </w:instrText>
+            </w:r>
+            <w:r>
+              <w:rPr>
+                <w:rFonts w:ascii="Times New Roman" w:hAnsi="Times New Roman" w:cs="Times New Roman"/>
+                <w:noProof/>
+                <w:webHidden/>
+              </w:rPr>
+            </w:r>
+            <w:r>
+              <w:rPr>
+                <w:rFonts w:ascii="Times New Roman" w:hAnsi="Times New Roman" w:cs="Times New Roman"/>
+                <w:noProof/>
+                <w:webHidden/>
+              </w:rPr>
+              <w:fldChar w:fldCharType="separate"/>
+            </w:r>
+            <w:r>
+              <w:rPr>
+                <w:rFonts w:ascii="Times New Roman" w:hAnsi="Times New Roman" w:cs="Times New Roman"/>
+                <w:noProof/>
+                <w:webHidden/>
+              </w:rPr>
+              <w:t>8</w:t>
+            </w:r>
+            <w:r>
+              <w:rPr>
+                <w:rFonts w:ascii="Times New Roman" w:hAnsi="Times New Roman" w:cs="Times New Roman"/>
+                <w:noProof/>
+                <w:webHidden/>
+              </w:rPr>
+              <w:fldChar w:fldCharType="end"/>
+            </w:r>
+          </w:hyperlink>
+        </w:p>
+        <w:p>
+          <w:pPr>
+            <w:pStyle w:val="TOC3"/>
+            <w:rPr>
+              <w:kern w:val="0"/>
+              <w:sz w:val="24"/>
+              <w:szCs w:val="24"/>
+              <w:lang w:val="en-US" w:eastAsia="en-US"/>
+              <w14:ligatures w14:val="none"/>
+            </w:rPr>
+          </w:pPr>
+          <w:hyperlink w:anchor="_Toc242397525" w:history="1">
+            <w:r>
+              <w:rPr>
+                <w:rStyle w:val="Hyperlink"/>
+                <w:b w:val="0"/>
+                <w:sz w:val="24"/>
+                <w:szCs w:val="24"/>
+              </w:rPr>
+              <w:t>9.1. Mảng 1 chiều</w:t>
+            </w:r>
+            <w:r>
+              <w:rPr>
+                <w:webHidden/>
+                <w:sz w:val="24"/>
+                <w:szCs w:val="24"/>
+              </w:rPr>
+              <w:tab/>
+            </w:r>
+            <w:r>
+              <w:rPr>
+                <w:webHidden/>
+                <w:sz w:val="24"/>
+                <w:szCs w:val="24"/>
+              </w:rPr>
+              <w:fldChar w:fldCharType="begin"/>
+            </w:r>
+            <w:r>
+              <w:rPr>
+                <w:webHidden/>
+                <w:sz w:val="24"/>
+                <w:szCs w:val="24"/>
+              </w:rPr>
+              <w:instrText xml:space="preserve"> PAGEREF _Toc242397525 \h </w:instrText>
+            </w:r>
+            <w:r>
+              <w:rPr>
+                <w:webHidden/>
+                <w:sz w:val="24"/>
+                <w:szCs w:val="24"/>
+              </w:rPr>
+            </w:r>
+            <w:r>
+              <w:rPr>
+                <w:webHidden/>
+                <w:sz w:val="24"/>
+                <w:szCs w:val="24"/>
+              </w:rPr>
+              <w:fldChar w:fldCharType="separate"/>
+            </w:r>
+            <w:r>
+              <w:rPr>
+                <w:webHidden/>
+                <w:sz w:val="24"/>
+                <w:szCs w:val="24"/>
+              </w:rPr>
+              <w:t>8</w:t>
+            </w:r>
+            <w:r>
+              <w:rPr>
+                <w:webHidden/>
+                <w:sz w:val="24"/>
+                <w:szCs w:val="24"/>
+              </w:rPr>
+              <w:fldChar w:fldCharType="end"/>
+            </w:r>
+          </w:hyperlink>
+        </w:p>
+        <w:p>
+          <w:pPr>
+            <w:pStyle w:val="TOC3"/>
+            <w:rPr>
+              <w:kern w:val="0"/>
+              <w:sz w:val="24"/>
+              <w:szCs w:val="24"/>
+              <w:lang w:val="en-US" w:eastAsia="en-US"/>
+              <w14:ligatures w14:val="none"/>
+            </w:rPr>
+          </w:pPr>
+          <w:hyperlink w:anchor="_Toc242397526" w:history="1">
+            <w:r>
+              <w:rPr>
+                <w:rStyle w:val="Hyperlink"/>
+                <w:b w:val="0"/>
+                <w:sz w:val="24"/>
+                <w:szCs w:val="24"/>
+              </w:rPr>
+              <w:t>9.2. Mảng nhiều chiều</w:t>
+            </w:r>
+            <w:r>
+              <w:rPr>
+                <w:webHidden/>
+                <w:sz w:val="24"/>
+                <w:szCs w:val="24"/>
+              </w:rPr>
+              <w:tab/>
+            </w:r>
+            <w:r>
+              <w:rPr>
+                <w:webHidden/>
+                <w:sz w:val="24"/>
+                <w:szCs w:val="24"/>
+              </w:rPr>
+              <w:fldChar w:fldCharType="begin"/>
+            </w:r>
+            <w:r>
+              <w:rPr>
+                <w:webHidden/>
+                <w:sz w:val="24"/>
+                <w:szCs w:val="24"/>
+              </w:rPr>
+              <w:instrText xml:space="preserve"> PAGEREF _Toc242397526 \h </w:instrText>
+            </w:r>
+            <w:r>
+              <w:rPr>
+                <w:webHidden/>
+                <w:sz w:val="24"/>
+                <w:szCs w:val="24"/>
+              </w:rPr>
+            </w:r>
+            <w:r>
+              <w:rPr>
+                <w:webHidden/>
+                <w:sz w:val="24"/>
+                <w:szCs w:val="24"/>
+              </w:rPr>
+              <w:fldChar w:fldCharType="separate"/>
+            </w:r>
+            <w:r>
+              <w:rPr>
+                <w:webHidden/>
+                <w:sz w:val="24"/>
+                <w:szCs w:val="24"/>
+              </w:rPr>
+              <w:t>9</w:t>
+            </w:r>
+            <w:r>
+              <w:rPr>
+                <w:webHidden/>
+                <w:sz w:val="24"/>
+                <w:szCs w:val="24"/>
+              </w:rPr>
+              <w:fldChar w:fldCharType="end"/>
+            </w:r>
+          </w:hyperlink>
+        </w:p>
+        <w:p>
+          <w:pPr>
+            <w:pStyle w:val="TOC2"/>
+            <w:tabs>
+              <w:tab w:val="right" w:leader="dot" w:pos="9016"/>
+            </w:tabs>
+            <w:rPr>
+              <w:rFonts w:ascii="Times New Roman" w:hAnsi="Times New Roman" w:cs="Times New Roman"/>
+              <w:noProof/>
+              <w:kern w:val="0"/>
+              <w:lang w:val="en-US" w:eastAsia="en-US"/>
+              <w14:ligatures w14:val="none"/>
+            </w:rPr>
+          </w:pPr>
+          <w:hyperlink w:anchor="_Toc242397527" w:history="1">
+            <w:r>
+              <w:rPr>
+                <w:rStyle w:val="Hyperlink"/>
+                <w:rFonts w:ascii="Times New Roman" w:eastAsia="Times New Roman" w:hAnsi="Times New Roman" w:cs="Times New Roman"/>
+                <w:bCs/>
+                <w:noProof/>
+              </w:rPr>
+              <w:t>10. Truyền đối tượng vào hàm</w:t>
+            </w:r>
+            <w:r>
+              <w:rPr>
+                <w:rFonts w:ascii="Times New Roman" w:hAnsi="Times New Roman" w:cs="Times New Roman"/>
+                <w:noProof/>
+                <w:webHidden/>
+              </w:rPr>
+              <w:tab/>
+            </w:r>
+            <w:r>
+              <w:rPr>
+                <w:rFonts w:ascii="Times New Roman" w:hAnsi="Times New Roman" w:cs="Times New Roman"/>
+                <w:noProof/>
+                <w:webHidden/>
+              </w:rPr>
+              <w:fldChar w:fldCharType="begin"/>
+            </w:r>
+            <w:r>
+              <w:rPr>
+                <w:rFonts w:ascii="Times New Roman" w:hAnsi="Times New Roman" w:cs="Times New Roman"/>
+                <w:noProof/>
+                <w:webHidden/>
+              </w:rPr>
+              <w:instrText xml:space="preserve"> PAGEREF _Toc242397527 \h </w:instrText>
+            </w:r>
+            <w:r>
+              <w:rPr>
+                <w:rFonts w:ascii="Times New Roman" w:hAnsi="Times New Roman" w:cs="Times New Roman"/>
+                <w:noProof/>
+                <w:webHidden/>
+              </w:rPr>
+            </w:r>
+            <w:r>
+              <w:rPr>
+                <w:rFonts w:ascii="Times New Roman" w:hAnsi="Times New Roman" w:cs="Times New Roman"/>
+                <w:noProof/>
+                <w:webHidden/>
+              </w:rPr>
+              <w:fldChar w:fldCharType="separate"/>
+            </w:r>
+            <w:r>
+              <w:rPr>
+                <w:rFonts w:ascii="Times New Roman" w:hAnsi="Times New Roman" w:cs="Times New Roman"/>
+                <w:noProof/>
+                <w:webHidden/>
+              </w:rPr>
+              <w:t>9</w:t>
+            </w:r>
+            <w:r>
+              <w:rPr>
+                <w:rFonts w:ascii="Times New Roman" w:hAnsi="Times New Roman" w:cs="Times New Roman"/>
+                <w:noProof/>
+                <w:webHidden/>
               </w:rPr>
               <w:fldChar w:fldCharType="end"/>
             </w:r>
@@ -1169,13 +2577,11 @@
               <w:rFonts w:ascii="Times New Roman" w:hAnsi="Times New Roman" w:cs="Times New Roman"/>
               <w:noProof/>
               <w:kern w:val="0"/>
-              <w:sz w:val="32"/>
-              <w:szCs w:val="32"/>
               <w:lang w:val="en-US" w:eastAsia="en-US"/>
               <w14:ligatures w14:val="none"/>
             </w:rPr>
           </w:pPr>
-          <w:hyperlink w:anchor="_Toc242397509" w:history="1">
+          <w:hyperlink w:anchor="_Toc242397528" w:history="1">
             <w:r>
               <w:rPr>
                 <w:rStyle w:val="Hyperlink"/>
@@ -1183,12 +2589,81 @@
                 <w:b/>
                 <w:bCs/>
                 <w:noProof/>
-                <w:sz w:val="32"/>
-                <w:szCs w:val="32"/>
-                <w:lang w:val="en-US"/>
-              </w:rPr>
-              <w:t xml:space="preserve">II. </w:t>
-            </w:r>
+              </w:rPr>
+              <w:t>III. PHÂN TÍCH DỮ LIỆU</w:t>
+            </w:r>
+            <w:r>
+              <w:rPr>
+                <w:rFonts w:ascii="Times New Roman" w:hAnsi="Times New Roman" w:cs="Times New Roman"/>
+                <w:noProof/>
+                <w:webHidden/>
+              </w:rPr>
+              <w:tab/>
+            </w:r>
+            <w:r>
+              <w:rPr>
+                <w:rFonts w:ascii="Times New Roman" w:hAnsi="Times New Roman" w:cs="Times New Roman"/>
+                <w:noProof/>
+                <w:webHidden/>
+              </w:rPr>
+              <w:fldChar w:fldCharType="begin"/>
+            </w:r>
+            <w:r>
+              <w:rPr>
+                <w:rFonts w:ascii="Times New Roman" w:hAnsi="Times New Roman" w:cs="Times New Roman"/>
+                <w:noProof/>
+                <w:webHidden/>
+              </w:rPr>
+              <w:instrText xml:space="preserve"> PAGEREF _Toc242397528 \h </w:instrText>
+            </w:r>
+            <w:r>
+              <w:rPr>
+                <w:rFonts w:ascii="Times New Roman" w:hAnsi="Times New Roman" w:cs="Times New Roman"/>
+                <w:noProof/>
+                <w:webHidden/>
+              </w:rPr>
+            </w:r>
+            <w:r>
+              <w:rPr>
+                <w:rFonts w:ascii="Times New Roman" w:hAnsi="Times New Roman" w:cs="Times New Roman"/>
+                <w:noProof/>
+                <w:webHidden/>
+              </w:rPr>
+              <w:fldChar w:fldCharType="separate"/>
+            </w:r>
+            <w:r>
+              <w:rPr>
+                <w:rFonts w:ascii="Times New Roman" w:hAnsi="Times New Roman" w:cs="Times New Roman"/>
+                <w:noProof/>
+                <w:webHidden/>
+              </w:rPr>
+              <w:t>9</w:t>
+            </w:r>
+            <w:r>
+              <w:rPr>
+                <w:rFonts w:ascii="Times New Roman" w:hAnsi="Times New Roman" w:cs="Times New Roman"/>
+                <w:noProof/>
+                <w:webHidden/>
+              </w:rPr>
+              <w:fldChar w:fldCharType="end"/>
+            </w:r>
+          </w:hyperlink>
+        </w:p>
+        <w:p>
+          <w:pPr>
+            <w:pStyle w:val="TOC1"/>
+            <w:tabs>
+              <w:tab w:val="right" w:leader="dot" w:pos="9016"/>
+            </w:tabs>
+            <w:rPr>
+              <w:rFonts w:ascii="Times New Roman" w:hAnsi="Times New Roman" w:cs="Times New Roman"/>
+              <w:noProof/>
+              <w:kern w:val="0"/>
+              <w:lang w:val="en-US" w:eastAsia="en-US"/>
+              <w14:ligatures w14:val="none"/>
+            </w:rPr>
+          </w:pPr>
+          <w:hyperlink w:anchor="_Toc242397529" w:history="1">
             <w:r>
               <w:rPr>
                 <w:rStyle w:val="Hyperlink"/>
@@ -1196,10 +2671,9 @@
                 <w:b/>
                 <w:bCs/>
                 <w:noProof/>
-                <w:sz w:val="32"/>
-                <w:szCs w:val="32"/>
-              </w:rPr>
-              <w:t xml:space="preserve">NỘI DUNG </w:t>
+                <w:lang w:val="en-US"/>
+              </w:rPr>
+              <w:t xml:space="preserve">IV. </w:t>
             </w:r>
             <w:r>
               <w:rPr>
@@ -1208,19 +2682,14 @@
                 <w:b/>
                 <w:bCs/>
                 <w:noProof/>
-                <w:sz w:val="32"/>
-                <w:szCs w:val="32"/>
-                <w:lang w:val="en-US"/>
-              </w:rPr>
-              <w:t>LÝ THUYẾT</w:t>
+              </w:rPr>
+              <w:t>VIẾT CHƯƠNG TRÌNH VÀ GIẢI THÍCH CHI TIẾT</w:t>
             </w:r>
             <w:r>
               <w:rPr>
                 <w:rFonts w:ascii="Times New Roman" w:hAnsi="Times New Roman" w:cs="Times New Roman"/>
                 <w:noProof/>
                 <w:webHidden/>
-                <w:sz w:val="32"/>
-                <w:szCs w:val="32"/>
               </w:rPr>
               <w:tab/>
             </w:r>
@@ -1229,8 +2698,6 @@
                 <w:rFonts w:ascii="Times New Roman" w:hAnsi="Times New Roman" w:cs="Times New Roman"/>
                 <w:noProof/>
                 <w:webHidden/>
-                <w:sz w:val="32"/>
-                <w:szCs w:val="32"/>
               </w:rPr>
               <w:fldChar w:fldCharType="begin"/>
             </w:r>
@@ -1239,18 +2706,14 @@
                 <w:rFonts w:ascii="Times New Roman" w:hAnsi="Times New Roman" w:cs="Times New Roman"/>
                 <w:noProof/>
                 <w:webHidden/>
-                <w:sz w:val="32"/>
-                <w:szCs w:val="32"/>
-              </w:rPr>
-              <w:instrText xml:space="preserve"> PAGEREF _Toc242397509 \h </w:instrText>
+              </w:rPr>
+              <w:instrText xml:space="preserve"> PAGEREF _Toc242397529 \h </w:instrText>
             </w:r>
             <w:r>
               <w:rPr>
                 <w:rFonts w:ascii="Times New Roman" w:hAnsi="Times New Roman" w:cs="Times New Roman"/>
                 <w:noProof/>
                 <w:webHidden/>
-                <w:sz w:val="32"/>
-                <w:szCs w:val="32"/>
               </w:rPr>
             </w:r>
             <w:r>
@@ -1258,8 +2721,6 @@
                 <w:rFonts w:ascii="Times New Roman" w:hAnsi="Times New Roman" w:cs="Times New Roman"/>
                 <w:noProof/>
                 <w:webHidden/>
-                <w:sz w:val="32"/>
-                <w:szCs w:val="32"/>
               </w:rPr>
               <w:fldChar w:fldCharType="separate"/>
             </w:r>
@@ -1268,18 +2729,14 @@
                 <w:rFonts w:ascii="Times New Roman" w:hAnsi="Times New Roman" w:cs="Times New Roman"/>
                 <w:noProof/>
                 <w:webHidden/>
-                <w:sz w:val="32"/>
-                <w:szCs w:val="32"/>
-              </w:rPr>
-              <w:t>4</w:t>
+              </w:rPr>
+              <w:t>10</w:t>
             </w:r>
             <w:r>
               <w:rPr>
                 <w:rFonts w:ascii="Times New Roman" w:hAnsi="Times New Roman" w:cs="Times New Roman"/>
                 <w:noProof/>
                 <w:webHidden/>
-                <w:sz w:val="32"/>
-                <w:szCs w:val="32"/>
               </w:rPr>
               <w:fldChar w:fldCharType="end"/>
             </w:r>
@@ -1295,32 +2752,25 @@
               <w:rFonts w:ascii="Times New Roman" w:hAnsi="Times New Roman" w:cs="Times New Roman"/>
               <w:noProof/>
               <w:kern w:val="0"/>
-              <w:sz w:val="32"/>
-              <w:szCs w:val="32"/>
               <w:lang w:val="en-US" w:eastAsia="en-US"/>
               <w14:ligatures w14:val="none"/>
             </w:rPr>
           </w:pPr>
-          <w:hyperlink w:anchor="_Toc242397510" w:history="1">
+          <w:hyperlink w:anchor="_Toc242397530" w:history="1">
             <w:r>
               <w:rPr>
                 <w:rStyle w:val="Hyperlink"/>
                 <w:rFonts w:ascii="Times New Roman" w:eastAsia="Times New Roman" w:hAnsi="Times New Roman" w:cs="Times New Roman"/>
                 <w:bCs/>
                 <w:noProof/>
-                <w:sz w:val="32"/>
-                <w:szCs w:val="32"/>
-                <w:lang w:val="en-US"/>
-              </w:rPr>
-              <w:t>1. Lớp</w:t>
+              </w:rPr>
+              <w:t>1.Khai báo thư viện và Lớp QuanLyHopDong</w:t>
             </w:r>
             <w:r>
               <w:rPr>
                 <w:rFonts w:ascii="Times New Roman" w:hAnsi="Times New Roman" w:cs="Times New Roman"/>
                 <w:noProof/>
                 <w:webHidden/>
-                <w:sz w:val="32"/>
-                <w:szCs w:val="32"/>
               </w:rPr>
               <w:tab/>
             </w:r>
@@ -1329,8 +2779,6 @@
                 <w:rFonts w:ascii="Times New Roman" w:hAnsi="Times New Roman" w:cs="Times New Roman"/>
                 <w:noProof/>
                 <w:webHidden/>
-                <w:sz w:val="32"/>
-                <w:szCs w:val="32"/>
               </w:rPr>
               <w:fldChar w:fldCharType="begin"/>
             </w:r>
@@ -1339,18 +2787,14 @@
                 <w:rFonts w:ascii="Times New Roman" w:hAnsi="Times New Roman" w:cs="Times New Roman"/>
                 <w:noProof/>
                 <w:webHidden/>
-                <w:sz w:val="32"/>
-                <w:szCs w:val="32"/>
-              </w:rPr>
-              <w:instrText xml:space="preserve"> PAGEREF _Toc242397510 \h </w:instrText>
+              </w:rPr>
+              <w:instrText xml:space="preserve"> PAGEREF _Toc242397530 \h </w:instrText>
             </w:r>
             <w:r>
               <w:rPr>
                 <w:rFonts w:ascii="Times New Roman" w:hAnsi="Times New Roman" w:cs="Times New Roman"/>
                 <w:noProof/>
                 <w:webHidden/>
-                <w:sz w:val="32"/>
-                <w:szCs w:val="32"/>
               </w:rPr>
             </w:r>
             <w:r>
@@ -1358,8 +2802,6 @@
                 <w:rFonts w:ascii="Times New Roman" w:hAnsi="Times New Roman" w:cs="Times New Roman"/>
                 <w:noProof/>
                 <w:webHidden/>
-                <w:sz w:val="32"/>
-                <w:szCs w:val="32"/>
               </w:rPr>
               <w:fldChar w:fldCharType="separate"/>
             </w:r>
@@ -1368,139 +2810,13 @@
                 <w:rFonts w:ascii="Times New Roman" w:hAnsi="Times New Roman" w:cs="Times New Roman"/>
                 <w:noProof/>
                 <w:webHidden/>
-                <w:sz w:val="32"/>
-                <w:szCs w:val="32"/>
-              </w:rPr>
-              <w:t>4</w:t>
+              </w:rPr>
+              <w:t>10</w:t>
             </w:r>
             <w:r>
               <w:rPr>
                 <w:rFonts w:ascii="Times New Roman" w:hAnsi="Times New Roman" w:cs="Times New Roman"/>
                 <w:noProof/>
-                <w:webHidden/>
-                <w:sz w:val="32"/>
-                <w:szCs w:val="32"/>
-              </w:rPr>
-              <w:fldChar w:fldCharType="end"/>
-            </w:r>
-          </w:hyperlink>
-        </w:p>
-        <w:p>
-          <w:pPr>
-            <w:pStyle w:val="TOC3"/>
-            <w:rPr>
-              <w:kern w:val="0"/>
-              <w:lang w:val="en-US" w:eastAsia="en-US"/>
-              <w14:ligatures w14:val="none"/>
-            </w:rPr>
-          </w:pPr>
-          <w:hyperlink w:anchor="_Toc242397511" w:history="1">
-            <w:r>
-              <w:rPr>
-                <w:rStyle w:val="Hyperlink"/>
-                <w:b w:val="0"/>
-                <w:lang w:val="en-US"/>
-              </w:rPr>
-              <w:t>1.1. Khái niệm lớp</w:t>
-            </w:r>
-            <w:r>
-              <w:rPr>
-                <w:webHidden/>
-              </w:rPr>
-              <w:tab/>
-            </w:r>
-            <w:r>
-              <w:rPr>
-                <w:webHidden/>
-              </w:rPr>
-              <w:fldChar w:fldCharType="begin"/>
-            </w:r>
-            <w:r>
-              <w:rPr>
-                <w:webHidden/>
-              </w:rPr>
-              <w:instrText xml:space="preserve"> PAGEREF _Toc242397511 \h </w:instrText>
-            </w:r>
-            <w:r>
-              <w:rPr>
-                <w:webHidden/>
-              </w:rPr>
-            </w:r>
-            <w:r>
-              <w:rPr>
-                <w:webHidden/>
-              </w:rPr>
-              <w:fldChar w:fldCharType="separate"/>
-            </w:r>
-            <w:r>
-              <w:rPr>
-                <w:webHidden/>
-              </w:rPr>
-              <w:t>4</w:t>
-            </w:r>
-            <w:r>
-              <w:rPr>
-                <w:webHidden/>
-              </w:rPr>
-              <w:fldChar w:fldCharType="end"/>
-            </w:r>
-          </w:hyperlink>
-        </w:p>
-        <w:p>
-          <w:pPr>
-            <w:pStyle w:val="TOC3"/>
-            <w:rPr>
-              <w:kern w:val="0"/>
-              <w:lang w:val="en-US" w:eastAsia="en-US"/>
-              <w14:ligatures w14:val="none"/>
-            </w:rPr>
-          </w:pPr>
-          <w:hyperlink w:anchor="_Toc242397512" w:history="1">
-            <w:r>
-              <w:rPr>
-                <w:rStyle w:val="Hyperlink"/>
-                <w:b w:val="0"/>
-                <w:lang w:val="en-US"/>
-              </w:rPr>
-              <w:t>1.2. Cấu trúc và thành phần của lớp</w:t>
-            </w:r>
-            <w:r>
-              <w:rPr>
-                <w:webHidden/>
-              </w:rPr>
-              <w:tab/>
-            </w:r>
-            <w:r>
-              <w:rPr>
-                <w:webHidden/>
-              </w:rPr>
-              <w:fldChar w:fldCharType="begin"/>
-            </w:r>
-            <w:r>
-              <w:rPr>
-                <w:webHidden/>
-              </w:rPr>
-              <w:instrText xml:space="preserve"> PAGEREF _Toc242397512 \h </w:instrText>
-            </w:r>
-            <w:r>
-              <w:rPr>
-                <w:webHidden/>
-              </w:rPr>
-            </w:r>
-            <w:r>
-              <w:rPr>
-                <w:webHidden/>
-              </w:rPr>
-              <w:fldChar w:fldCharType="separate"/>
-            </w:r>
-            <w:r>
-              <w:rPr>
-                <w:webHidden/>
-              </w:rPr>
-              <w:t>4</w:t>
-            </w:r>
-            <w:r>
-              <w:rPr>
                 <w:webHidden/>
               </w:rPr>
               <w:fldChar w:fldCharType="end"/>
@@ -1517,32 +2833,25 @@
               <w:rFonts w:ascii="Times New Roman" w:hAnsi="Times New Roman" w:cs="Times New Roman"/>
               <w:noProof/>
               <w:kern w:val="0"/>
-              <w:sz w:val="32"/>
-              <w:szCs w:val="32"/>
               <w:lang w:val="en-US" w:eastAsia="en-US"/>
               <w14:ligatures w14:val="none"/>
             </w:rPr>
           </w:pPr>
-          <w:hyperlink w:anchor="_Toc242397513" w:history="1">
+          <w:hyperlink w:anchor="_Toc242397531" w:history="1">
             <w:r>
               <w:rPr>
                 <w:rStyle w:val="Hyperlink"/>
                 <w:rFonts w:ascii="Times New Roman" w:eastAsia="Times New Roman" w:hAnsi="Times New Roman" w:cs="Times New Roman"/>
                 <w:bCs/>
                 <w:noProof/>
-                <w:sz w:val="32"/>
-                <w:szCs w:val="32"/>
-                <w:lang w:val="en-US"/>
-              </w:rPr>
-              <w:t>2. Đối tượng</w:t>
+              </w:rPr>
+              <w:t>2.Phương thức nhap()</w:t>
             </w:r>
             <w:r>
               <w:rPr>
                 <w:rFonts w:ascii="Times New Roman" w:hAnsi="Times New Roman" w:cs="Times New Roman"/>
                 <w:noProof/>
                 <w:webHidden/>
-                <w:sz w:val="32"/>
-                <w:szCs w:val="32"/>
               </w:rPr>
               <w:tab/>
             </w:r>
@@ -1551,8 +2860,6 @@
                 <w:rFonts w:ascii="Times New Roman" w:hAnsi="Times New Roman" w:cs="Times New Roman"/>
                 <w:noProof/>
                 <w:webHidden/>
-                <w:sz w:val="32"/>
-                <w:szCs w:val="32"/>
               </w:rPr>
               <w:fldChar w:fldCharType="begin"/>
             </w:r>
@@ -1561,18 +2868,14 @@
                 <w:rFonts w:ascii="Times New Roman" w:hAnsi="Times New Roman" w:cs="Times New Roman"/>
                 <w:noProof/>
                 <w:webHidden/>
-                <w:sz w:val="32"/>
-                <w:szCs w:val="32"/>
-              </w:rPr>
-              <w:instrText xml:space="preserve"> PAGEREF _Toc242397513 \h </w:instrText>
+              </w:rPr>
+              <w:instrText xml:space="preserve"> PAGEREF _Toc242397531 \h </w:instrText>
             </w:r>
             <w:r>
               <w:rPr>
                 <w:rFonts w:ascii="Times New Roman" w:hAnsi="Times New Roman" w:cs="Times New Roman"/>
                 <w:noProof/>
                 <w:webHidden/>
-                <w:sz w:val="32"/>
-                <w:szCs w:val="32"/>
               </w:rPr>
             </w:r>
             <w:r>
@@ -1580,8 +2883,6 @@
                 <w:rFonts w:ascii="Times New Roman" w:hAnsi="Times New Roman" w:cs="Times New Roman"/>
                 <w:noProof/>
                 <w:webHidden/>
-                <w:sz w:val="32"/>
-                <w:szCs w:val="32"/>
               </w:rPr>
               <w:fldChar w:fldCharType="separate"/>
             </w:r>
@@ -1590,139 +2891,13 @@
                 <w:rFonts w:ascii="Times New Roman" w:hAnsi="Times New Roman" w:cs="Times New Roman"/>
                 <w:noProof/>
                 <w:webHidden/>
-                <w:sz w:val="32"/>
-                <w:szCs w:val="32"/>
-              </w:rPr>
-              <w:t>5</w:t>
+              </w:rPr>
+              <w:t>11</w:t>
             </w:r>
             <w:r>
               <w:rPr>
                 <w:rFonts w:ascii="Times New Roman" w:hAnsi="Times New Roman" w:cs="Times New Roman"/>
                 <w:noProof/>
-                <w:webHidden/>
-                <w:sz w:val="32"/>
-                <w:szCs w:val="32"/>
-              </w:rPr>
-              <w:fldChar w:fldCharType="end"/>
-            </w:r>
-          </w:hyperlink>
-        </w:p>
-        <w:p>
-          <w:pPr>
-            <w:pStyle w:val="TOC3"/>
-            <w:rPr>
-              <w:kern w:val="0"/>
-              <w:lang w:val="en-US" w:eastAsia="en-US"/>
-              <w14:ligatures w14:val="none"/>
-            </w:rPr>
-          </w:pPr>
-          <w:hyperlink w:anchor="_Toc242397514" w:history="1">
-            <w:r>
-              <w:rPr>
-                <w:rStyle w:val="Hyperlink"/>
-                <w:b w:val="0"/>
-                <w:lang w:val="en-US"/>
-              </w:rPr>
-              <w:t>2.1. Đối tượng</w:t>
-            </w:r>
-            <w:r>
-              <w:rPr>
-                <w:webHidden/>
-              </w:rPr>
-              <w:tab/>
-            </w:r>
-            <w:r>
-              <w:rPr>
-                <w:webHidden/>
-              </w:rPr>
-              <w:fldChar w:fldCharType="begin"/>
-            </w:r>
-            <w:r>
-              <w:rPr>
-                <w:webHidden/>
-              </w:rPr>
-              <w:instrText xml:space="preserve"> PAGEREF _Toc242397514 \h </w:instrText>
-            </w:r>
-            <w:r>
-              <w:rPr>
-                <w:webHidden/>
-              </w:rPr>
-            </w:r>
-            <w:r>
-              <w:rPr>
-                <w:webHidden/>
-              </w:rPr>
-              <w:fldChar w:fldCharType="separate"/>
-            </w:r>
-            <w:r>
-              <w:rPr>
-                <w:webHidden/>
-              </w:rPr>
-              <w:t>5</w:t>
-            </w:r>
-            <w:r>
-              <w:rPr>
-                <w:webHidden/>
-              </w:rPr>
-              <w:fldChar w:fldCharType="end"/>
-            </w:r>
-          </w:hyperlink>
-        </w:p>
-        <w:p>
-          <w:pPr>
-            <w:pStyle w:val="TOC3"/>
-            <w:rPr>
-              <w:kern w:val="0"/>
-              <w:lang w:val="en-US" w:eastAsia="en-US"/>
-              <w14:ligatures w14:val="none"/>
-            </w:rPr>
-          </w:pPr>
-          <w:hyperlink w:anchor="_Toc242397515" w:history="1">
-            <w:r>
-              <w:rPr>
-                <w:rStyle w:val="Hyperlink"/>
-                <w:b w:val="0"/>
-                <w:lang w:val="en-US"/>
-              </w:rPr>
-              <w:t>2.2. Lớp đối tượng</w:t>
-            </w:r>
-            <w:r>
-              <w:rPr>
-                <w:webHidden/>
-              </w:rPr>
-              <w:tab/>
-            </w:r>
-            <w:r>
-              <w:rPr>
-                <w:webHidden/>
-              </w:rPr>
-              <w:fldChar w:fldCharType="begin"/>
-            </w:r>
-            <w:r>
-              <w:rPr>
-                <w:webHidden/>
-              </w:rPr>
-              <w:instrText xml:space="preserve"> PAGEREF _Toc242397515 \h </w:instrText>
-            </w:r>
-            <w:r>
-              <w:rPr>
-                <w:webHidden/>
-              </w:rPr>
-            </w:r>
-            <w:r>
-              <w:rPr>
-                <w:webHidden/>
-              </w:rPr>
-              <w:fldChar w:fldCharType="separate"/>
-            </w:r>
-            <w:r>
-              <w:rPr>
-                <w:webHidden/>
-              </w:rPr>
-              <w:t>5</w:t>
-            </w:r>
-            <w:r>
-              <w:rPr>
                 <w:webHidden/>
               </w:rPr>
               <w:fldChar w:fldCharType="end"/>
@@ -1739,32 +2914,25 @@
               <w:rFonts w:ascii="Times New Roman" w:hAnsi="Times New Roman" w:cs="Times New Roman"/>
               <w:noProof/>
               <w:kern w:val="0"/>
-              <w:sz w:val="32"/>
-              <w:szCs w:val="32"/>
               <w:lang w:val="en-US" w:eastAsia="en-US"/>
               <w14:ligatures w14:val="none"/>
             </w:rPr>
           </w:pPr>
-          <w:hyperlink w:anchor="_Toc242397516" w:history="1">
+          <w:hyperlink w:anchor="_Toc242397532" w:history="1">
             <w:r>
               <w:rPr>
                 <w:rStyle w:val="Hyperlink"/>
                 <w:rFonts w:ascii="Times New Roman" w:eastAsia="Times New Roman" w:hAnsi="Times New Roman" w:cs="Times New Roman"/>
                 <w:bCs/>
                 <w:noProof/>
-                <w:sz w:val="32"/>
-                <w:szCs w:val="32"/>
-                <w:lang w:val="en-US"/>
-              </w:rPr>
-              <w:t>3. Thuộc tính</w:t>
+              </w:rPr>
+              <w:t>3.Phương thức xuat()</w:t>
             </w:r>
             <w:r>
               <w:rPr>
                 <w:rFonts w:ascii="Times New Roman" w:hAnsi="Times New Roman" w:cs="Times New Roman"/>
                 <w:noProof/>
                 <w:webHidden/>
-                <w:sz w:val="32"/>
-                <w:szCs w:val="32"/>
               </w:rPr>
               <w:tab/>
             </w:r>
@@ -1773,8 +2941,6 @@
                 <w:rFonts w:ascii="Times New Roman" w:hAnsi="Times New Roman" w:cs="Times New Roman"/>
                 <w:noProof/>
                 <w:webHidden/>
-                <w:sz w:val="32"/>
-                <w:szCs w:val="32"/>
               </w:rPr>
               <w:fldChar w:fldCharType="begin"/>
             </w:r>
@@ -1783,18 +2949,14 @@
                 <w:rFonts w:ascii="Times New Roman" w:hAnsi="Times New Roman" w:cs="Times New Roman"/>
                 <w:noProof/>
                 <w:webHidden/>
-                <w:sz w:val="32"/>
-                <w:szCs w:val="32"/>
-              </w:rPr>
-              <w:instrText xml:space="preserve"> PAGEREF _Toc242397516 \h </w:instrText>
+              </w:rPr>
+              <w:instrText xml:space="preserve"> PAGEREF _Toc242397532 \h </w:instrText>
             </w:r>
             <w:r>
               <w:rPr>
                 <w:rFonts w:ascii="Times New Roman" w:hAnsi="Times New Roman" w:cs="Times New Roman"/>
                 <w:noProof/>
                 <w:webHidden/>
-                <w:sz w:val="32"/>
-                <w:szCs w:val="32"/>
               </w:rPr>
             </w:r>
             <w:r>
@@ -1802,8 +2964,6 @@
                 <w:rFonts w:ascii="Times New Roman" w:hAnsi="Times New Roman" w:cs="Times New Roman"/>
                 <w:noProof/>
                 <w:webHidden/>
-                <w:sz w:val="32"/>
-                <w:szCs w:val="32"/>
               </w:rPr>
               <w:fldChar w:fldCharType="separate"/>
             </w:r>
@@ -1812,18 +2972,14 @@
                 <w:rFonts w:ascii="Times New Roman" w:hAnsi="Times New Roman" w:cs="Times New Roman"/>
                 <w:noProof/>
                 <w:webHidden/>
-                <w:sz w:val="32"/>
-                <w:szCs w:val="32"/>
-              </w:rPr>
-              <w:t>6</w:t>
+              </w:rPr>
+              <w:t>12</w:t>
             </w:r>
             <w:r>
               <w:rPr>
                 <w:rFonts w:ascii="Times New Roman" w:hAnsi="Times New Roman" w:cs="Times New Roman"/>
                 <w:noProof/>
                 <w:webHidden/>
-                <w:sz w:val="32"/>
-                <w:szCs w:val="32"/>
               </w:rPr>
               <w:fldChar w:fldCharType="end"/>
             </w:r>
@@ -1839,32 +2995,25 @@
               <w:rFonts w:ascii="Times New Roman" w:hAnsi="Times New Roman" w:cs="Times New Roman"/>
               <w:noProof/>
               <w:kern w:val="0"/>
-              <w:sz w:val="32"/>
-              <w:szCs w:val="32"/>
               <w:lang w:val="en-US" w:eastAsia="en-US"/>
               <w14:ligatures w14:val="none"/>
             </w:rPr>
           </w:pPr>
-          <w:hyperlink w:anchor="_Toc242397517" w:history="1">
+          <w:hyperlink w:anchor="_Toc242397533" w:history="1">
             <w:r>
               <w:rPr>
                 <w:rStyle w:val="Hyperlink"/>
                 <w:rFonts w:ascii="Times New Roman" w:eastAsia="Times New Roman" w:hAnsi="Times New Roman" w:cs="Times New Roman"/>
                 <w:bCs/>
                 <w:noProof/>
-                <w:sz w:val="32"/>
-                <w:szCs w:val="32"/>
-                <w:lang w:val="en-US"/>
-              </w:rPr>
-              <w:t>4. Phương thức</w:t>
+              </w:rPr>
+              <w:t>4. Phương thức chen()</w:t>
             </w:r>
             <w:r>
               <w:rPr>
                 <w:rFonts w:ascii="Times New Roman" w:hAnsi="Times New Roman" w:cs="Times New Roman"/>
                 <w:noProof/>
                 <w:webHidden/>
-                <w:sz w:val="32"/>
-                <w:szCs w:val="32"/>
               </w:rPr>
               <w:tab/>
             </w:r>
@@ -1873,8 +3022,6 @@
                 <w:rFonts w:ascii="Times New Roman" w:hAnsi="Times New Roman" w:cs="Times New Roman"/>
                 <w:noProof/>
                 <w:webHidden/>
-                <w:sz w:val="32"/>
-                <w:szCs w:val="32"/>
               </w:rPr>
               <w:fldChar w:fldCharType="begin"/>
             </w:r>
@@ -1883,18 +3030,14 @@
                 <w:rFonts w:ascii="Times New Roman" w:hAnsi="Times New Roman" w:cs="Times New Roman"/>
                 <w:noProof/>
                 <w:webHidden/>
-                <w:sz w:val="32"/>
-                <w:szCs w:val="32"/>
-              </w:rPr>
-              <w:instrText xml:space="preserve"> PAGEREF _Toc242397517 \h </w:instrText>
+              </w:rPr>
+              <w:instrText xml:space="preserve"> PAGEREF _Toc242397533 \h </w:instrText>
             </w:r>
             <w:r>
               <w:rPr>
                 <w:rFonts w:ascii="Times New Roman" w:hAnsi="Times New Roman" w:cs="Times New Roman"/>
                 <w:noProof/>
                 <w:webHidden/>
-                <w:sz w:val="32"/>
-                <w:szCs w:val="32"/>
               </w:rPr>
             </w:r>
             <w:r>
@@ -1902,8 +3045,6 @@
                 <w:rFonts w:ascii="Times New Roman" w:hAnsi="Times New Roman" w:cs="Times New Roman"/>
                 <w:noProof/>
                 <w:webHidden/>
-                <w:sz w:val="32"/>
-                <w:szCs w:val="32"/>
               </w:rPr>
               <w:fldChar w:fldCharType="separate"/>
             </w:r>
@@ -1912,18 +3053,14 @@
                 <w:rFonts w:ascii="Times New Roman" w:hAnsi="Times New Roman" w:cs="Times New Roman"/>
                 <w:noProof/>
                 <w:webHidden/>
-                <w:sz w:val="32"/>
-                <w:szCs w:val="32"/>
-              </w:rPr>
-              <w:t>6</w:t>
+              </w:rPr>
+              <w:t>12</w:t>
             </w:r>
             <w:r>
               <w:rPr>
                 <w:rFonts w:ascii="Times New Roman" w:hAnsi="Times New Roman" w:cs="Times New Roman"/>
                 <w:noProof/>
                 <w:webHidden/>
-                <w:sz w:val="32"/>
-                <w:szCs w:val="32"/>
               </w:rPr>
               <w:fldChar w:fldCharType="end"/>
             </w:r>
@@ -1939,32 +3076,25 @@
               <w:rFonts w:ascii="Times New Roman" w:hAnsi="Times New Roman" w:cs="Times New Roman"/>
               <w:noProof/>
               <w:kern w:val="0"/>
-              <w:sz w:val="32"/>
-              <w:szCs w:val="32"/>
               <w:lang w:val="en-US" w:eastAsia="en-US"/>
               <w14:ligatures w14:val="none"/>
             </w:rPr>
           </w:pPr>
-          <w:hyperlink w:anchor="_Toc242397518" w:history="1">
+          <w:hyperlink w:anchor="_Toc242397534" w:history="1">
             <w:r>
               <w:rPr>
                 <w:rStyle w:val="Hyperlink"/>
                 <w:rFonts w:ascii="Times New Roman" w:eastAsia="Times New Roman" w:hAnsi="Times New Roman" w:cs="Times New Roman"/>
                 <w:bCs/>
                 <w:noProof/>
-                <w:sz w:val="32"/>
-                <w:szCs w:val="32"/>
-                <w:lang w:val="en-US"/>
-              </w:rPr>
-              <w:t>5. Sơ đồ tổng thể hệ thống</w:t>
+              </w:rPr>
+              <w:t>5. Phương thức xoa()</w:t>
             </w:r>
             <w:r>
               <w:rPr>
                 <w:rFonts w:ascii="Times New Roman" w:hAnsi="Times New Roman" w:cs="Times New Roman"/>
                 <w:noProof/>
                 <w:webHidden/>
-                <w:sz w:val="32"/>
-                <w:szCs w:val="32"/>
               </w:rPr>
               <w:tab/>
             </w:r>
@@ -1973,8 +3103,6 @@
                 <w:rFonts w:ascii="Times New Roman" w:hAnsi="Times New Roman" w:cs="Times New Roman"/>
                 <w:noProof/>
                 <w:webHidden/>
-                <w:sz w:val="32"/>
-                <w:szCs w:val="32"/>
               </w:rPr>
               <w:fldChar w:fldCharType="begin"/>
             </w:r>
@@ -1983,18 +3111,14 @@
                 <w:rFonts w:ascii="Times New Roman" w:hAnsi="Times New Roman" w:cs="Times New Roman"/>
                 <w:noProof/>
                 <w:webHidden/>
-                <w:sz w:val="32"/>
-                <w:szCs w:val="32"/>
-              </w:rPr>
-              <w:instrText xml:space="preserve"> PAGEREF _Toc242397518 \h </w:instrText>
+              </w:rPr>
+              <w:instrText xml:space="preserve"> PAGEREF _Toc242397534 \h </w:instrText>
             </w:r>
             <w:r>
               <w:rPr>
                 <w:rFonts w:ascii="Times New Roman" w:hAnsi="Times New Roman" w:cs="Times New Roman"/>
                 <w:noProof/>
                 <w:webHidden/>
-                <w:sz w:val="32"/>
-                <w:szCs w:val="32"/>
               </w:rPr>
             </w:r>
             <w:r>
@@ -2002,8 +3126,6 @@
                 <w:rFonts w:ascii="Times New Roman" w:hAnsi="Times New Roman" w:cs="Times New Roman"/>
                 <w:noProof/>
                 <w:webHidden/>
-                <w:sz w:val="32"/>
-                <w:szCs w:val="32"/>
               </w:rPr>
               <w:fldChar w:fldCharType="separate"/>
             </w:r>
@@ -2012,18 +3134,14 @@
                 <w:rFonts w:ascii="Times New Roman" w:hAnsi="Times New Roman" w:cs="Times New Roman"/>
                 <w:noProof/>
                 <w:webHidden/>
-                <w:sz w:val="32"/>
-                <w:szCs w:val="32"/>
-              </w:rPr>
-              <w:t>7</w:t>
+              </w:rPr>
+              <w:t>13</w:t>
             </w:r>
             <w:r>
               <w:rPr>
                 <w:rFonts w:ascii="Times New Roman" w:hAnsi="Times New Roman" w:cs="Times New Roman"/>
                 <w:noProof/>
                 <w:webHidden/>
-                <w:sz w:val="32"/>
-                <w:szCs w:val="32"/>
               </w:rPr>
               <w:fldChar w:fldCharType="end"/>
             </w:r>
@@ -2039,32 +3157,25 @@
               <w:rFonts w:ascii="Times New Roman" w:hAnsi="Times New Roman" w:cs="Times New Roman"/>
               <w:noProof/>
               <w:kern w:val="0"/>
-              <w:sz w:val="32"/>
-              <w:szCs w:val="32"/>
               <w:lang w:val="en-US" w:eastAsia="en-US"/>
               <w14:ligatures w14:val="none"/>
             </w:rPr>
           </w:pPr>
-          <w:hyperlink w:anchor="_Toc242397519" w:history="1">
+          <w:hyperlink w:anchor="_Toc242397535" w:history="1">
             <w:r>
               <w:rPr>
                 <w:rStyle w:val="Hyperlink"/>
                 <w:rFonts w:ascii="Times New Roman" w:eastAsia="Times New Roman" w:hAnsi="Times New Roman" w:cs="Times New Roman"/>
                 <w:bCs/>
                 <w:noProof/>
-                <w:sz w:val="32"/>
-                <w:szCs w:val="32"/>
-                <w:lang w:val="en-US"/>
-              </w:rPr>
-              <w:t>6. Thành phần private và public</w:t>
+              </w:rPr>
+              <w:t>6. Các hàm bạn timMa() và soSanhNgay()</w:t>
             </w:r>
             <w:r>
               <w:rPr>
                 <w:rFonts w:ascii="Times New Roman" w:hAnsi="Times New Roman" w:cs="Times New Roman"/>
                 <w:noProof/>
                 <w:webHidden/>
-                <w:sz w:val="32"/>
-                <w:szCs w:val="32"/>
               </w:rPr>
               <w:tab/>
             </w:r>
@@ -2073,8 +3184,6 @@
                 <w:rFonts w:ascii="Times New Roman" w:hAnsi="Times New Roman" w:cs="Times New Roman"/>
                 <w:noProof/>
                 <w:webHidden/>
-                <w:sz w:val="32"/>
-                <w:szCs w:val="32"/>
               </w:rPr>
               <w:fldChar w:fldCharType="begin"/>
             </w:r>
@@ -2083,18 +3192,14 @@
                 <w:rFonts w:ascii="Times New Roman" w:hAnsi="Times New Roman" w:cs="Times New Roman"/>
                 <w:noProof/>
                 <w:webHidden/>
-                <w:sz w:val="32"/>
-                <w:szCs w:val="32"/>
-              </w:rPr>
-              <w:instrText xml:space="preserve"> PAGEREF _Toc242397519 \h </w:instrText>
+              </w:rPr>
+              <w:instrText xml:space="preserve"> PAGEREF _Toc242397535 \h </w:instrText>
             </w:r>
             <w:r>
               <w:rPr>
                 <w:rFonts w:ascii="Times New Roman" w:hAnsi="Times New Roman" w:cs="Times New Roman"/>
                 <w:noProof/>
                 <w:webHidden/>
-                <w:sz w:val="32"/>
-                <w:szCs w:val="32"/>
               </w:rPr>
             </w:r>
             <w:r>
@@ -2102,8 +3207,6 @@
                 <w:rFonts w:ascii="Times New Roman" w:hAnsi="Times New Roman" w:cs="Times New Roman"/>
                 <w:noProof/>
                 <w:webHidden/>
-                <w:sz w:val="32"/>
-                <w:szCs w:val="32"/>
               </w:rPr>
               <w:fldChar w:fldCharType="separate"/>
             </w:r>
@@ -2112,139 +3215,13 @@
                 <w:rFonts w:ascii="Times New Roman" w:hAnsi="Times New Roman" w:cs="Times New Roman"/>
                 <w:noProof/>
                 <w:webHidden/>
-                <w:sz w:val="32"/>
-                <w:szCs w:val="32"/>
-              </w:rPr>
-              <w:t>7</w:t>
+              </w:rPr>
+              <w:t>13</w:t>
             </w:r>
             <w:r>
               <w:rPr>
                 <w:rFonts w:ascii="Times New Roman" w:hAnsi="Times New Roman" w:cs="Times New Roman"/>
                 <w:noProof/>
-                <w:webHidden/>
-                <w:sz w:val="32"/>
-                <w:szCs w:val="32"/>
-              </w:rPr>
-              <w:fldChar w:fldCharType="end"/>
-            </w:r>
-          </w:hyperlink>
-        </w:p>
-        <w:p>
-          <w:pPr>
-            <w:pStyle w:val="TOC3"/>
-            <w:rPr>
-              <w:kern w:val="0"/>
-              <w:lang w:val="en-US" w:eastAsia="en-US"/>
-              <w14:ligatures w14:val="none"/>
-            </w:rPr>
-          </w:pPr>
-          <w:hyperlink w:anchor="_Toc242397520" w:history="1">
-            <w:r>
-              <w:rPr>
-                <w:rStyle w:val="Hyperlink"/>
-                <w:b w:val="0"/>
-                <w:lang w:val="en-US"/>
-              </w:rPr>
-              <w:t>6.1. Thành phần private</w:t>
-            </w:r>
-            <w:r>
-              <w:rPr>
-                <w:webHidden/>
-              </w:rPr>
-              <w:tab/>
-            </w:r>
-            <w:r>
-              <w:rPr>
-                <w:webHidden/>
-              </w:rPr>
-              <w:fldChar w:fldCharType="begin"/>
-            </w:r>
-            <w:r>
-              <w:rPr>
-                <w:webHidden/>
-              </w:rPr>
-              <w:instrText xml:space="preserve"> PAGEREF _Toc242397520 \h </w:instrText>
-            </w:r>
-            <w:r>
-              <w:rPr>
-                <w:webHidden/>
-              </w:rPr>
-            </w:r>
-            <w:r>
-              <w:rPr>
-                <w:webHidden/>
-              </w:rPr>
-              <w:fldChar w:fldCharType="separate"/>
-            </w:r>
-            <w:r>
-              <w:rPr>
-                <w:webHidden/>
-              </w:rPr>
-              <w:t>7</w:t>
-            </w:r>
-            <w:r>
-              <w:rPr>
-                <w:webHidden/>
-              </w:rPr>
-              <w:fldChar w:fldCharType="end"/>
-            </w:r>
-          </w:hyperlink>
-        </w:p>
-        <w:p>
-          <w:pPr>
-            <w:pStyle w:val="TOC3"/>
-            <w:rPr>
-              <w:kern w:val="0"/>
-              <w:lang w:val="en-US" w:eastAsia="en-US"/>
-              <w14:ligatures w14:val="none"/>
-            </w:rPr>
-          </w:pPr>
-          <w:hyperlink w:anchor="_Toc242397521" w:history="1">
-            <w:r>
-              <w:rPr>
-                <w:rStyle w:val="Hyperlink"/>
-                <w:b w:val="0"/>
-                <w:lang w:val="en-US"/>
-              </w:rPr>
-              <w:t>6.2. Thành phần public</w:t>
-            </w:r>
-            <w:r>
-              <w:rPr>
-                <w:webHidden/>
-              </w:rPr>
-              <w:tab/>
-            </w:r>
-            <w:r>
-              <w:rPr>
-                <w:webHidden/>
-              </w:rPr>
-              <w:fldChar w:fldCharType="begin"/>
-            </w:r>
-            <w:r>
-              <w:rPr>
-                <w:webHidden/>
-              </w:rPr>
-              <w:instrText xml:space="preserve"> PAGEREF _Toc242397521 \h </w:instrText>
-            </w:r>
-            <w:r>
-              <w:rPr>
-                <w:webHidden/>
-              </w:rPr>
-            </w:r>
-            <w:r>
-              <w:rPr>
-                <w:webHidden/>
-              </w:rPr>
-              <w:fldChar w:fldCharType="separate"/>
-            </w:r>
-            <w:r>
-              <w:rPr>
-                <w:webHidden/>
-              </w:rPr>
-              <w:t>7</w:t>
-            </w:r>
-            <w:r>
-              <w:rPr>
                 <w:webHidden/>
               </w:rPr>
               <w:fldChar w:fldCharType="end"/>
@@ -2261,31 +3238,25 @@
               <w:rFonts w:ascii="Times New Roman" w:hAnsi="Times New Roman" w:cs="Times New Roman"/>
               <w:noProof/>
               <w:kern w:val="0"/>
-              <w:sz w:val="32"/>
-              <w:szCs w:val="32"/>
               <w:lang w:val="en-US" w:eastAsia="en-US"/>
               <w14:ligatures w14:val="none"/>
             </w:rPr>
           </w:pPr>
-          <w:hyperlink w:anchor="_Toc242397522" w:history="1">
+          <w:hyperlink w:anchor="_Toc242397536" w:history="1">
             <w:r>
               <w:rPr>
                 <w:rStyle w:val="Hyperlink"/>
                 <w:rFonts w:ascii="Times New Roman" w:eastAsia="Times New Roman" w:hAnsi="Times New Roman" w:cs="Times New Roman"/>
                 <w:bCs/>
                 <w:noProof/>
-                <w:sz w:val="32"/>
-                <w:szCs w:val="32"/>
-              </w:rPr>
-              <w:t>7.Hàm tạo (Constructor)</w:t>
+              </w:rPr>
+              <w:t>7. Hàm main() và luồng thực thi</w:t>
             </w:r>
             <w:r>
               <w:rPr>
                 <w:rFonts w:ascii="Times New Roman" w:hAnsi="Times New Roman" w:cs="Times New Roman"/>
                 <w:noProof/>
                 <w:webHidden/>
-                <w:sz w:val="32"/>
-                <w:szCs w:val="32"/>
               </w:rPr>
               <w:tab/>
             </w:r>
@@ -2294,8 +3265,6 @@
                 <w:rFonts w:ascii="Times New Roman" w:hAnsi="Times New Roman" w:cs="Times New Roman"/>
                 <w:noProof/>
                 <w:webHidden/>
-                <w:sz w:val="32"/>
-                <w:szCs w:val="32"/>
               </w:rPr>
               <w:fldChar w:fldCharType="begin"/>
             </w:r>
@@ -2304,18 +3273,14 @@
                 <w:rFonts w:ascii="Times New Roman" w:hAnsi="Times New Roman" w:cs="Times New Roman"/>
                 <w:noProof/>
                 <w:webHidden/>
-                <w:sz w:val="32"/>
-                <w:szCs w:val="32"/>
-              </w:rPr>
-              <w:instrText xml:space="preserve"> PAGEREF _Toc242397522 \h </w:instrText>
+              </w:rPr>
+              <w:instrText xml:space="preserve"> PAGEREF _Toc242397536 \h </w:instrText>
             </w:r>
             <w:r>
               <w:rPr>
                 <w:rFonts w:ascii="Times New Roman" w:hAnsi="Times New Roman" w:cs="Times New Roman"/>
                 <w:noProof/>
                 <w:webHidden/>
-                <w:sz w:val="32"/>
-                <w:szCs w:val="32"/>
               </w:rPr>
             </w:r>
             <w:r>
@@ -2323,8 +3288,6 @@
                 <w:rFonts w:ascii="Times New Roman" w:hAnsi="Times New Roman" w:cs="Times New Roman"/>
                 <w:noProof/>
                 <w:webHidden/>
-                <w:sz w:val="32"/>
-                <w:szCs w:val="32"/>
               </w:rPr>
               <w:fldChar w:fldCharType="separate"/>
             </w:r>
@@ -2333,18 +3296,96 @@
                 <w:rFonts w:ascii="Times New Roman" w:hAnsi="Times New Roman" w:cs="Times New Roman"/>
                 <w:noProof/>
                 <w:webHidden/>
-                <w:sz w:val="32"/>
-                <w:szCs w:val="32"/>
-              </w:rPr>
-              <w:t>8</w:t>
+              </w:rPr>
+              <w:t>15</w:t>
             </w:r>
             <w:r>
               <w:rPr>
                 <w:rFonts w:ascii="Times New Roman" w:hAnsi="Times New Roman" w:cs="Times New Roman"/>
                 <w:noProof/>
                 <w:webHidden/>
-                <w:sz w:val="32"/>
-                <w:szCs w:val="32"/>
+              </w:rPr>
+              <w:fldChar w:fldCharType="end"/>
+            </w:r>
+          </w:hyperlink>
+        </w:p>
+        <w:p>
+          <w:pPr>
+            <w:pStyle w:val="TOC1"/>
+            <w:tabs>
+              <w:tab w:val="right" w:leader="dot" w:pos="9016"/>
+            </w:tabs>
+            <w:rPr>
+              <w:rFonts w:ascii="Times New Roman" w:hAnsi="Times New Roman" w:cs="Times New Roman"/>
+              <w:noProof/>
+              <w:kern w:val="0"/>
+              <w:lang w:val="en-US" w:eastAsia="en-US"/>
+              <w14:ligatures w14:val="none"/>
+            </w:rPr>
+          </w:pPr>
+          <w:hyperlink w:anchor="_Toc242397537" w:history="1">
+            <w:r>
+              <w:rPr>
+                <w:rStyle w:val="Hyperlink"/>
+                <w:rFonts w:ascii="Times New Roman" w:eastAsia="Times New Roman" w:hAnsi="Times New Roman" w:cs="Times New Roman"/>
+                <w:b/>
+                <w:bCs/>
+                <w:noProof/>
+              </w:rPr>
+              <w:t>V. CHẠY THỬ BẰNG TAY (VÍ DỤ MINH HỌA)</w:t>
+            </w:r>
+            <w:r>
+              <w:rPr>
+                <w:rFonts w:ascii="Times New Roman" w:hAnsi="Times New Roman" w:cs="Times New Roman"/>
+                <w:noProof/>
+                <w:webHidden/>
+              </w:rPr>
+              <w:tab/>
+            </w:r>
+            <w:r>
+              <w:rPr>
+                <w:rFonts w:ascii="Times New Roman" w:hAnsi="Times New Roman" w:cs="Times New Roman"/>
+                <w:noProof/>
+                <w:webHidden/>
+              </w:rPr>
+              <w:fldChar w:fldCharType="begin"/>
+            </w:r>
+            <w:r>
+              <w:rPr>
+                <w:rFonts w:ascii="Times New Roman" w:hAnsi="Times New Roman" w:cs="Times New Roman"/>
+                <w:noProof/>
+                <w:webHidden/>
+              </w:rPr>
+              <w:instrText xml:space="preserve"> PAGEREF _Toc242397537 \h </w:instrText>
+            </w:r>
+            <w:r>
+              <w:rPr>
+                <w:rFonts w:ascii="Times New Roman" w:hAnsi="Times New Roman" w:cs="Times New Roman"/>
+                <w:noProof/>
+                <w:webHidden/>
+              </w:rPr>
+            </w:r>
+            <w:r>
+              <w:rPr>
+                <w:rFonts w:ascii="Times New Roman" w:hAnsi="Times New Roman" w:cs="Times New Roman"/>
+                <w:noProof/>
+                <w:webHidden/>
+              </w:rPr>
+              <w:fldChar w:fldCharType="separate"/>
+            </w:r>
+            <w:r>
+              <w:rPr>
+                <w:rFonts w:ascii="Times New Roman" w:hAnsi="Times New Roman" w:cs="Times New Roman"/>
+                <w:noProof/>
+                <w:webHidden/>
+              </w:rPr>
+              <w:t>15</w:t>
+            </w:r>
+            <w:r>
+              <w:rPr>
+                <w:rFonts w:ascii="Times New Roman" w:hAnsi="Times New Roman" w:cs="Times New Roman"/>
+                <w:noProof/>
+                <w:webHidden/>
               </w:rPr>
               <w:fldChar w:fldCharType="end"/>
             </w:r>
@@ -2360,31 +3401,26 @@
               <w:rFonts w:ascii="Times New Roman" w:hAnsi="Times New Roman" w:cs="Times New Roman"/>
               <w:noProof/>
               <w:kern w:val="0"/>
-              <w:sz w:val="32"/>
-              <w:szCs w:val="32"/>
               <w:lang w:val="en-US" w:eastAsia="en-US"/>
               <w14:ligatures w14:val="none"/>
             </w:rPr>
           </w:pPr>
-          <w:hyperlink w:anchor="_Toc242397523" w:history="1">
+          <w:hyperlink w:anchor="_Toc242397538" w:history="1">
             <w:r>
               <w:rPr>
                 <w:rStyle w:val="Hyperlink"/>
                 <w:rFonts w:ascii="Times New Roman" w:eastAsia="Times New Roman" w:hAnsi="Times New Roman" w:cs="Times New Roman"/>
                 <w:bCs/>
                 <w:noProof/>
-                <w:sz w:val="32"/>
-                <w:szCs w:val="32"/>
-              </w:rPr>
-              <w:t>8. Hàm bạn (friend function)</w:t>
+                <w:lang w:val="en-US"/>
+              </w:rPr>
+              <w:t>1. Nhập &amp; Xuất danh sách ban đầu</w:t>
             </w:r>
             <w:r>
               <w:rPr>
                 <w:rFonts w:ascii="Times New Roman" w:hAnsi="Times New Roman" w:cs="Times New Roman"/>
                 <w:noProof/>
                 <w:webHidden/>
-                <w:sz w:val="32"/>
-                <w:szCs w:val="32"/>
               </w:rPr>
               <w:tab/>
             </w:r>
@@ -2393,8 +3429,6 @@
                 <w:rFonts w:ascii="Times New Roman" w:hAnsi="Times New Roman" w:cs="Times New Roman"/>
                 <w:noProof/>
                 <w:webHidden/>
-                <w:sz w:val="32"/>
-                <w:szCs w:val="32"/>
               </w:rPr>
               <w:fldChar w:fldCharType="begin"/>
             </w:r>
@@ -2403,18 +3437,14 @@
                 <w:rFonts w:ascii="Times New Roman" w:hAnsi="Times New Roman" w:cs="Times New Roman"/>
                 <w:noProof/>
                 <w:webHidden/>
-                <w:sz w:val="32"/>
-                <w:szCs w:val="32"/>
-              </w:rPr>
-              <w:instrText xml:space="preserve"> PAGEREF _Toc242397523 \h </w:instrText>
+              </w:rPr>
+              <w:instrText xml:space="preserve"> PAGEREF _Toc242397538 \h </w:instrText>
             </w:r>
             <w:r>
               <w:rPr>
                 <w:rFonts w:ascii="Times New Roman" w:hAnsi="Times New Roman" w:cs="Times New Roman"/>
                 <w:noProof/>
                 <w:webHidden/>
-                <w:sz w:val="32"/>
-                <w:szCs w:val="32"/>
               </w:rPr>
             </w:r>
             <w:r>
@@ -2422,8 +3452,6 @@
                 <w:rFonts w:ascii="Times New Roman" w:hAnsi="Times New Roman" w:cs="Times New Roman"/>
                 <w:noProof/>
                 <w:webHidden/>
-                <w:sz w:val="32"/>
-                <w:szCs w:val="32"/>
               </w:rPr>
               <w:fldChar w:fldCharType="separate"/>
             </w:r>
@@ -2432,18 +3460,14 @@
                 <w:rFonts w:ascii="Times New Roman" w:hAnsi="Times New Roman" w:cs="Times New Roman"/>
                 <w:noProof/>
                 <w:webHidden/>
-                <w:sz w:val="32"/>
-                <w:szCs w:val="32"/>
-              </w:rPr>
-              <w:t>8</w:t>
+              </w:rPr>
+              <w:t>15</w:t>
             </w:r>
             <w:r>
               <w:rPr>
                 <w:rFonts w:ascii="Times New Roman" w:hAnsi="Times New Roman" w:cs="Times New Roman"/>
                 <w:noProof/>
                 <w:webHidden/>
-                <w:sz w:val="32"/>
-                <w:szCs w:val="32"/>
               </w:rPr>
               <w:fldChar w:fldCharType="end"/>
             </w:r>
@@ -2459,31 +3483,26 @@
               <w:rFonts w:ascii="Times New Roman" w:hAnsi="Times New Roman" w:cs="Times New Roman"/>
               <w:noProof/>
               <w:kern w:val="0"/>
-              <w:sz w:val="32"/>
-              <w:szCs w:val="32"/>
               <w:lang w:val="en-US" w:eastAsia="en-US"/>
               <w14:ligatures w14:val="none"/>
             </w:rPr>
           </w:pPr>
-          <w:hyperlink w:anchor="_Toc242397524" w:history="1">
+          <w:hyperlink w:anchor="_Toc242397539" w:history="1">
             <w:r>
               <w:rPr>
                 <w:rStyle w:val="Hyperlink"/>
                 <w:rFonts w:ascii="Times New Roman" w:eastAsia="Times New Roman" w:hAnsi="Times New Roman" w:cs="Times New Roman"/>
                 <w:bCs/>
                 <w:noProof/>
-                <w:sz w:val="32"/>
-                <w:szCs w:val="32"/>
-              </w:rPr>
-              <w:t>9. Mảng (array)</w:t>
+                <w:lang w:val="en-US"/>
+              </w:rPr>
+              <w:t>2. Chạy phương thức chen()</w:t>
             </w:r>
             <w:r>
               <w:rPr>
                 <w:rFonts w:ascii="Times New Roman" w:hAnsi="Times New Roman" w:cs="Times New Roman"/>
                 <w:noProof/>
                 <w:webHidden/>
-                <w:sz w:val="32"/>
-                <w:szCs w:val="32"/>
               </w:rPr>
               <w:tab/>
             </w:r>
@@ -2492,8 +3511,6 @@
                 <w:rFonts w:ascii="Times New Roman" w:hAnsi="Times New Roman" w:cs="Times New Roman"/>
                 <w:noProof/>
                 <w:webHidden/>
-                <w:sz w:val="32"/>
-                <w:szCs w:val="32"/>
               </w:rPr>
               <w:fldChar w:fldCharType="begin"/>
             </w:r>
@@ -2502,18 +3519,14 @@
                 <w:rFonts w:ascii="Times New Roman" w:hAnsi="Times New Roman" w:cs="Times New Roman"/>
                 <w:noProof/>
                 <w:webHidden/>
-                <w:sz w:val="32"/>
-                <w:szCs w:val="32"/>
-              </w:rPr>
-              <w:instrText xml:space="preserve"> PAGEREF _Toc242397524 \h </w:instrText>
+              </w:rPr>
+              <w:instrText xml:space="preserve"> PAGEREF _Toc242397539 \h </w:instrText>
             </w:r>
             <w:r>
               <w:rPr>
                 <w:rFonts w:ascii="Times New Roman" w:hAnsi="Times New Roman" w:cs="Times New Roman"/>
                 <w:noProof/>
                 <w:webHidden/>
-                <w:sz w:val="32"/>
-                <w:szCs w:val="32"/>
               </w:rPr>
             </w:r>
             <w:r>
@@ -2521,8 +3534,6 @@
                 <w:rFonts w:ascii="Times New Roman" w:hAnsi="Times New Roman" w:cs="Times New Roman"/>
                 <w:noProof/>
                 <w:webHidden/>
-                <w:sz w:val="32"/>
-                <w:szCs w:val="32"/>
               </w:rPr>
               <w:fldChar w:fldCharType="separate"/>
             </w:r>
@@ -2531,137 +3542,13 @@
                 <w:rFonts w:ascii="Times New Roman" w:hAnsi="Times New Roman" w:cs="Times New Roman"/>
                 <w:noProof/>
                 <w:webHidden/>
-                <w:sz w:val="32"/>
-                <w:szCs w:val="32"/>
-              </w:rPr>
-              <w:t>8</w:t>
+              </w:rPr>
+              <w:t>15</w:t>
             </w:r>
             <w:r>
               <w:rPr>
                 <w:rFonts w:ascii="Times New Roman" w:hAnsi="Times New Roman" w:cs="Times New Roman"/>
                 <w:noProof/>
-                <w:webHidden/>
-                <w:sz w:val="32"/>
-                <w:szCs w:val="32"/>
-              </w:rPr>
-              <w:fldChar w:fldCharType="end"/>
-            </w:r>
-          </w:hyperlink>
-        </w:p>
-        <w:p>
-          <w:pPr>
-            <w:pStyle w:val="TOC3"/>
-            <w:rPr>
-              <w:kern w:val="0"/>
-              <w:lang w:val="en-US" w:eastAsia="en-US"/>
-              <w14:ligatures w14:val="none"/>
-            </w:rPr>
-          </w:pPr>
-          <w:hyperlink w:anchor="_Toc242397525" w:history="1">
-            <w:r>
-              <w:rPr>
-                <w:rStyle w:val="Hyperlink"/>
-                <w:b w:val="0"/>
-              </w:rPr>
-              <w:t>9.1. Mảng 1 chiều</w:t>
-            </w:r>
-            <w:r>
-              <w:rPr>
-                <w:webHidden/>
-              </w:rPr>
-              <w:tab/>
-            </w:r>
-            <w:r>
-              <w:rPr>
-                <w:webHidden/>
-              </w:rPr>
-              <w:fldChar w:fldCharType="begin"/>
-            </w:r>
-            <w:r>
-              <w:rPr>
-                <w:webHidden/>
-              </w:rPr>
-              <w:instrText xml:space="preserve"> PAGEREF _Toc242397525 \h </w:instrText>
-            </w:r>
-            <w:r>
-              <w:rPr>
-                <w:webHidden/>
-              </w:rPr>
-            </w:r>
-            <w:r>
-              <w:rPr>
-                <w:webHidden/>
-              </w:rPr>
-              <w:fldChar w:fldCharType="separate"/>
-            </w:r>
-            <w:r>
-              <w:rPr>
-                <w:webHidden/>
-              </w:rPr>
-              <w:t>8</w:t>
-            </w:r>
-            <w:r>
-              <w:rPr>
-                <w:webHidden/>
-              </w:rPr>
-              <w:fldChar w:fldCharType="end"/>
-            </w:r>
-          </w:hyperlink>
-        </w:p>
-        <w:p>
-          <w:pPr>
-            <w:pStyle w:val="TOC3"/>
-            <w:rPr>
-              <w:kern w:val="0"/>
-              <w:lang w:val="en-US" w:eastAsia="en-US"/>
-              <w14:ligatures w14:val="none"/>
-            </w:rPr>
-          </w:pPr>
-          <w:hyperlink w:anchor="_Toc242397526" w:history="1">
-            <w:r>
-              <w:rPr>
-                <w:rStyle w:val="Hyperlink"/>
-                <w:b w:val="0"/>
-              </w:rPr>
-              <w:t>9.2. Mảng nhiều chiều</w:t>
-            </w:r>
-            <w:r>
-              <w:rPr>
-                <w:webHidden/>
-              </w:rPr>
-              <w:tab/>
-            </w:r>
-            <w:r>
-              <w:rPr>
-                <w:webHidden/>
-              </w:rPr>
-              <w:fldChar w:fldCharType="begin"/>
-            </w:r>
-            <w:r>
-              <w:rPr>
-                <w:webHidden/>
-              </w:rPr>
-              <w:instrText xml:space="preserve"> PAGEREF _Toc242397526 \h </w:instrText>
-            </w:r>
-            <w:r>
-              <w:rPr>
-                <w:webHidden/>
-              </w:rPr>
-            </w:r>
-            <w:r>
-              <w:rPr>
-                <w:webHidden/>
-              </w:rPr>
-              <w:fldChar w:fldCharType="separate"/>
-            </w:r>
-            <w:r>
-              <w:rPr>
-                <w:webHidden/>
-              </w:rPr>
-              <w:t>9</w:t>
-            </w:r>
-            <w:r>
-              <w:rPr>
                 <w:webHidden/>
               </w:rPr>
               <w:fldChar w:fldCharType="end"/>
@@ -2678,31 +3565,26 @@
               <w:rFonts w:ascii="Times New Roman" w:hAnsi="Times New Roman" w:cs="Times New Roman"/>
               <w:noProof/>
               <w:kern w:val="0"/>
-              <w:sz w:val="32"/>
-              <w:szCs w:val="32"/>
               <w:lang w:val="en-US" w:eastAsia="en-US"/>
               <w14:ligatures w14:val="none"/>
             </w:rPr>
           </w:pPr>
-          <w:hyperlink w:anchor="_Toc242397527" w:history="1">
+          <w:hyperlink w:anchor="_Toc242397540" w:history="1">
             <w:r>
               <w:rPr>
                 <w:rStyle w:val="Hyperlink"/>
                 <w:rFonts w:ascii="Times New Roman" w:eastAsia="Times New Roman" w:hAnsi="Times New Roman" w:cs="Times New Roman"/>
                 <w:bCs/>
                 <w:noProof/>
-                <w:sz w:val="32"/>
-                <w:szCs w:val="32"/>
-              </w:rPr>
-              <w:t>10. Truyền đối tượng vào hàm</w:t>
+                <w:lang w:val="en-US"/>
+              </w:rPr>
+              <w:t>3. Chạy phương thức xoa()</w:t>
             </w:r>
             <w:r>
               <w:rPr>
                 <w:rFonts w:ascii="Times New Roman" w:hAnsi="Times New Roman" w:cs="Times New Roman"/>
                 <w:noProof/>
                 <w:webHidden/>
-                <w:sz w:val="32"/>
-                <w:szCs w:val="32"/>
               </w:rPr>
               <w:tab/>
             </w:r>
@@ -2711,8 +3593,6 @@
                 <w:rFonts w:ascii="Times New Roman" w:hAnsi="Times New Roman" w:cs="Times New Roman"/>
                 <w:noProof/>
                 <w:webHidden/>
-                <w:sz w:val="32"/>
-                <w:szCs w:val="32"/>
               </w:rPr>
               <w:fldChar w:fldCharType="begin"/>
             </w:r>
@@ -2721,18 +3601,14 @@
                 <w:rFonts w:ascii="Times New Roman" w:hAnsi="Times New Roman" w:cs="Times New Roman"/>
                 <w:noProof/>
                 <w:webHidden/>
-                <w:sz w:val="32"/>
-                <w:szCs w:val="32"/>
-              </w:rPr>
-              <w:instrText xml:space="preserve"> PAGEREF _Toc242397527 \h </w:instrText>
+              </w:rPr>
+              <w:instrText xml:space="preserve"> PAGEREF _Toc242397540 \h </w:instrText>
             </w:r>
             <w:r>
               <w:rPr>
                 <w:rFonts w:ascii="Times New Roman" w:hAnsi="Times New Roman" w:cs="Times New Roman"/>
                 <w:noProof/>
                 <w:webHidden/>
-                <w:sz w:val="32"/>
-                <w:szCs w:val="32"/>
               </w:rPr>
             </w:r>
             <w:r>
@@ -2740,8 +3616,6 @@
                 <w:rFonts w:ascii="Times New Roman" w:hAnsi="Times New Roman" w:cs="Times New Roman"/>
                 <w:noProof/>
                 <w:webHidden/>
-                <w:sz w:val="32"/>
-                <w:szCs w:val="32"/>
               </w:rPr>
               <w:fldChar w:fldCharType="separate"/>
             </w:r>
@@ -2750,18 +3624,14 @@
                 <w:rFonts w:ascii="Times New Roman" w:hAnsi="Times New Roman" w:cs="Times New Roman"/>
                 <w:noProof/>
                 <w:webHidden/>
-                <w:sz w:val="32"/>
-                <w:szCs w:val="32"/>
-              </w:rPr>
-              <w:t>9</w:t>
+              </w:rPr>
+              <w:t>16</w:t>
             </w:r>
             <w:r>
               <w:rPr>
                 <w:rFonts w:ascii="Times New Roman" w:hAnsi="Times New Roman" w:cs="Times New Roman"/>
                 <w:noProof/>
                 <w:webHidden/>
-                <w:sz w:val="32"/>
-                <w:szCs w:val="32"/>
               </w:rPr>
               <w:fldChar w:fldCharType="end"/>
             </w:r>
@@ -2777,1317 +3647,6 @@
               <w:rFonts w:ascii="Times New Roman" w:hAnsi="Times New Roman" w:cs="Times New Roman"/>
               <w:noProof/>
               <w:kern w:val="0"/>
-              <w:sz w:val="32"/>
-              <w:szCs w:val="32"/>
-              <w:lang w:val="en-US" w:eastAsia="en-US"/>
-              <w14:ligatures w14:val="none"/>
-            </w:rPr>
-          </w:pPr>
-          <w:hyperlink w:anchor="_Toc242397528" w:history="1">
-            <w:r>
-              <w:rPr>
-                <w:rStyle w:val="Hyperlink"/>
-                <w:rFonts w:ascii="Times New Roman" w:eastAsia="Times New Roman" w:hAnsi="Times New Roman" w:cs="Times New Roman"/>
-                <w:b/>
-                <w:bCs/>
-                <w:noProof/>
-                <w:sz w:val="32"/>
-                <w:szCs w:val="32"/>
-              </w:rPr>
-              <w:t>III. PHÂN TÍCH DỮ LIỆU</w:t>
-            </w:r>
-            <w:r>
-              <w:rPr>
-                <w:rFonts w:ascii="Times New Roman" w:hAnsi="Times New Roman" w:cs="Times New Roman"/>
-                <w:noProof/>
-                <w:webHidden/>
-                <w:sz w:val="32"/>
-                <w:szCs w:val="32"/>
-              </w:rPr>
-              <w:tab/>
-            </w:r>
-            <w:r>
-              <w:rPr>
-                <w:rFonts w:ascii="Times New Roman" w:hAnsi="Times New Roman" w:cs="Times New Roman"/>
-                <w:noProof/>
-                <w:webHidden/>
-                <w:sz w:val="32"/>
-                <w:szCs w:val="32"/>
-              </w:rPr>
-              <w:fldChar w:fldCharType="begin"/>
-            </w:r>
-            <w:r>
-              <w:rPr>
-                <w:rFonts w:ascii="Times New Roman" w:hAnsi="Times New Roman" w:cs="Times New Roman"/>
-                <w:noProof/>
-                <w:webHidden/>
-                <w:sz w:val="32"/>
-                <w:szCs w:val="32"/>
-              </w:rPr>
-              <w:instrText xml:space="preserve"> PAGEREF _Toc242397528 \h </w:instrText>
-            </w:r>
-            <w:r>
-              <w:rPr>
-                <w:rFonts w:ascii="Times New Roman" w:hAnsi="Times New Roman" w:cs="Times New Roman"/>
-                <w:noProof/>
-                <w:webHidden/>
-                <w:sz w:val="32"/>
-                <w:szCs w:val="32"/>
-              </w:rPr>
-            </w:r>
-            <w:r>
-              <w:rPr>
-                <w:rFonts w:ascii="Times New Roman" w:hAnsi="Times New Roman" w:cs="Times New Roman"/>
-                <w:noProof/>
-                <w:webHidden/>
-                <w:sz w:val="32"/>
-                <w:szCs w:val="32"/>
-              </w:rPr>
-              <w:fldChar w:fldCharType="separate"/>
-            </w:r>
-            <w:r>
-              <w:rPr>
-                <w:rFonts w:ascii="Times New Roman" w:hAnsi="Times New Roman" w:cs="Times New Roman"/>
-                <w:noProof/>
-                <w:webHidden/>
-                <w:sz w:val="32"/>
-                <w:szCs w:val="32"/>
-              </w:rPr>
-              <w:t>9</w:t>
-            </w:r>
-            <w:r>
-              <w:rPr>
-                <w:rFonts w:ascii="Times New Roman" w:hAnsi="Times New Roman" w:cs="Times New Roman"/>
-                <w:noProof/>
-                <w:webHidden/>
-                <w:sz w:val="32"/>
-                <w:szCs w:val="32"/>
-              </w:rPr>
-              <w:fldChar w:fldCharType="end"/>
-            </w:r>
-          </w:hyperlink>
-        </w:p>
-        <w:p>
-          <w:pPr>
-            <w:pStyle w:val="TOC1"/>
-            <w:tabs>
-              <w:tab w:val="right" w:leader="dot" w:pos="9016"/>
-            </w:tabs>
-            <w:rPr>
-              <w:rFonts w:ascii="Times New Roman" w:hAnsi="Times New Roman" w:cs="Times New Roman"/>
-              <w:noProof/>
-              <w:kern w:val="0"/>
-              <w:sz w:val="32"/>
-              <w:szCs w:val="32"/>
-              <w:lang w:val="en-US" w:eastAsia="en-US"/>
-              <w14:ligatures w14:val="none"/>
-            </w:rPr>
-          </w:pPr>
-          <w:hyperlink w:anchor="_Toc242397529" w:history="1">
-            <w:r>
-              <w:rPr>
-                <w:rStyle w:val="Hyperlink"/>
-                <w:rFonts w:ascii="Times New Roman" w:eastAsia="Times New Roman" w:hAnsi="Times New Roman" w:cs="Times New Roman"/>
-                <w:b/>
-                <w:bCs/>
-                <w:noProof/>
-                <w:sz w:val="32"/>
-                <w:szCs w:val="32"/>
-                <w:lang w:val="en-US"/>
-              </w:rPr>
-              <w:t xml:space="preserve">IV. </w:t>
-            </w:r>
-            <w:r>
-              <w:rPr>
-                <w:rStyle w:val="Hyperlink"/>
-                <w:rFonts w:ascii="Times New Roman" w:eastAsia="Times New Roman" w:hAnsi="Times New Roman" w:cs="Times New Roman"/>
-                <w:b/>
-                <w:bCs/>
-                <w:noProof/>
-                <w:sz w:val="32"/>
-                <w:szCs w:val="32"/>
-              </w:rPr>
-              <w:t>VIẾT CHƯƠNG TRÌNH VÀ GIẢI THÍCH CHI TIẾT</w:t>
-            </w:r>
-            <w:r>
-              <w:rPr>
-                <w:rFonts w:ascii="Times New Roman" w:hAnsi="Times New Roman" w:cs="Times New Roman"/>
-                <w:noProof/>
-                <w:webHidden/>
-                <w:sz w:val="32"/>
-                <w:szCs w:val="32"/>
-              </w:rPr>
-              <w:tab/>
-            </w:r>
-            <w:r>
-              <w:rPr>
-                <w:rFonts w:ascii="Times New Roman" w:hAnsi="Times New Roman" w:cs="Times New Roman"/>
-                <w:noProof/>
-                <w:webHidden/>
-                <w:sz w:val="32"/>
-                <w:szCs w:val="32"/>
-              </w:rPr>
-              <w:fldChar w:fldCharType="begin"/>
-            </w:r>
-            <w:r>
-              <w:rPr>
-                <w:rFonts w:ascii="Times New Roman" w:hAnsi="Times New Roman" w:cs="Times New Roman"/>
-                <w:noProof/>
-                <w:webHidden/>
-                <w:sz w:val="32"/>
-                <w:szCs w:val="32"/>
-              </w:rPr>
-              <w:instrText xml:space="preserve"> PAGEREF _Toc242397529 \h </w:instrText>
-            </w:r>
-            <w:r>
-              <w:rPr>
-                <w:rFonts w:ascii="Times New Roman" w:hAnsi="Times New Roman" w:cs="Times New Roman"/>
-                <w:noProof/>
-                <w:webHidden/>
-                <w:sz w:val="32"/>
-                <w:szCs w:val="32"/>
-              </w:rPr>
-            </w:r>
-            <w:r>
-              <w:rPr>
-                <w:rFonts w:ascii="Times New Roman" w:hAnsi="Times New Roman" w:cs="Times New Roman"/>
-                <w:noProof/>
-                <w:webHidden/>
-                <w:sz w:val="32"/>
-                <w:szCs w:val="32"/>
-              </w:rPr>
-              <w:fldChar w:fldCharType="separate"/>
-            </w:r>
-            <w:r>
-              <w:rPr>
-                <w:rFonts w:ascii="Times New Roman" w:hAnsi="Times New Roman" w:cs="Times New Roman"/>
-                <w:noProof/>
-                <w:webHidden/>
-                <w:sz w:val="32"/>
-                <w:szCs w:val="32"/>
-              </w:rPr>
-              <w:t>10</w:t>
-            </w:r>
-            <w:r>
-              <w:rPr>
-                <w:rFonts w:ascii="Times New Roman" w:hAnsi="Times New Roman" w:cs="Times New Roman"/>
-                <w:noProof/>
-                <w:webHidden/>
-                <w:sz w:val="32"/>
-                <w:szCs w:val="32"/>
-              </w:rPr>
-              <w:fldChar w:fldCharType="end"/>
-            </w:r>
-          </w:hyperlink>
-        </w:p>
-        <w:p>
-          <w:pPr>
-            <w:pStyle w:val="TOC2"/>
-            <w:tabs>
-              <w:tab w:val="right" w:leader="dot" w:pos="9016"/>
-            </w:tabs>
-            <w:rPr>
-              <w:rFonts w:ascii="Times New Roman" w:hAnsi="Times New Roman" w:cs="Times New Roman"/>
-              <w:noProof/>
-              <w:kern w:val="0"/>
-              <w:sz w:val="32"/>
-              <w:szCs w:val="32"/>
-              <w:lang w:val="en-US" w:eastAsia="en-US"/>
-              <w14:ligatures w14:val="none"/>
-            </w:rPr>
-          </w:pPr>
-          <w:hyperlink w:anchor="_Toc242397530" w:history="1">
-            <w:r>
-              <w:rPr>
-                <w:rStyle w:val="Hyperlink"/>
-                <w:rFonts w:ascii="Times New Roman" w:eastAsia="Times New Roman" w:hAnsi="Times New Roman" w:cs="Times New Roman"/>
-                <w:bCs/>
-                <w:noProof/>
-                <w:sz w:val="32"/>
-                <w:szCs w:val="32"/>
-              </w:rPr>
-              <w:t>1.Khai báo thư viện và Lớp QuanLyHopDong</w:t>
-            </w:r>
-            <w:r>
-              <w:rPr>
-                <w:rFonts w:ascii="Times New Roman" w:hAnsi="Times New Roman" w:cs="Times New Roman"/>
-                <w:noProof/>
-                <w:webHidden/>
-                <w:sz w:val="32"/>
-                <w:szCs w:val="32"/>
-              </w:rPr>
-              <w:tab/>
-            </w:r>
-            <w:r>
-              <w:rPr>
-                <w:rFonts w:ascii="Times New Roman" w:hAnsi="Times New Roman" w:cs="Times New Roman"/>
-                <w:noProof/>
-                <w:webHidden/>
-                <w:sz w:val="32"/>
-                <w:szCs w:val="32"/>
-              </w:rPr>
-              <w:fldChar w:fldCharType="begin"/>
-            </w:r>
-            <w:r>
-              <w:rPr>
-                <w:rFonts w:ascii="Times New Roman" w:hAnsi="Times New Roman" w:cs="Times New Roman"/>
-                <w:noProof/>
-                <w:webHidden/>
-                <w:sz w:val="32"/>
-                <w:szCs w:val="32"/>
-              </w:rPr>
-              <w:instrText xml:space="preserve"> PAGEREF _Toc242397530 \h </w:instrText>
-            </w:r>
-            <w:r>
-              <w:rPr>
-                <w:rFonts w:ascii="Times New Roman" w:hAnsi="Times New Roman" w:cs="Times New Roman"/>
-                <w:noProof/>
-                <w:webHidden/>
-                <w:sz w:val="32"/>
-                <w:szCs w:val="32"/>
-              </w:rPr>
-            </w:r>
-            <w:r>
-              <w:rPr>
-                <w:rFonts w:ascii="Times New Roman" w:hAnsi="Times New Roman" w:cs="Times New Roman"/>
-                <w:noProof/>
-                <w:webHidden/>
-                <w:sz w:val="32"/>
-                <w:szCs w:val="32"/>
-              </w:rPr>
-              <w:fldChar w:fldCharType="separate"/>
-            </w:r>
-            <w:r>
-              <w:rPr>
-                <w:rFonts w:ascii="Times New Roman" w:hAnsi="Times New Roman" w:cs="Times New Roman"/>
-                <w:noProof/>
-                <w:webHidden/>
-                <w:sz w:val="32"/>
-                <w:szCs w:val="32"/>
-              </w:rPr>
-              <w:t>10</w:t>
-            </w:r>
-            <w:r>
-              <w:rPr>
-                <w:rFonts w:ascii="Times New Roman" w:hAnsi="Times New Roman" w:cs="Times New Roman"/>
-                <w:noProof/>
-                <w:webHidden/>
-                <w:sz w:val="32"/>
-                <w:szCs w:val="32"/>
-              </w:rPr>
-              <w:fldChar w:fldCharType="end"/>
-            </w:r>
-          </w:hyperlink>
-        </w:p>
-        <w:p>
-          <w:pPr>
-            <w:pStyle w:val="TOC2"/>
-            <w:tabs>
-              <w:tab w:val="right" w:leader="dot" w:pos="9016"/>
-            </w:tabs>
-            <w:rPr>
-              <w:rFonts w:ascii="Times New Roman" w:hAnsi="Times New Roman" w:cs="Times New Roman"/>
-              <w:noProof/>
-              <w:kern w:val="0"/>
-              <w:sz w:val="32"/>
-              <w:szCs w:val="32"/>
-              <w:lang w:val="en-US" w:eastAsia="en-US"/>
-              <w14:ligatures w14:val="none"/>
-            </w:rPr>
-          </w:pPr>
-          <w:hyperlink w:anchor="_Toc242397531" w:history="1">
-            <w:r>
-              <w:rPr>
-                <w:rStyle w:val="Hyperlink"/>
-                <w:rFonts w:ascii="Times New Roman" w:eastAsia="Times New Roman" w:hAnsi="Times New Roman" w:cs="Times New Roman"/>
-                <w:bCs/>
-                <w:noProof/>
-                <w:sz w:val="32"/>
-                <w:szCs w:val="32"/>
-              </w:rPr>
-              <w:t>2.Phương thức nhap()</w:t>
-            </w:r>
-            <w:r>
-              <w:rPr>
-                <w:rFonts w:ascii="Times New Roman" w:hAnsi="Times New Roman" w:cs="Times New Roman"/>
-                <w:noProof/>
-                <w:webHidden/>
-                <w:sz w:val="32"/>
-                <w:szCs w:val="32"/>
-              </w:rPr>
-              <w:tab/>
-            </w:r>
-            <w:r>
-              <w:rPr>
-                <w:rFonts w:ascii="Times New Roman" w:hAnsi="Times New Roman" w:cs="Times New Roman"/>
-                <w:noProof/>
-                <w:webHidden/>
-                <w:sz w:val="32"/>
-                <w:szCs w:val="32"/>
-              </w:rPr>
-              <w:fldChar w:fldCharType="begin"/>
-            </w:r>
-            <w:r>
-              <w:rPr>
-                <w:rFonts w:ascii="Times New Roman" w:hAnsi="Times New Roman" w:cs="Times New Roman"/>
-                <w:noProof/>
-                <w:webHidden/>
-                <w:sz w:val="32"/>
-                <w:szCs w:val="32"/>
-              </w:rPr>
-              <w:instrText xml:space="preserve"> PAGEREF _Toc242397531 \h </w:instrText>
-            </w:r>
-            <w:r>
-              <w:rPr>
-                <w:rFonts w:ascii="Times New Roman" w:hAnsi="Times New Roman" w:cs="Times New Roman"/>
-                <w:noProof/>
-                <w:webHidden/>
-                <w:sz w:val="32"/>
-                <w:szCs w:val="32"/>
-              </w:rPr>
-            </w:r>
-            <w:r>
-              <w:rPr>
-                <w:rFonts w:ascii="Times New Roman" w:hAnsi="Times New Roman" w:cs="Times New Roman"/>
-                <w:noProof/>
-                <w:webHidden/>
-                <w:sz w:val="32"/>
-                <w:szCs w:val="32"/>
-              </w:rPr>
-              <w:fldChar w:fldCharType="separate"/>
-            </w:r>
-            <w:r>
-              <w:rPr>
-                <w:rFonts w:ascii="Times New Roman" w:hAnsi="Times New Roman" w:cs="Times New Roman"/>
-                <w:noProof/>
-                <w:webHidden/>
-                <w:sz w:val="32"/>
-                <w:szCs w:val="32"/>
-              </w:rPr>
-              <w:t>11</w:t>
-            </w:r>
-            <w:r>
-              <w:rPr>
-                <w:rFonts w:ascii="Times New Roman" w:hAnsi="Times New Roman" w:cs="Times New Roman"/>
-                <w:noProof/>
-                <w:webHidden/>
-                <w:sz w:val="32"/>
-                <w:szCs w:val="32"/>
-              </w:rPr>
-              <w:fldChar w:fldCharType="end"/>
-            </w:r>
-          </w:hyperlink>
-        </w:p>
-        <w:p>
-          <w:pPr>
-            <w:pStyle w:val="TOC2"/>
-            <w:tabs>
-              <w:tab w:val="right" w:leader="dot" w:pos="9016"/>
-            </w:tabs>
-            <w:rPr>
-              <w:rFonts w:ascii="Times New Roman" w:hAnsi="Times New Roman" w:cs="Times New Roman"/>
-              <w:noProof/>
-              <w:kern w:val="0"/>
-              <w:sz w:val="32"/>
-              <w:szCs w:val="32"/>
-              <w:lang w:val="en-US" w:eastAsia="en-US"/>
-              <w14:ligatures w14:val="none"/>
-            </w:rPr>
-          </w:pPr>
-          <w:hyperlink w:anchor="_Toc242397532" w:history="1">
-            <w:r>
-              <w:rPr>
-                <w:rStyle w:val="Hyperlink"/>
-                <w:rFonts w:ascii="Times New Roman" w:eastAsia="Times New Roman" w:hAnsi="Times New Roman" w:cs="Times New Roman"/>
-                <w:bCs/>
-                <w:noProof/>
-                <w:sz w:val="32"/>
-                <w:szCs w:val="32"/>
-              </w:rPr>
-              <w:t>3.Phương thức xuat()</w:t>
-            </w:r>
-            <w:r>
-              <w:rPr>
-                <w:rFonts w:ascii="Times New Roman" w:hAnsi="Times New Roman" w:cs="Times New Roman"/>
-                <w:noProof/>
-                <w:webHidden/>
-                <w:sz w:val="32"/>
-                <w:szCs w:val="32"/>
-              </w:rPr>
-              <w:tab/>
-            </w:r>
-            <w:r>
-              <w:rPr>
-                <w:rFonts w:ascii="Times New Roman" w:hAnsi="Times New Roman" w:cs="Times New Roman"/>
-                <w:noProof/>
-                <w:webHidden/>
-                <w:sz w:val="32"/>
-                <w:szCs w:val="32"/>
-              </w:rPr>
-              <w:fldChar w:fldCharType="begin"/>
-            </w:r>
-            <w:r>
-              <w:rPr>
-                <w:rFonts w:ascii="Times New Roman" w:hAnsi="Times New Roman" w:cs="Times New Roman"/>
-                <w:noProof/>
-                <w:webHidden/>
-                <w:sz w:val="32"/>
-                <w:szCs w:val="32"/>
-              </w:rPr>
-              <w:instrText xml:space="preserve"> PAGEREF _Toc242397532 \h </w:instrText>
-            </w:r>
-            <w:r>
-              <w:rPr>
-                <w:rFonts w:ascii="Times New Roman" w:hAnsi="Times New Roman" w:cs="Times New Roman"/>
-                <w:noProof/>
-                <w:webHidden/>
-                <w:sz w:val="32"/>
-                <w:szCs w:val="32"/>
-              </w:rPr>
-            </w:r>
-            <w:r>
-              <w:rPr>
-                <w:rFonts w:ascii="Times New Roman" w:hAnsi="Times New Roman" w:cs="Times New Roman"/>
-                <w:noProof/>
-                <w:webHidden/>
-                <w:sz w:val="32"/>
-                <w:szCs w:val="32"/>
-              </w:rPr>
-              <w:fldChar w:fldCharType="separate"/>
-            </w:r>
-            <w:r>
-              <w:rPr>
-                <w:rFonts w:ascii="Times New Roman" w:hAnsi="Times New Roman" w:cs="Times New Roman"/>
-                <w:noProof/>
-                <w:webHidden/>
-                <w:sz w:val="32"/>
-                <w:szCs w:val="32"/>
-              </w:rPr>
-              <w:t>12</w:t>
-            </w:r>
-            <w:r>
-              <w:rPr>
-                <w:rFonts w:ascii="Times New Roman" w:hAnsi="Times New Roman" w:cs="Times New Roman"/>
-                <w:noProof/>
-                <w:webHidden/>
-                <w:sz w:val="32"/>
-                <w:szCs w:val="32"/>
-              </w:rPr>
-              <w:fldChar w:fldCharType="end"/>
-            </w:r>
-          </w:hyperlink>
-        </w:p>
-        <w:p>
-          <w:pPr>
-            <w:pStyle w:val="TOC2"/>
-            <w:tabs>
-              <w:tab w:val="right" w:leader="dot" w:pos="9016"/>
-            </w:tabs>
-            <w:rPr>
-              <w:rFonts w:ascii="Times New Roman" w:hAnsi="Times New Roman" w:cs="Times New Roman"/>
-              <w:noProof/>
-              <w:kern w:val="0"/>
-              <w:sz w:val="32"/>
-              <w:szCs w:val="32"/>
-              <w:lang w:val="en-US" w:eastAsia="en-US"/>
-              <w14:ligatures w14:val="none"/>
-            </w:rPr>
-          </w:pPr>
-          <w:hyperlink w:anchor="_Toc242397533" w:history="1">
-            <w:r>
-              <w:rPr>
-                <w:rStyle w:val="Hyperlink"/>
-                <w:rFonts w:ascii="Times New Roman" w:eastAsia="Times New Roman" w:hAnsi="Times New Roman" w:cs="Times New Roman"/>
-                <w:bCs/>
-                <w:noProof/>
-                <w:sz w:val="32"/>
-                <w:szCs w:val="32"/>
-              </w:rPr>
-              <w:t>4. Phương thức chen()</w:t>
-            </w:r>
-            <w:r>
-              <w:rPr>
-                <w:rFonts w:ascii="Times New Roman" w:hAnsi="Times New Roman" w:cs="Times New Roman"/>
-                <w:noProof/>
-                <w:webHidden/>
-                <w:sz w:val="32"/>
-                <w:szCs w:val="32"/>
-              </w:rPr>
-              <w:tab/>
-            </w:r>
-            <w:r>
-              <w:rPr>
-                <w:rFonts w:ascii="Times New Roman" w:hAnsi="Times New Roman" w:cs="Times New Roman"/>
-                <w:noProof/>
-                <w:webHidden/>
-                <w:sz w:val="32"/>
-                <w:szCs w:val="32"/>
-              </w:rPr>
-              <w:fldChar w:fldCharType="begin"/>
-            </w:r>
-            <w:r>
-              <w:rPr>
-                <w:rFonts w:ascii="Times New Roman" w:hAnsi="Times New Roman" w:cs="Times New Roman"/>
-                <w:noProof/>
-                <w:webHidden/>
-                <w:sz w:val="32"/>
-                <w:szCs w:val="32"/>
-              </w:rPr>
-              <w:instrText xml:space="preserve"> PAGEREF _Toc242397533 \h </w:instrText>
-            </w:r>
-            <w:r>
-              <w:rPr>
-                <w:rFonts w:ascii="Times New Roman" w:hAnsi="Times New Roman" w:cs="Times New Roman"/>
-                <w:noProof/>
-                <w:webHidden/>
-                <w:sz w:val="32"/>
-                <w:szCs w:val="32"/>
-              </w:rPr>
-            </w:r>
-            <w:r>
-              <w:rPr>
-                <w:rFonts w:ascii="Times New Roman" w:hAnsi="Times New Roman" w:cs="Times New Roman"/>
-                <w:noProof/>
-                <w:webHidden/>
-                <w:sz w:val="32"/>
-                <w:szCs w:val="32"/>
-              </w:rPr>
-              <w:fldChar w:fldCharType="separate"/>
-            </w:r>
-            <w:r>
-              <w:rPr>
-                <w:rFonts w:ascii="Times New Roman" w:hAnsi="Times New Roman" w:cs="Times New Roman"/>
-                <w:noProof/>
-                <w:webHidden/>
-                <w:sz w:val="32"/>
-                <w:szCs w:val="32"/>
-              </w:rPr>
-              <w:t>12</w:t>
-            </w:r>
-            <w:r>
-              <w:rPr>
-                <w:rFonts w:ascii="Times New Roman" w:hAnsi="Times New Roman" w:cs="Times New Roman"/>
-                <w:noProof/>
-                <w:webHidden/>
-                <w:sz w:val="32"/>
-                <w:szCs w:val="32"/>
-              </w:rPr>
-              <w:fldChar w:fldCharType="end"/>
-            </w:r>
-          </w:hyperlink>
-        </w:p>
-        <w:p>
-          <w:pPr>
-            <w:pStyle w:val="TOC2"/>
-            <w:tabs>
-              <w:tab w:val="right" w:leader="dot" w:pos="9016"/>
-            </w:tabs>
-            <w:rPr>
-              <w:rFonts w:ascii="Times New Roman" w:hAnsi="Times New Roman" w:cs="Times New Roman"/>
-              <w:noProof/>
-              <w:kern w:val="0"/>
-              <w:sz w:val="32"/>
-              <w:szCs w:val="32"/>
-              <w:lang w:val="en-US" w:eastAsia="en-US"/>
-              <w14:ligatures w14:val="none"/>
-            </w:rPr>
-          </w:pPr>
-          <w:hyperlink w:anchor="_Toc242397534" w:history="1">
-            <w:r>
-              <w:rPr>
-                <w:rStyle w:val="Hyperlink"/>
-                <w:rFonts w:ascii="Times New Roman" w:eastAsia="Times New Roman" w:hAnsi="Times New Roman" w:cs="Times New Roman"/>
-                <w:bCs/>
-                <w:noProof/>
-                <w:sz w:val="32"/>
-                <w:szCs w:val="32"/>
-              </w:rPr>
-              <w:t>5. Phương thức xoa()</w:t>
-            </w:r>
-            <w:r>
-              <w:rPr>
-                <w:rFonts w:ascii="Times New Roman" w:hAnsi="Times New Roman" w:cs="Times New Roman"/>
-                <w:noProof/>
-                <w:webHidden/>
-                <w:sz w:val="32"/>
-                <w:szCs w:val="32"/>
-              </w:rPr>
-              <w:tab/>
-            </w:r>
-            <w:r>
-              <w:rPr>
-                <w:rFonts w:ascii="Times New Roman" w:hAnsi="Times New Roman" w:cs="Times New Roman"/>
-                <w:noProof/>
-                <w:webHidden/>
-                <w:sz w:val="32"/>
-                <w:szCs w:val="32"/>
-              </w:rPr>
-              <w:fldChar w:fldCharType="begin"/>
-            </w:r>
-            <w:r>
-              <w:rPr>
-                <w:rFonts w:ascii="Times New Roman" w:hAnsi="Times New Roman" w:cs="Times New Roman"/>
-                <w:noProof/>
-                <w:webHidden/>
-                <w:sz w:val="32"/>
-                <w:szCs w:val="32"/>
-              </w:rPr>
-              <w:instrText xml:space="preserve"> PAGEREF _Toc242397534 \h </w:instrText>
-            </w:r>
-            <w:r>
-              <w:rPr>
-                <w:rFonts w:ascii="Times New Roman" w:hAnsi="Times New Roman" w:cs="Times New Roman"/>
-                <w:noProof/>
-                <w:webHidden/>
-                <w:sz w:val="32"/>
-                <w:szCs w:val="32"/>
-              </w:rPr>
-            </w:r>
-            <w:r>
-              <w:rPr>
-                <w:rFonts w:ascii="Times New Roman" w:hAnsi="Times New Roman" w:cs="Times New Roman"/>
-                <w:noProof/>
-                <w:webHidden/>
-                <w:sz w:val="32"/>
-                <w:szCs w:val="32"/>
-              </w:rPr>
-              <w:fldChar w:fldCharType="separate"/>
-            </w:r>
-            <w:r>
-              <w:rPr>
-                <w:rFonts w:ascii="Times New Roman" w:hAnsi="Times New Roman" w:cs="Times New Roman"/>
-                <w:noProof/>
-                <w:webHidden/>
-                <w:sz w:val="32"/>
-                <w:szCs w:val="32"/>
-              </w:rPr>
-              <w:t>13</w:t>
-            </w:r>
-            <w:r>
-              <w:rPr>
-                <w:rFonts w:ascii="Times New Roman" w:hAnsi="Times New Roman" w:cs="Times New Roman"/>
-                <w:noProof/>
-                <w:webHidden/>
-                <w:sz w:val="32"/>
-                <w:szCs w:val="32"/>
-              </w:rPr>
-              <w:fldChar w:fldCharType="end"/>
-            </w:r>
-          </w:hyperlink>
-        </w:p>
-        <w:p>
-          <w:pPr>
-            <w:pStyle w:val="TOC2"/>
-            <w:tabs>
-              <w:tab w:val="right" w:leader="dot" w:pos="9016"/>
-            </w:tabs>
-            <w:rPr>
-              <w:rFonts w:ascii="Times New Roman" w:hAnsi="Times New Roman" w:cs="Times New Roman"/>
-              <w:noProof/>
-              <w:kern w:val="0"/>
-              <w:sz w:val="32"/>
-              <w:szCs w:val="32"/>
-              <w:lang w:val="en-US" w:eastAsia="en-US"/>
-              <w14:ligatures w14:val="none"/>
-            </w:rPr>
-          </w:pPr>
-          <w:hyperlink w:anchor="_Toc242397535" w:history="1">
-            <w:r>
-              <w:rPr>
-                <w:rStyle w:val="Hyperlink"/>
-                <w:rFonts w:ascii="Times New Roman" w:eastAsia="Times New Roman" w:hAnsi="Times New Roman" w:cs="Times New Roman"/>
-                <w:bCs/>
-                <w:noProof/>
-                <w:sz w:val="32"/>
-                <w:szCs w:val="32"/>
-              </w:rPr>
-              <w:t>6. Các hàm bạn timMa() và soSanhNgay()</w:t>
-            </w:r>
-            <w:r>
-              <w:rPr>
-                <w:rFonts w:ascii="Times New Roman" w:hAnsi="Times New Roman" w:cs="Times New Roman"/>
-                <w:noProof/>
-                <w:webHidden/>
-                <w:sz w:val="32"/>
-                <w:szCs w:val="32"/>
-              </w:rPr>
-              <w:tab/>
-            </w:r>
-            <w:r>
-              <w:rPr>
-                <w:rFonts w:ascii="Times New Roman" w:hAnsi="Times New Roman" w:cs="Times New Roman"/>
-                <w:noProof/>
-                <w:webHidden/>
-                <w:sz w:val="32"/>
-                <w:szCs w:val="32"/>
-              </w:rPr>
-              <w:fldChar w:fldCharType="begin"/>
-            </w:r>
-            <w:r>
-              <w:rPr>
-                <w:rFonts w:ascii="Times New Roman" w:hAnsi="Times New Roman" w:cs="Times New Roman"/>
-                <w:noProof/>
-                <w:webHidden/>
-                <w:sz w:val="32"/>
-                <w:szCs w:val="32"/>
-              </w:rPr>
-              <w:instrText xml:space="preserve"> PAGEREF _Toc242397535 \h </w:instrText>
-            </w:r>
-            <w:r>
-              <w:rPr>
-                <w:rFonts w:ascii="Times New Roman" w:hAnsi="Times New Roman" w:cs="Times New Roman"/>
-                <w:noProof/>
-                <w:webHidden/>
-                <w:sz w:val="32"/>
-                <w:szCs w:val="32"/>
-              </w:rPr>
-            </w:r>
-            <w:r>
-              <w:rPr>
-                <w:rFonts w:ascii="Times New Roman" w:hAnsi="Times New Roman" w:cs="Times New Roman"/>
-                <w:noProof/>
-                <w:webHidden/>
-                <w:sz w:val="32"/>
-                <w:szCs w:val="32"/>
-              </w:rPr>
-              <w:fldChar w:fldCharType="separate"/>
-            </w:r>
-            <w:r>
-              <w:rPr>
-                <w:rFonts w:ascii="Times New Roman" w:hAnsi="Times New Roman" w:cs="Times New Roman"/>
-                <w:noProof/>
-                <w:webHidden/>
-                <w:sz w:val="32"/>
-                <w:szCs w:val="32"/>
-              </w:rPr>
-              <w:t>13</w:t>
-            </w:r>
-            <w:r>
-              <w:rPr>
-                <w:rFonts w:ascii="Times New Roman" w:hAnsi="Times New Roman" w:cs="Times New Roman"/>
-                <w:noProof/>
-                <w:webHidden/>
-                <w:sz w:val="32"/>
-                <w:szCs w:val="32"/>
-              </w:rPr>
-              <w:fldChar w:fldCharType="end"/>
-            </w:r>
-          </w:hyperlink>
-        </w:p>
-        <w:p>
-          <w:pPr>
-            <w:pStyle w:val="TOC2"/>
-            <w:tabs>
-              <w:tab w:val="right" w:leader="dot" w:pos="9016"/>
-            </w:tabs>
-            <w:rPr>
-              <w:rFonts w:ascii="Times New Roman" w:hAnsi="Times New Roman" w:cs="Times New Roman"/>
-              <w:noProof/>
-              <w:kern w:val="0"/>
-              <w:sz w:val="32"/>
-              <w:szCs w:val="32"/>
-              <w:lang w:val="en-US" w:eastAsia="en-US"/>
-              <w14:ligatures w14:val="none"/>
-            </w:rPr>
-          </w:pPr>
-          <w:hyperlink w:anchor="_Toc242397536" w:history="1">
-            <w:r>
-              <w:rPr>
-                <w:rStyle w:val="Hyperlink"/>
-                <w:rFonts w:ascii="Times New Roman" w:eastAsia="Times New Roman" w:hAnsi="Times New Roman" w:cs="Times New Roman"/>
-                <w:bCs/>
-                <w:noProof/>
-                <w:sz w:val="32"/>
-                <w:szCs w:val="32"/>
-              </w:rPr>
-              <w:t>7. Hàm main() và luồng thực thi</w:t>
-            </w:r>
-            <w:r>
-              <w:rPr>
-                <w:rFonts w:ascii="Times New Roman" w:hAnsi="Times New Roman" w:cs="Times New Roman"/>
-                <w:noProof/>
-                <w:webHidden/>
-                <w:sz w:val="32"/>
-                <w:szCs w:val="32"/>
-              </w:rPr>
-              <w:tab/>
-            </w:r>
-            <w:r>
-              <w:rPr>
-                <w:rFonts w:ascii="Times New Roman" w:hAnsi="Times New Roman" w:cs="Times New Roman"/>
-                <w:noProof/>
-                <w:webHidden/>
-                <w:sz w:val="32"/>
-                <w:szCs w:val="32"/>
-              </w:rPr>
-              <w:fldChar w:fldCharType="begin"/>
-            </w:r>
-            <w:r>
-              <w:rPr>
-                <w:rFonts w:ascii="Times New Roman" w:hAnsi="Times New Roman" w:cs="Times New Roman"/>
-                <w:noProof/>
-                <w:webHidden/>
-                <w:sz w:val="32"/>
-                <w:szCs w:val="32"/>
-              </w:rPr>
-              <w:instrText xml:space="preserve"> PAGEREF _Toc242397536 \h </w:instrText>
-            </w:r>
-            <w:r>
-              <w:rPr>
-                <w:rFonts w:ascii="Times New Roman" w:hAnsi="Times New Roman" w:cs="Times New Roman"/>
-                <w:noProof/>
-                <w:webHidden/>
-                <w:sz w:val="32"/>
-                <w:szCs w:val="32"/>
-              </w:rPr>
-            </w:r>
-            <w:r>
-              <w:rPr>
-                <w:rFonts w:ascii="Times New Roman" w:hAnsi="Times New Roman" w:cs="Times New Roman"/>
-                <w:noProof/>
-                <w:webHidden/>
-                <w:sz w:val="32"/>
-                <w:szCs w:val="32"/>
-              </w:rPr>
-              <w:fldChar w:fldCharType="separate"/>
-            </w:r>
-            <w:r>
-              <w:rPr>
-                <w:rFonts w:ascii="Times New Roman" w:hAnsi="Times New Roman" w:cs="Times New Roman"/>
-                <w:noProof/>
-                <w:webHidden/>
-                <w:sz w:val="32"/>
-                <w:szCs w:val="32"/>
-              </w:rPr>
-              <w:t>15</w:t>
-            </w:r>
-            <w:r>
-              <w:rPr>
-                <w:rFonts w:ascii="Times New Roman" w:hAnsi="Times New Roman" w:cs="Times New Roman"/>
-                <w:noProof/>
-                <w:webHidden/>
-                <w:sz w:val="32"/>
-                <w:szCs w:val="32"/>
-              </w:rPr>
-              <w:fldChar w:fldCharType="end"/>
-            </w:r>
-          </w:hyperlink>
-        </w:p>
-        <w:p>
-          <w:pPr>
-            <w:pStyle w:val="TOC1"/>
-            <w:tabs>
-              <w:tab w:val="right" w:leader="dot" w:pos="9016"/>
-            </w:tabs>
-            <w:rPr>
-              <w:rFonts w:ascii="Times New Roman" w:hAnsi="Times New Roman" w:cs="Times New Roman"/>
-              <w:noProof/>
-              <w:kern w:val="0"/>
-              <w:sz w:val="32"/>
-              <w:szCs w:val="32"/>
-              <w:lang w:val="en-US" w:eastAsia="en-US"/>
-              <w14:ligatures w14:val="none"/>
-            </w:rPr>
-          </w:pPr>
-          <w:hyperlink w:anchor="_Toc242397537" w:history="1">
-            <w:r>
-              <w:rPr>
-                <w:rStyle w:val="Hyperlink"/>
-                <w:rFonts w:ascii="Times New Roman" w:eastAsia="Times New Roman" w:hAnsi="Times New Roman" w:cs="Times New Roman"/>
-                <w:b/>
-                <w:bCs/>
-                <w:noProof/>
-                <w:sz w:val="32"/>
-                <w:szCs w:val="32"/>
-              </w:rPr>
-              <w:t>V. CHẠY THỬ BẰNG TAY (VÍ DỤ MINH HỌA)</w:t>
-            </w:r>
-            <w:r>
-              <w:rPr>
-                <w:rFonts w:ascii="Times New Roman" w:hAnsi="Times New Roman" w:cs="Times New Roman"/>
-                <w:noProof/>
-                <w:webHidden/>
-                <w:sz w:val="32"/>
-                <w:szCs w:val="32"/>
-              </w:rPr>
-              <w:tab/>
-            </w:r>
-            <w:r>
-              <w:rPr>
-                <w:rFonts w:ascii="Times New Roman" w:hAnsi="Times New Roman" w:cs="Times New Roman"/>
-                <w:noProof/>
-                <w:webHidden/>
-                <w:sz w:val="32"/>
-                <w:szCs w:val="32"/>
-              </w:rPr>
-              <w:fldChar w:fldCharType="begin"/>
-            </w:r>
-            <w:r>
-              <w:rPr>
-                <w:rFonts w:ascii="Times New Roman" w:hAnsi="Times New Roman" w:cs="Times New Roman"/>
-                <w:noProof/>
-                <w:webHidden/>
-                <w:sz w:val="32"/>
-                <w:szCs w:val="32"/>
-              </w:rPr>
-              <w:instrText xml:space="preserve"> PAGEREF _Toc242397537 \h </w:instrText>
-            </w:r>
-            <w:r>
-              <w:rPr>
-                <w:rFonts w:ascii="Times New Roman" w:hAnsi="Times New Roman" w:cs="Times New Roman"/>
-                <w:noProof/>
-                <w:webHidden/>
-                <w:sz w:val="32"/>
-                <w:szCs w:val="32"/>
-              </w:rPr>
-            </w:r>
-            <w:r>
-              <w:rPr>
-                <w:rFonts w:ascii="Times New Roman" w:hAnsi="Times New Roman" w:cs="Times New Roman"/>
-                <w:noProof/>
-                <w:webHidden/>
-                <w:sz w:val="32"/>
-                <w:szCs w:val="32"/>
-              </w:rPr>
-              <w:fldChar w:fldCharType="separate"/>
-            </w:r>
-            <w:r>
-              <w:rPr>
-                <w:rFonts w:ascii="Times New Roman" w:hAnsi="Times New Roman" w:cs="Times New Roman"/>
-                <w:noProof/>
-                <w:webHidden/>
-                <w:sz w:val="32"/>
-                <w:szCs w:val="32"/>
-              </w:rPr>
-              <w:t>15</w:t>
-            </w:r>
-            <w:r>
-              <w:rPr>
-                <w:rFonts w:ascii="Times New Roman" w:hAnsi="Times New Roman" w:cs="Times New Roman"/>
-                <w:noProof/>
-                <w:webHidden/>
-                <w:sz w:val="32"/>
-                <w:szCs w:val="32"/>
-              </w:rPr>
-              <w:fldChar w:fldCharType="end"/>
-            </w:r>
-          </w:hyperlink>
-        </w:p>
-        <w:p>
-          <w:pPr>
-            <w:pStyle w:val="TOC2"/>
-            <w:tabs>
-              <w:tab w:val="right" w:leader="dot" w:pos="9016"/>
-            </w:tabs>
-            <w:rPr>
-              <w:rFonts w:ascii="Times New Roman" w:hAnsi="Times New Roman" w:cs="Times New Roman"/>
-              <w:noProof/>
-              <w:kern w:val="0"/>
-              <w:sz w:val="32"/>
-              <w:szCs w:val="32"/>
-              <w:lang w:val="en-US" w:eastAsia="en-US"/>
-              <w14:ligatures w14:val="none"/>
-            </w:rPr>
-          </w:pPr>
-          <w:hyperlink w:anchor="_Toc242397538" w:history="1">
-            <w:r>
-              <w:rPr>
-                <w:rStyle w:val="Hyperlink"/>
-                <w:rFonts w:ascii="Times New Roman" w:eastAsia="Times New Roman" w:hAnsi="Times New Roman" w:cs="Times New Roman"/>
-                <w:b/>
-                <w:bCs/>
-                <w:noProof/>
-                <w:sz w:val="32"/>
-                <w:szCs w:val="32"/>
-                <w:lang w:val="en-US"/>
-              </w:rPr>
-              <w:t>1. Nhập &amp; Xuất danh sách ban đầu</w:t>
-            </w:r>
-            <w:r>
-              <w:rPr>
-                <w:rFonts w:ascii="Times New Roman" w:hAnsi="Times New Roman" w:cs="Times New Roman"/>
-                <w:noProof/>
-                <w:webHidden/>
-                <w:sz w:val="32"/>
-                <w:szCs w:val="32"/>
-              </w:rPr>
-              <w:tab/>
-            </w:r>
-            <w:r>
-              <w:rPr>
-                <w:rFonts w:ascii="Times New Roman" w:hAnsi="Times New Roman" w:cs="Times New Roman"/>
-                <w:noProof/>
-                <w:webHidden/>
-                <w:sz w:val="32"/>
-                <w:szCs w:val="32"/>
-              </w:rPr>
-              <w:fldChar w:fldCharType="begin"/>
-            </w:r>
-            <w:r>
-              <w:rPr>
-                <w:rFonts w:ascii="Times New Roman" w:hAnsi="Times New Roman" w:cs="Times New Roman"/>
-                <w:noProof/>
-                <w:webHidden/>
-                <w:sz w:val="32"/>
-                <w:szCs w:val="32"/>
-              </w:rPr>
-              <w:instrText xml:space="preserve"> PAGEREF _Toc242397538 \h </w:instrText>
-            </w:r>
-            <w:r>
-              <w:rPr>
-                <w:rFonts w:ascii="Times New Roman" w:hAnsi="Times New Roman" w:cs="Times New Roman"/>
-                <w:noProof/>
-                <w:webHidden/>
-                <w:sz w:val="32"/>
-                <w:szCs w:val="32"/>
-              </w:rPr>
-            </w:r>
-            <w:r>
-              <w:rPr>
-                <w:rFonts w:ascii="Times New Roman" w:hAnsi="Times New Roman" w:cs="Times New Roman"/>
-                <w:noProof/>
-                <w:webHidden/>
-                <w:sz w:val="32"/>
-                <w:szCs w:val="32"/>
-              </w:rPr>
-              <w:fldChar w:fldCharType="separate"/>
-            </w:r>
-            <w:r>
-              <w:rPr>
-                <w:rFonts w:ascii="Times New Roman" w:hAnsi="Times New Roman" w:cs="Times New Roman"/>
-                <w:noProof/>
-                <w:webHidden/>
-                <w:sz w:val="32"/>
-                <w:szCs w:val="32"/>
-              </w:rPr>
-              <w:t>15</w:t>
-            </w:r>
-            <w:r>
-              <w:rPr>
-                <w:rFonts w:ascii="Times New Roman" w:hAnsi="Times New Roman" w:cs="Times New Roman"/>
-                <w:noProof/>
-                <w:webHidden/>
-                <w:sz w:val="32"/>
-                <w:szCs w:val="32"/>
-              </w:rPr>
-              <w:fldChar w:fldCharType="end"/>
-            </w:r>
-          </w:hyperlink>
-        </w:p>
-        <w:p>
-          <w:pPr>
-            <w:pStyle w:val="TOC2"/>
-            <w:tabs>
-              <w:tab w:val="right" w:leader="dot" w:pos="9016"/>
-            </w:tabs>
-            <w:rPr>
-              <w:rFonts w:ascii="Times New Roman" w:hAnsi="Times New Roman" w:cs="Times New Roman"/>
-              <w:noProof/>
-              <w:kern w:val="0"/>
-              <w:sz w:val="32"/>
-              <w:szCs w:val="32"/>
-              <w:lang w:val="en-US" w:eastAsia="en-US"/>
-              <w14:ligatures w14:val="none"/>
-            </w:rPr>
-          </w:pPr>
-          <w:hyperlink w:anchor="_Toc242397539" w:history="1">
-            <w:r>
-              <w:rPr>
-                <w:rStyle w:val="Hyperlink"/>
-                <w:rFonts w:ascii="Times New Roman" w:eastAsia="Times New Roman" w:hAnsi="Times New Roman" w:cs="Times New Roman"/>
-                <w:b/>
-                <w:bCs/>
-                <w:noProof/>
-                <w:sz w:val="32"/>
-                <w:szCs w:val="32"/>
-                <w:lang w:val="en-US"/>
-              </w:rPr>
-              <w:t>2. Chạy phương thức chen()</w:t>
-            </w:r>
-            <w:r>
-              <w:rPr>
-                <w:rFonts w:ascii="Times New Roman" w:hAnsi="Times New Roman" w:cs="Times New Roman"/>
-                <w:noProof/>
-                <w:webHidden/>
-                <w:sz w:val="32"/>
-                <w:szCs w:val="32"/>
-              </w:rPr>
-              <w:tab/>
-            </w:r>
-            <w:r>
-              <w:rPr>
-                <w:rFonts w:ascii="Times New Roman" w:hAnsi="Times New Roman" w:cs="Times New Roman"/>
-                <w:noProof/>
-                <w:webHidden/>
-                <w:sz w:val="32"/>
-                <w:szCs w:val="32"/>
-              </w:rPr>
-              <w:fldChar w:fldCharType="begin"/>
-            </w:r>
-            <w:r>
-              <w:rPr>
-                <w:rFonts w:ascii="Times New Roman" w:hAnsi="Times New Roman" w:cs="Times New Roman"/>
-                <w:noProof/>
-                <w:webHidden/>
-                <w:sz w:val="32"/>
-                <w:szCs w:val="32"/>
-              </w:rPr>
-              <w:instrText xml:space="preserve"> PAGEREF _Toc242397539 \h </w:instrText>
-            </w:r>
-            <w:r>
-              <w:rPr>
-                <w:rFonts w:ascii="Times New Roman" w:hAnsi="Times New Roman" w:cs="Times New Roman"/>
-                <w:noProof/>
-                <w:webHidden/>
-                <w:sz w:val="32"/>
-                <w:szCs w:val="32"/>
-              </w:rPr>
-            </w:r>
-            <w:r>
-              <w:rPr>
-                <w:rFonts w:ascii="Times New Roman" w:hAnsi="Times New Roman" w:cs="Times New Roman"/>
-                <w:noProof/>
-                <w:webHidden/>
-                <w:sz w:val="32"/>
-                <w:szCs w:val="32"/>
-              </w:rPr>
-              <w:fldChar w:fldCharType="separate"/>
-            </w:r>
-            <w:r>
-              <w:rPr>
-                <w:rFonts w:ascii="Times New Roman" w:hAnsi="Times New Roman" w:cs="Times New Roman"/>
-                <w:noProof/>
-                <w:webHidden/>
-                <w:sz w:val="32"/>
-                <w:szCs w:val="32"/>
-              </w:rPr>
-              <w:t>15</w:t>
-            </w:r>
-            <w:r>
-              <w:rPr>
-                <w:rFonts w:ascii="Times New Roman" w:hAnsi="Times New Roman" w:cs="Times New Roman"/>
-                <w:noProof/>
-                <w:webHidden/>
-                <w:sz w:val="32"/>
-                <w:szCs w:val="32"/>
-              </w:rPr>
-              <w:fldChar w:fldCharType="end"/>
-            </w:r>
-          </w:hyperlink>
-        </w:p>
-        <w:p>
-          <w:pPr>
-            <w:pStyle w:val="TOC2"/>
-            <w:tabs>
-              <w:tab w:val="right" w:leader="dot" w:pos="9016"/>
-            </w:tabs>
-            <w:rPr>
-              <w:rFonts w:ascii="Times New Roman" w:hAnsi="Times New Roman" w:cs="Times New Roman"/>
-              <w:noProof/>
-              <w:kern w:val="0"/>
-              <w:sz w:val="32"/>
-              <w:szCs w:val="32"/>
-              <w:lang w:val="en-US" w:eastAsia="en-US"/>
-              <w14:ligatures w14:val="none"/>
-            </w:rPr>
-          </w:pPr>
-          <w:hyperlink w:anchor="_Toc242397540" w:history="1">
-            <w:r>
-              <w:rPr>
-                <w:rStyle w:val="Hyperlink"/>
-                <w:rFonts w:ascii="Times New Roman" w:eastAsia="Times New Roman" w:hAnsi="Times New Roman" w:cs="Times New Roman"/>
-                <w:b/>
-                <w:bCs/>
-                <w:noProof/>
-                <w:sz w:val="32"/>
-                <w:szCs w:val="32"/>
-                <w:lang w:val="en-US"/>
-              </w:rPr>
-              <w:t>3. Chạy phương thức xoa()</w:t>
-            </w:r>
-            <w:r>
-              <w:rPr>
-                <w:rFonts w:ascii="Times New Roman" w:hAnsi="Times New Roman" w:cs="Times New Roman"/>
-                <w:noProof/>
-                <w:webHidden/>
-                <w:sz w:val="32"/>
-                <w:szCs w:val="32"/>
-              </w:rPr>
-              <w:tab/>
-            </w:r>
-            <w:r>
-              <w:rPr>
-                <w:rFonts w:ascii="Times New Roman" w:hAnsi="Times New Roman" w:cs="Times New Roman"/>
-                <w:noProof/>
-                <w:webHidden/>
-                <w:sz w:val="32"/>
-                <w:szCs w:val="32"/>
-              </w:rPr>
-              <w:fldChar w:fldCharType="begin"/>
-            </w:r>
-            <w:r>
-              <w:rPr>
-                <w:rFonts w:ascii="Times New Roman" w:hAnsi="Times New Roman" w:cs="Times New Roman"/>
-                <w:noProof/>
-                <w:webHidden/>
-                <w:sz w:val="32"/>
-                <w:szCs w:val="32"/>
-              </w:rPr>
-              <w:instrText xml:space="preserve"> PAGEREF _Toc242397540 \h </w:instrText>
-            </w:r>
-            <w:r>
-              <w:rPr>
-                <w:rFonts w:ascii="Times New Roman" w:hAnsi="Times New Roman" w:cs="Times New Roman"/>
-                <w:noProof/>
-                <w:webHidden/>
-                <w:sz w:val="32"/>
-                <w:szCs w:val="32"/>
-              </w:rPr>
-            </w:r>
-            <w:r>
-              <w:rPr>
-                <w:rFonts w:ascii="Times New Roman" w:hAnsi="Times New Roman" w:cs="Times New Roman"/>
-                <w:noProof/>
-                <w:webHidden/>
-                <w:sz w:val="32"/>
-                <w:szCs w:val="32"/>
-              </w:rPr>
-              <w:fldChar w:fldCharType="separate"/>
-            </w:r>
-            <w:r>
-              <w:rPr>
-                <w:rFonts w:ascii="Times New Roman" w:hAnsi="Times New Roman" w:cs="Times New Roman"/>
-                <w:noProof/>
-                <w:webHidden/>
-                <w:sz w:val="32"/>
-                <w:szCs w:val="32"/>
-              </w:rPr>
-              <w:t>16</w:t>
-            </w:r>
-            <w:r>
-              <w:rPr>
-                <w:rFonts w:ascii="Times New Roman" w:hAnsi="Times New Roman" w:cs="Times New Roman"/>
-                <w:noProof/>
-                <w:webHidden/>
-                <w:sz w:val="32"/>
-                <w:szCs w:val="32"/>
-              </w:rPr>
-              <w:fldChar w:fldCharType="end"/>
-            </w:r>
-          </w:hyperlink>
-        </w:p>
-        <w:p>
-          <w:pPr>
-            <w:pStyle w:val="TOC1"/>
-            <w:tabs>
-              <w:tab w:val="right" w:leader="dot" w:pos="9016"/>
-            </w:tabs>
-            <w:rPr>
-              <w:rFonts w:ascii="Times New Roman" w:hAnsi="Times New Roman" w:cs="Times New Roman"/>
-              <w:noProof/>
-              <w:kern w:val="0"/>
-              <w:sz w:val="32"/>
-              <w:szCs w:val="32"/>
               <w:lang w:val="en-US" w:eastAsia="en-US"/>
               <w14:ligatures w14:val="none"/>
             </w:rPr>
@@ -4100,8 +3659,6 @@
                 <w:b/>
                 <w:bCs/>
                 <w:noProof/>
-                <w:sz w:val="32"/>
-                <w:szCs w:val="32"/>
               </w:rPr>
               <w:t>V</w:t>
             </w:r>
@@ -4112,8 +3669,6 @@
                 <w:b/>
                 <w:bCs/>
                 <w:noProof/>
-                <w:sz w:val="32"/>
-                <w:szCs w:val="32"/>
                 <w:lang w:val="en-US"/>
               </w:rPr>
               <w:t>I</w:t>
@@ -4125,8 +3680,6 @@
                 <w:b/>
                 <w:bCs/>
                 <w:noProof/>
-                <w:sz w:val="32"/>
-                <w:szCs w:val="32"/>
               </w:rPr>
               <w:t>. TÀI LIỆU THAM KHẢO</w:t>
             </w:r>
@@ -4135,8 +3688,6 @@
                 <w:rFonts w:ascii="Times New Roman" w:hAnsi="Times New Roman" w:cs="Times New Roman"/>
                 <w:noProof/>
                 <w:webHidden/>
-                <w:sz w:val="32"/>
-                <w:szCs w:val="32"/>
               </w:rPr>
               <w:tab/>
             </w:r>
@@ -4145,8 +3696,6 @@
                 <w:rFonts w:ascii="Times New Roman" w:hAnsi="Times New Roman" w:cs="Times New Roman"/>
                 <w:noProof/>
                 <w:webHidden/>
-                <w:sz w:val="32"/>
-                <w:szCs w:val="32"/>
               </w:rPr>
               <w:fldChar w:fldCharType="begin"/>
             </w:r>
@@ -4155,8 +3704,6 @@
                 <w:rFonts w:ascii="Times New Roman" w:hAnsi="Times New Roman" w:cs="Times New Roman"/>
                 <w:noProof/>
                 <w:webHidden/>
-                <w:sz w:val="32"/>
-                <w:szCs w:val="32"/>
               </w:rPr>
               <w:instrText xml:space="preserve"> PAGEREF _Toc242397541 \h </w:instrText>
             </w:r>
@@ -4165,8 +3712,6 @@
                 <w:rFonts w:ascii="Times New Roman" w:hAnsi="Times New Roman" w:cs="Times New Roman"/>
                 <w:noProof/>
                 <w:webHidden/>
-                <w:sz w:val="32"/>
-                <w:szCs w:val="32"/>
               </w:rPr>
             </w:r>
             <w:r>
@@ -4174,8 +3719,6 @@
                 <w:rFonts w:ascii="Times New Roman" w:hAnsi="Times New Roman" w:cs="Times New Roman"/>
                 <w:noProof/>
                 <w:webHidden/>
-                <w:sz w:val="32"/>
-                <w:szCs w:val="32"/>
               </w:rPr>
               <w:fldChar w:fldCharType="separate"/>
             </w:r>
@@ -4184,8 +3727,6 @@
                 <w:rFonts w:ascii="Times New Roman" w:hAnsi="Times New Roman" w:cs="Times New Roman"/>
                 <w:noProof/>
                 <w:webHidden/>
-                <w:sz w:val="32"/>
-                <w:szCs w:val="32"/>
               </w:rPr>
               <w:t>16</w:t>
             </w:r>
@@ -4194,8 +3735,6 @@
                 <w:rFonts w:ascii="Times New Roman" w:hAnsi="Times New Roman" w:cs="Times New Roman"/>
                 <w:noProof/>
                 <w:webHidden/>
-                <w:sz w:val="32"/>
-                <w:szCs w:val="32"/>
               </w:rPr>
               <w:fldChar w:fldCharType="end"/>
             </w:r>
@@ -4208,14 +3747,13 @@
               <w:b/>
               <w:bCs/>
               <w:noProof/>
-              <w:sz w:val="32"/>
-              <w:szCs w:val="32"/>
             </w:rPr>
             <w:fldChar w:fldCharType="end"/>
           </w:r>
         </w:p>
       </w:sdtContent>
     </w:sdt>
+    <w:bookmarkStart w:id="3" w:name="_Toc242397499" w:displacedByCustomXml="prev"/>
     <w:p>
       <w:pPr>
         <w:pStyle w:val="Heading1"/>
@@ -4231,7 +3769,6 @@
           <w14:ligatures w14:val="none"/>
         </w:rPr>
       </w:pPr>
-      <w:bookmarkStart w:id="4" w:name="_Toc242397499"/>
       <w:r>
         <w:rPr>
           <w:rFonts w:eastAsia="Times New Roman" w:cstheme="majorHAnsi"/>
@@ -4246,7 +3783,7 @@
         </w:rPr>
         <w:t>LỜI MỞ ĐẦU</w:t>
       </w:r>
-      <w:bookmarkEnd w:id="4"/>
+      <w:bookmarkEnd w:id="3"/>
     </w:p>
     <w:p>
       <w:pPr>
@@ -4439,7 +3976,7 @@
         </w:rPr>
         <w:t>Thông qua đề tài, nhóm có cơ hội vận dụng các kiến thức về lập trình hướng đối tượng và xử lý danh sách vào một bài toán cụ thể, đồng thời rèn luyện kỹ năng phân tích yêu cầu, xây dựng chương trình và kiểm tra kết quả.</w:t>
       </w:r>
-      <w:bookmarkStart w:id="5" w:name="_Toc242397500"/>
+      <w:bookmarkStart w:id="4" w:name="_Toc242397500"/>
     </w:p>
     <w:p>
       <w:pPr>
@@ -4452,10 +3989,15 @@
           <w:kern w:val="0"/>
           <w:sz w:val="32"/>
           <w:szCs w:val="32"/>
-          <w14:ligatures w14:val="none"/>
-        </w:rPr>
-      </w:pPr>
-      <w:r>
+          <w:lang w:val="en-US"/>
+          <w14:ligatures w14:val="none"/>
+        </w:rPr>
+      </w:pPr>
+    </w:p>
+    <w:p>
+      <w:pPr>
+        <w:spacing w:line="276" w:lineRule="auto"/>
+        <w:ind w:right="26"/>
         <w:rPr>
           <w:rFonts w:asciiTheme="majorHAnsi" w:eastAsia="Times New Roman" w:hAnsiTheme="majorHAnsi" w:cstheme="majorHAnsi"/>
           <w:b/>
@@ -4466,6 +4008,115 @@
           <w:lang w:val="en-US"/>
           <w14:ligatures w14:val="none"/>
         </w:rPr>
+      </w:pPr>
+    </w:p>
+    <w:p>
+      <w:pPr>
+        <w:spacing w:line="276" w:lineRule="auto"/>
+        <w:ind w:right="26"/>
+        <w:rPr>
+          <w:rFonts w:asciiTheme="majorHAnsi" w:eastAsia="Times New Roman" w:hAnsiTheme="majorHAnsi" w:cstheme="majorHAnsi"/>
+          <w:b/>
+          <w:bCs/>
+          <w:kern w:val="0"/>
+          <w:sz w:val="32"/>
+          <w:szCs w:val="32"/>
+          <w:lang w:val="en-US"/>
+          <w14:ligatures w14:val="none"/>
+        </w:rPr>
+      </w:pPr>
+    </w:p>
+    <w:p>
+      <w:pPr>
+        <w:spacing w:line="276" w:lineRule="auto"/>
+        <w:ind w:right="26"/>
+        <w:rPr>
+          <w:rFonts w:asciiTheme="majorHAnsi" w:eastAsia="Times New Roman" w:hAnsiTheme="majorHAnsi" w:cstheme="majorHAnsi"/>
+          <w:b/>
+          <w:bCs/>
+          <w:kern w:val="0"/>
+          <w:sz w:val="32"/>
+          <w:szCs w:val="32"/>
+          <w:lang w:val="en-US"/>
+          <w14:ligatures w14:val="none"/>
+        </w:rPr>
+      </w:pPr>
+    </w:p>
+    <w:p>
+      <w:pPr>
+        <w:spacing w:line="276" w:lineRule="auto"/>
+        <w:ind w:right="26"/>
+        <w:rPr>
+          <w:rFonts w:asciiTheme="majorHAnsi" w:eastAsia="Times New Roman" w:hAnsiTheme="majorHAnsi" w:cstheme="majorHAnsi"/>
+          <w:b/>
+          <w:bCs/>
+          <w:kern w:val="0"/>
+          <w:sz w:val="32"/>
+          <w:szCs w:val="32"/>
+          <w:lang w:val="en-US"/>
+          <w14:ligatures w14:val="none"/>
+        </w:rPr>
+      </w:pPr>
+    </w:p>
+    <w:p>
+      <w:pPr>
+        <w:spacing w:line="276" w:lineRule="auto"/>
+        <w:ind w:right="26"/>
+        <w:rPr>
+          <w:rFonts w:asciiTheme="majorHAnsi" w:eastAsia="Times New Roman" w:hAnsiTheme="majorHAnsi" w:cstheme="majorHAnsi"/>
+          <w:b/>
+          <w:bCs/>
+          <w:kern w:val="0"/>
+          <w:sz w:val="32"/>
+          <w:szCs w:val="32"/>
+          <w:lang w:val="en-US"/>
+          <w14:ligatures w14:val="none"/>
+        </w:rPr>
+      </w:pPr>
+    </w:p>
+    <w:p>
+      <w:pPr>
+        <w:spacing w:line="276" w:lineRule="auto"/>
+        <w:ind w:right="26"/>
+        <w:rPr>
+          <w:rFonts w:asciiTheme="majorHAnsi" w:eastAsia="Times New Roman" w:hAnsiTheme="majorHAnsi" w:cstheme="majorHAnsi"/>
+          <w:b/>
+          <w:bCs/>
+          <w:kern w:val="0"/>
+          <w:sz w:val="32"/>
+          <w:szCs w:val="32"/>
+          <w:lang w:val="en-US"/>
+          <w14:ligatures w14:val="none"/>
+        </w:rPr>
+      </w:pPr>
+    </w:p>
+    <w:p>
+      <w:pPr>
+        <w:spacing w:line="276" w:lineRule="auto"/>
+        <w:ind w:right="26"/>
+        <w:rPr>
+          <w:rFonts w:asciiTheme="majorHAnsi" w:eastAsia="Times New Roman" w:hAnsiTheme="majorHAnsi" w:cstheme="majorHAnsi"/>
+          <w:b/>
+          <w:bCs/>
+          <w:kern w:val="0"/>
+          <w:sz w:val="32"/>
+          <w:szCs w:val="32"/>
+          <w14:ligatures w14:val="none"/>
+        </w:rPr>
+      </w:pPr>
+      <w:bookmarkStart w:id="5" w:name="_GoBack"/>
+      <w:bookmarkEnd w:id="5"/>
+      <w:r>
+        <w:rPr>
+          <w:rFonts w:asciiTheme="majorHAnsi" w:eastAsia="Times New Roman" w:hAnsiTheme="majorHAnsi" w:cstheme="majorHAnsi"/>
+          <w:b/>
+          <w:bCs/>
+          <w:kern w:val="0"/>
+          <w:sz w:val="32"/>
+          <w:szCs w:val="32"/>
+          <w:lang w:val="en-US"/>
+          <w14:ligatures w14:val="none"/>
+        </w:rPr>
         <w:lastRenderedPageBreak/>
         <w:t xml:space="preserve">I. </w:t>
       </w:r>
@@ -4482,7 +4133,7 @@
         <w:t>MỤC TIÊU</w:t>
       </w:r>
       <w:bookmarkStart w:id="6" w:name="_Toc242397501"/>
-      <w:bookmarkEnd w:id="5"/>
+      <w:bookmarkEnd w:id="4"/>
     </w:p>
     <w:p>
       <w:pPr>
@@ -8924,7 +8575,7 @@
                 <w:szCs w:val="28"/>
                 <w14:ligatures w14:val="none"/>
               </w:rPr>
-              <w:t>Float</w:t>
+              <w:t>double</w:t>
             </w:r>
           </w:p>
         </w:tc>
@@ -9013,7 +8664,7 @@
                 <w:szCs w:val="28"/>
                 <w14:ligatures w14:val="none"/>
               </w:rPr>
-              <w:t>Float</w:t>
+              <w:t>double</w:t>
             </w:r>
           </w:p>
         </w:tc>
@@ -11268,23 +10919,23 @@
     <w:tbl>
       <w:tblPr>
         <w:tblStyle w:val="TableGrid"/>
-        <w:tblW w:w="0" w:type="auto"/>
+        <w:tblW w:w="9355" w:type="dxa"/>
         <w:tblLook w:val="04A0" w:firstRow="1" w:lastRow="0" w:firstColumn="1" w:lastColumn="0" w:noHBand="0" w:noVBand="1"/>
       </w:tblPr>
       <w:tblGrid>
-        <w:gridCol w:w="683"/>
-        <w:gridCol w:w="856"/>
-        <w:gridCol w:w="1045"/>
-        <w:gridCol w:w="1219"/>
-        <w:gridCol w:w="1409"/>
-        <w:gridCol w:w="1409"/>
-        <w:gridCol w:w="1263"/>
-        <w:gridCol w:w="1132"/>
+        <w:gridCol w:w="714"/>
+        <w:gridCol w:w="901"/>
+        <w:gridCol w:w="1103"/>
+        <w:gridCol w:w="1289"/>
+        <w:gridCol w:w="1492"/>
+        <w:gridCol w:w="1492"/>
+        <w:gridCol w:w="1336"/>
+        <w:gridCol w:w="1196"/>
       </w:tblGrid>
       <w:tr>
         <w:tc>
           <w:tcPr>
-            <w:tcW w:w="680" w:type="dxa"/>
+            <w:tcW w:w="683" w:type="dxa"/>
           </w:tcPr>
           <w:p>
             <w:pPr>
@@ -11315,7 +10966,7 @@
         </w:tc>
         <w:tc>
           <w:tcPr>
-            <w:tcW w:w="857" w:type="dxa"/>
+            <w:tcW w:w="856" w:type="dxa"/>
           </w:tcPr>
           <w:p>
             <w:pPr>
@@ -11346,7 +10997,7 @@
         </w:tc>
         <w:tc>
           <w:tcPr>
-            <w:tcW w:w="1046" w:type="dxa"/>
+            <w:tcW w:w="1045" w:type="dxa"/>
           </w:tcPr>
           <w:p>
             <w:pPr>
@@ -11377,7 +11028,7 @@
         </w:tc>
         <w:tc>
           <w:tcPr>
-            <w:tcW w:w="1220" w:type="dxa"/>
+            <w:tcW w:w="1219" w:type="dxa"/>
           </w:tcPr>
           <w:p>
             <w:pPr>
@@ -11501,7 +11152,7 @@
         </w:tc>
         <w:tc>
           <w:tcPr>
-            <w:tcW w:w="1132" w:type="dxa"/>
+            <w:tcW w:w="1471" w:type="dxa"/>
           </w:tcPr>
           <w:p>
             <w:pPr>
@@ -11534,7 +11185,7 @@
       <w:tr>
         <w:tc>
           <w:tcPr>
-            <w:tcW w:w="680" w:type="dxa"/>
+            <w:tcW w:w="683" w:type="dxa"/>
           </w:tcPr>
           <w:p>
             <w:pPr>
@@ -11565,7 +11216,7 @@
         </w:tc>
         <w:tc>
           <w:tcPr>
-            <w:tcW w:w="857" w:type="dxa"/>
+            <w:tcW w:w="856" w:type="dxa"/>
           </w:tcPr>
           <w:p>
             <w:pPr>
@@ -11596,7 +11247,7 @@
         </w:tc>
         <w:tc>
           <w:tcPr>
-            <w:tcW w:w="1046" w:type="dxa"/>
+            <w:tcW w:w="1045" w:type="dxa"/>
           </w:tcPr>
           <w:p>
             <w:pPr>
@@ -11627,7 +11278,7 @@
         </w:tc>
         <w:tc>
           <w:tcPr>
-            <w:tcW w:w="1220" w:type="dxa"/>
+            <w:tcW w:w="1219" w:type="dxa"/>
           </w:tcPr>
           <w:p>
             <w:pPr>
@@ -11751,7 +11402,7 @@
         </w:tc>
         <w:tc>
           <w:tcPr>
-            <w:tcW w:w="1132" w:type="dxa"/>
+            <w:tcW w:w="1471" w:type="dxa"/>
           </w:tcPr>
           <w:p>
             <w:pPr>
@@ -11784,7 +11435,7 @@
       <w:tr>
         <w:tc>
           <w:tcPr>
-            <w:tcW w:w="680" w:type="dxa"/>
+            <w:tcW w:w="683" w:type="dxa"/>
           </w:tcPr>
           <w:p>
             <w:pPr>
@@ -11815,7 +11466,7 @@
         </w:tc>
         <w:tc>
           <w:tcPr>
-            <w:tcW w:w="857" w:type="dxa"/>
+            <w:tcW w:w="856" w:type="dxa"/>
           </w:tcPr>
           <w:p>
             <w:pPr>
@@ -11846,7 +11497,7 @@
         </w:tc>
         <w:tc>
           <w:tcPr>
-            <w:tcW w:w="1046" w:type="dxa"/>
+            <w:tcW w:w="1045" w:type="dxa"/>
           </w:tcPr>
           <w:p>
             <w:pPr>
@@ -11877,7 +11528,7 @@
         </w:tc>
         <w:tc>
           <w:tcPr>
-            <w:tcW w:w="1220" w:type="dxa"/>
+            <w:tcW w:w="1219" w:type="dxa"/>
           </w:tcPr>
           <w:p>
             <w:pPr>
@@ -12001,7 +11652,7 @@
         </w:tc>
         <w:tc>
           <w:tcPr>
-            <w:tcW w:w="1132" w:type="dxa"/>
+            <w:tcW w:w="1471" w:type="dxa"/>
           </w:tcPr>
           <w:p>
             <w:pPr>
@@ -12258,7 +11909,6 @@
           <w:lang w:val="en-US"/>
           <w14:ligatures w14:val="none"/>
         </w:rPr>
-        <w:lastRenderedPageBreak/>
         <w:t xml:space="preserve">a[2] = a[1] (Đưa hợp đồng HD02 sang vị trí chỉ số 2). </w:t>
       </w:r>
     </w:p>
@@ -12292,6 +11942,7 @@
           <w:lang w:val="en-US"/>
           <w14:ligatures w14:val="none"/>
         </w:rPr>
+        <w:lastRenderedPageBreak/>
         <w:t>Nhập hợp đồng mới vào vị trí a[1]:</w:t>
       </w:r>
     </w:p>
@@ -13062,7 +12713,7 @@
           <w:rPr>
             <w:noProof/>
           </w:rPr>
-          <w:t>2</w:t>
+          <w:t>16</w:t>
         </w:r>
         <w:r>
           <w:rPr>
@@ -19926,7 +19577,7 @@
 </file>
 
 <file path=customXml/itemProps1.xml><?xml version="1.0" encoding="utf-8"?>
-<ds:datastoreItem xmlns:ds="http://schemas.openxmlformats.org/officeDocument/2006/customXml" ds:itemID="{8666137B-286E-4F4E-826C-CE537E9F2A0E}">
+<ds:datastoreItem xmlns:ds="http://schemas.openxmlformats.org/officeDocument/2006/customXml" ds:itemID="{EE78873B-FFD4-4076-B8AE-B20E36AF36E4}">
   <ds:schemaRefs>
     <ds:schemaRef ds:uri="http://schemas.openxmlformats.org/officeDocument/2006/bibliography"/>
   </ds:schemaRefs>
